--- a/DOCUMENTOFINDECURSO.docx
+++ b/DOCUMENTOFINDECURSO.docx
@@ -5,7 +5,9 @@
     <w:sdt>
       <w:sdtPr>
         <w:rPr>
+          <w:rFonts w:eastAsiaTheme="minorHAnsi"/>
           <w:color w:val="4472C4" w:themeColor="accent1"/>
+          <w:lang w:val="es-ES"/>
         </w:rPr>
         <w:id w:val="-1011527525"/>
         <w:docPartObj>
@@ -15,9 +17,7 @@
       </w:sdtPr>
       <w:sdtEndPr>
         <w:rPr>
-          <w:rFonts w:eastAsiaTheme="minorHAnsi"/>
           <w:color w:val="auto"/>
-          <w:lang w:val="es-ES"/>
         </w:rPr>
       </w:sdtEndPr>
       <w:sdtContent>
@@ -492,6 +492,10 @@
     <w:sdt>
       <w:sdtPr>
         <w:rPr>
+          <w:rFonts w:asciiTheme="minorHAnsi" w:eastAsiaTheme="minorHAnsi" w:hAnsiTheme="minorHAnsi" w:cstheme="minorBidi"/>
+          <w:color w:val="auto"/>
+          <w:sz w:val="22"/>
+          <w:szCs w:val="22"/>
           <w:lang w:val="es-ES"/>
         </w:rPr>
         <w:id w:val="-314026209"/>
@@ -502,12 +506,8 @@
       </w:sdtPr>
       <w:sdtEndPr>
         <w:rPr>
-          <w:rFonts w:asciiTheme="minorHAnsi" w:eastAsiaTheme="minorHAnsi" w:hAnsiTheme="minorHAnsi" w:cstheme="minorBidi"/>
           <w:b/>
           <w:bCs/>
-          <w:color w:val="auto"/>
-          <w:sz w:val="22"/>
-          <w:szCs w:val="22"/>
         </w:rPr>
       </w:sdtEndPr>
       <w:sdtContent>
@@ -560,7 +560,7 @@
             </w:rPr>
             <w:fldChar w:fldCharType="separate"/>
           </w:r>
-          <w:hyperlink w:anchor="_Toc225426510" w:history="1">
+          <w:hyperlink w:anchor="_Toc227847617" w:history="1">
             <w:r>
               <w:rPr>
                 <w:rStyle w:val="Hyperlink"/>
@@ -588,7 +588,7 @@
                 <w:noProof/>
                 <w:webHidden/>
               </w:rPr>
-              <w:instrText xml:space="preserve"> PAGEREF _Toc225426510 \h </w:instrText>
+              <w:instrText xml:space="preserve"> PAGEREF _Toc227847617 \h </w:instrText>
             </w:r>
             <w:r>
               <w:rPr>
@@ -634,7 +634,7 @@
               <w:lang w:val="en-GB" w:eastAsia="en-GB"/>
             </w:rPr>
           </w:pPr>
-          <w:hyperlink w:anchor="_Toc225426511" w:history="1">
+          <w:hyperlink w:anchor="_Toc227847618" w:history="1">
             <w:r>
               <w:rPr>
                 <w:rStyle w:val="Hyperlink"/>
@@ -662,7 +662,7 @@
                 <w:noProof/>
                 <w:webHidden/>
               </w:rPr>
-              <w:instrText xml:space="preserve"> PAGEREF _Toc225426511 \h </w:instrText>
+              <w:instrText xml:space="preserve"> PAGEREF _Toc227847618 \h </w:instrText>
             </w:r>
             <w:r>
               <w:rPr>
@@ -682,7 +682,7 @@
                 <w:noProof/>
                 <w:webHidden/>
               </w:rPr>
-              <w:t>3</w:t>
+              <w:t>4</w:t>
             </w:r>
             <w:r>
               <w:rPr>
@@ -709,7 +709,7 @@
               <w:lang w:val="en-GB" w:eastAsia="en-GB"/>
             </w:rPr>
           </w:pPr>
-          <w:hyperlink w:anchor="_Toc225426512" w:history="1">
+          <w:hyperlink w:anchor="_Toc227847619" w:history="1">
             <w:r>
               <w:rPr>
                 <w:rStyle w:val="Hyperlink"/>
@@ -756,7 +756,7 @@
                 <w:noProof/>
                 <w:webHidden/>
               </w:rPr>
-              <w:instrText xml:space="preserve"> PAGEREF _Toc225426512 \h </w:instrText>
+              <w:instrText xml:space="preserve"> PAGEREF _Toc227847619 \h </w:instrText>
             </w:r>
             <w:r>
               <w:rPr>
@@ -776,7 +776,7 @@
                 <w:noProof/>
                 <w:webHidden/>
               </w:rPr>
-              <w:t>3</w:t>
+              <w:t>4</w:t>
             </w:r>
             <w:r>
               <w:rPr>
@@ -803,7 +803,7 @@
               <w:lang w:val="en-GB" w:eastAsia="en-GB"/>
             </w:rPr>
           </w:pPr>
-          <w:hyperlink w:anchor="_Toc225426513" w:history="1">
+          <w:hyperlink w:anchor="_Toc227847620" w:history="1">
             <w:r>
               <w:rPr>
                 <w:rStyle w:val="Hyperlink"/>
@@ -850,7 +850,7 @@
                 <w:noProof/>
                 <w:webHidden/>
               </w:rPr>
-              <w:instrText xml:space="preserve"> PAGEREF _Toc225426513 \h </w:instrText>
+              <w:instrText xml:space="preserve"> PAGEREF _Toc227847620 \h </w:instrText>
             </w:r>
             <w:r>
               <w:rPr>
@@ -870,7 +870,7 @@
                 <w:noProof/>
                 <w:webHidden/>
               </w:rPr>
-              <w:t>3</w:t>
+              <w:t>4</w:t>
             </w:r>
             <w:r>
               <w:rPr>
@@ -897,7 +897,7 @@
               <w:lang w:val="en-GB" w:eastAsia="en-GB"/>
             </w:rPr>
           </w:pPr>
-          <w:hyperlink w:anchor="_Toc225426514" w:history="1">
+          <w:hyperlink w:anchor="_Toc227847621" w:history="1">
             <w:r>
               <w:rPr>
                 <w:rStyle w:val="Hyperlink"/>
@@ -944,7 +944,7 @@
                 <w:noProof/>
                 <w:webHidden/>
               </w:rPr>
-              <w:instrText xml:space="preserve"> PAGEREF _Toc225426514 \h </w:instrText>
+              <w:instrText xml:space="preserve"> PAGEREF _Toc227847621 \h </w:instrText>
             </w:r>
             <w:r>
               <w:rPr>
@@ -991,7 +991,7 @@
               <w:lang w:val="en-GB" w:eastAsia="en-GB"/>
             </w:rPr>
           </w:pPr>
-          <w:hyperlink w:anchor="_Toc225426515" w:history="1">
+          <w:hyperlink w:anchor="_Toc227847622" w:history="1">
             <w:r>
               <w:rPr>
                 <w:rStyle w:val="Hyperlink"/>
@@ -1038,7 +1038,7 @@
                 <w:noProof/>
                 <w:webHidden/>
               </w:rPr>
-              <w:instrText xml:space="preserve"> PAGEREF _Toc225426515 \h </w:instrText>
+              <w:instrText xml:space="preserve"> PAGEREF _Toc227847622 \h </w:instrText>
             </w:r>
             <w:r>
               <w:rPr>
@@ -1058,7 +1058,7 @@
                 <w:noProof/>
                 <w:webHidden/>
               </w:rPr>
-              <w:t>4</w:t>
+              <w:t>5</w:t>
             </w:r>
             <w:r>
               <w:rPr>
@@ -1085,7 +1085,7 @@
               <w:lang w:val="en-GB" w:eastAsia="en-GB"/>
             </w:rPr>
           </w:pPr>
-          <w:hyperlink w:anchor="_Toc225426516" w:history="1">
+          <w:hyperlink w:anchor="_Toc227847623" w:history="1">
             <w:r>
               <w:rPr>
                 <w:rStyle w:val="Hyperlink"/>
@@ -1132,7 +1132,7 @@
                 <w:noProof/>
                 <w:webHidden/>
               </w:rPr>
-              <w:instrText xml:space="preserve"> PAGEREF _Toc225426516 \h </w:instrText>
+              <w:instrText xml:space="preserve"> PAGEREF _Toc227847623 \h </w:instrText>
             </w:r>
             <w:r>
               <w:rPr>
@@ -1152,7 +1152,7 @@
                 <w:noProof/>
                 <w:webHidden/>
               </w:rPr>
-              <w:t>4</w:t>
+              <w:t>5</w:t>
             </w:r>
             <w:r>
               <w:rPr>
@@ -1179,7 +1179,7 @@
               <w:lang w:val="en-GB" w:eastAsia="en-GB"/>
             </w:rPr>
           </w:pPr>
-          <w:hyperlink w:anchor="_Toc225426517" w:history="1">
+          <w:hyperlink w:anchor="_Toc227847624" w:history="1">
             <w:r>
               <w:rPr>
                 <w:rStyle w:val="Hyperlink"/>
@@ -1226,7 +1226,7 @@
                 <w:noProof/>
                 <w:webHidden/>
               </w:rPr>
-              <w:instrText xml:space="preserve"> PAGEREF _Toc225426517 \h </w:instrText>
+              <w:instrText xml:space="preserve"> PAGEREF _Toc227847624 \h </w:instrText>
             </w:r>
             <w:r>
               <w:rPr>
@@ -1273,7 +1273,7 @@
               <w:lang w:val="en-GB" w:eastAsia="en-GB"/>
             </w:rPr>
           </w:pPr>
-          <w:hyperlink w:anchor="_Toc225426518" w:history="1">
+          <w:hyperlink w:anchor="_Toc227847625" w:history="1">
             <w:r>
               <w:rPr>
                 <w:rStyle w:val="Hyperlink"/>
@@ -1320,7 +1320,7 @@
                 <w:noProof/>
                 <w:webHidden/>
               </w:rPr>
-              <w:instrText xml:space="preserve"> PAGEREF _Toc225426518 \h </w:instrText>
+              <w:instrText xml:space="preserve"> PAGEREF _Toc227847625 \h </w:instrText>
             </w:r>
             <w:r>
               <w:rPr>
@@ -1340,7 +1340,7 @@
                 <w:noProof/>
                 <w:webHidden/>
               </w:rPr>
-              <w:t>5</w:t>
+              <w:t>6</w:t>
             </w:r>
             <w:r>
               <w:rPr>
@@ -1367,7 +1367,7 @@
               <w:lang w:val="en-GB" w:eastAsia="en-GB"/>
             </w:rPr>
           </w:pPr>
-          <w:hyperlink w:anchor="_Toc225426519" w:history="1">
+          <w:hyperlink w:anchor="_Toc227847626" w:history="1">
             <w:r>
               <w:rPr>
                 <w:rStyle w:val="Hyperlink"/>
@@ -1414,7 +1414,7 @@
                 <w:noProof/>
                 <w:webHidden/>
               </w:rPr>
-              <w:instrText xml:space="preserve"> PAGEREF _Toc225426519 \h </w:instrText>
+              <w:instrText xml:space="preserve"> PAGEREF _Toc227847626 \h </w:instrText>
             </w:r>
             <w:r>
               <w:rPr>
@@ -1434,7 +1434,7 @@
                 <w:noProof/>
                 <w:webHidden/>
               </w:rPr>
-              <w:t>5</w:t>
+              <w:t>6</w:t>
             </w:r>
             <w:r>
               <w:rPr>
@@ -1461,7 +1461,7 @@
               <w:lang w:val="en-GB" w:eastAsia="en-GB"/>
             </w:rPr>
           </w:pPr>
-          <w:hyperlink w:anchor="_Toc225426520" w:history="1">
+          <w:hyperlink w:anchor="_Toc227847627" w:history="1">
             <w:r>
               <w:rPr>
                 <w:rStyle w:val="Hyperlink"/>
@@ -1508,7 +1508,7 @@
                 <w:noProof/>
                 <w:webHidden/>
               </w:rPr>
-              <w:instrText xml:space="preserve"> PAGEREF _Toc225426520 \h </w:instrText>
+              <w:instrText xml:space="preserve"> PAGEREF _Toc227847627 \h </w:instrText>
             </w:r>
             <w:r>
               <w:rPr>
@@ -1555,7 +1555,7 @@
               <w:lang w:val="en-GB" w:eastAsia="en-GB"/>
             </w:rPr>
           </w:pPr>
-          <w:hyperlink w:anchor="_Toc225426521" w:history="1">
+          <w:hyperlink w:anchor="_Toc227847628" w:history="1">
             <w:r>
               <w:rPr>
                 <w:rStyle w:val="Hyperlink"/>
@@ -1602,7 +1602,7 @@
                 <w:noProof/>
                 <w:webHidden/>
               </w:rPr>
-              <w:instrText xml:space="preserve"> PAGEREF _Toc225426521 \h </w:instrText>
+              <w:instrText xml:space="preserve"> PAGEREF _Toc227847628 \h </w:instrText>
             </w:r>
             <w:r>
               <w:rPr>
@@ -1622,7 +1622,7 @@
                 <w:noProof/>
                 <w:webHidden/>
               </w:rPr>
-              <w:t>6</w:t>
+              <w:t>7</w:t>
             </w:r>
             <w:r>
               <w:rPr>
@@ -1649,7 +1649,7 @@
               <w:lang w:val="en-GB" w:eastAsia="en-GB"/>
             </w:rPr>
           </w:pPr>
-          <w:hyperlink w:anchor="_Toc225426522" w:history="1">
+          <w:hyperlink w:anchor="_Toc227847629" w:history="1">
             <w:r>
               <w:rPr>
                 <w:rStyle w:val="Hyperlink"/>
@@ -1696,7 +1696,7 @@
                 <w:noProof/>
                 <w:webHidden/>
               </w:rPr>
-              <w:instrText xml:space="preserve"> PAGEREF _Toc225426522 \h </w:instrText>
+              <w:instrText xml:space="preserve"> PAGEREF _Toc227847629 \h </w:instrText>
             </w:r>
             <w:r>
               <w:rPr>
@@ -1716,7 +1716,7 @@
                 <w:noProof/>
                 <w:webHidden/>
               </w:rPr>
-              <w:t>6</w:t>
+              <w:t>7</w:t>
             </w:r>
             <w:r>
               <w:rPr>
@@ -1743,7 +1743,7 @@
               <w:lang w:val="en-GB" w:eastAsia="en-GB"/>
             </w:rPr>
           </w:pPr>
-          <w:hyperlink w:anchor="_Toc225426523" w:history="1">
+          <w:hyperlink w:anchor="_Toc227847630" w:history="1">
             <w:r>
               <w:rPr>
                 <w:rStyle w:val="Hyperlink"/>
@@ -1790,7 +1790,7 @@
                 <w:noProof/>
                 <w:webHidden/>
               </w:rPr>
-              <w:instrText xml:space="preserve"> PAGEREF _Toc225426523 \h </w:instrText>
+              <w:instrText xml:space="preserve"> PAGEREF _Toc227847630 \h </w:instrText>
             </w:r>
             <w:r>
               <w:rPr>
@@ -1810,7 +1810,7 @@
                 <w:noProof/>
                 <w:webHidden/>
               </w:rPr>
-              <w:t>6</w:t>
+              <w:t>7</w:t>
             </w:r>
             <w:r>
               <w:rPr>
@@ -1837,7 +1837,7 @@
               <w:lang w:val="en-GB" w:eastAsia="en-GB"/>
             </w:rPr>
           </w:pPr>
-          <w:hyperlink w:anchor="_Toc225426524" w:history="1">
+          <w:hyperlink w:anchor="_Toc227847631" w:history="1">
             <w:r>
               <w:rPr>
                 <w:rStyle w:val="Hyperlink"/>
@@ -1884,7 +1884,7 @@
                 <w:noProof/>
                 <w:webHidden/>
               </w:rPr>
-              <w:instrText xml:space="preserve"> PAGEREF _Toc225426524 \h </w:instrText>
+              <w:instrText xml:space="preserve"> PAGEREF _Toc227847631 \h </w:instrText>
             </w:r>
             <w:r>
               <w:rPr>
@@ -1904,7 +1904,7 @@
                 <w:noProof/>
                 <w:webHidden/>
               </w:rPr>
-              <w:t>6</w:t>
+              <w:t>7</w:t>
             </w:r>
             <w:r>
               <w:rPr>
@@ -1931,7 +1931,7 @@
               <w:lang w:val="en-GB" w:eastAsia="en-GB"/>
             </w:rPr>
           </w:pPr>
-          <w:hyperlink w:anchor="_Toc225426525" w:history="1">
+          <w:hyperlink w:anchor="_Toc227847632" w:history="1">
             <w:r>
               <w:rPr>
                 <w:rStyle w:val="Hyperlink"/>
@@ -1978,7 +1978,7 @@
                 <w:noProof/>
                 <w:webHidden/>
               </w:rPr>
-              <w:instrText xml:space="preserve"> PAGEREF _Toc225426525 \h </w:instrText>
+              <w:instrText xml:space="preserve"> PAGEREF _Toc227847632 \h </w:instrText>
             </w:r>
             <w:r>
               <w:rPr>
@@ -1998,7 +1998,7 @@
                 <w:noProof/>
                 <w:webHidden/>
               </w:rPr>
-              <w:t>6</w:t>
+              <w:t>7</w:t>
             </w:r>
             <w:r>
               <w:rPr>
@@ -2025,7 +2025,7 @@
               <w:lang w:val="en-GB" w:eastAsia="en-GB"/>
             </w:rPr>
           </w:pPr>
-          <w:hyperlink w:anchor="_Toc225426526" w:history="1">
+          <w:hyperlink w:anchor="_Toc227847633" w:history="1">
             <w:r>
               <w:rPr>
                 <w:rStyle w:val="Hyperlink"/>
@@ -2072,7 +2072,7 @@
                 <w:noProof/>
                 <w:webHidden/>
               </w:rPr>
-              <w:instrText xml:space="preserve"> PAGEREF _Toc225426526 \h </w:instrText>
+              <w:instrText xml:space="preserve"> PAGEREF _Toc227847633 \h </w:instrText>
             </w:r>
             <w:r>
               <w:rPr>
@@ -2092,7 +2092,7 @@
                 <w:noProof/>
                 <w:webHidden/>
               </w:rPr>
-              <w:t>6</w:t>
+              <w:t>8</w:t>
             </w:r>
             <w:r>
               <w:rPr>
@@ -2119,7 +2119,7 @@
               <w:lang w:val="en-GB" w:eastAsia="en-GB"/>
             </w:rPr>
           </w:pPr>
-          <w:hyperlink w:anchor="_Toc225426527" w:history="1">
+          <w:hyperlink w:anchor="_Toc227847634" w:history="1">
             <w:r>
               <w:rPr>
                 <w:rStyle w:val="Hyperlink"/>
@@ -2166,7 +2166,7 @@
                 <w:noProof/>
                 <w:webHidden/>
               </w:rPr>
-              <w:instrText xml:space="preserve"> PAGEREF _Toc225426527 \h </w:instrText>
+              <w:instrText xml:space="preserve"> PAGEREF _Toc227847634 \h </w:instrText>
             </w:r>
             <w:r>
               <w:rPr>
@@ -2186,7 +2186,7 @@
                 <w:noProof/>
                 <w:webHidden/>
               </w:rPr>
-              <w:t>6</w:t>
+              <w:t>8</w:t>
             </w:r>
             <w:r>
               <w:rPr>
@@ -2213,7 +2213,7 @@
               <w:lang w:val="en-GB" w:eastAsia="en-GB"/>
             </w:rPr>
           </w:pPr>
-          <w:hyperlink w:anchor="_Toc225426528" w:history="1">
+          <w:hyperlink w:anchor="_Toc227847635" w:history="1">
             <w:r>
               <w:rPr>
                 <w:rStyle w:val="Hyperlink"/>
@@ -2260,7 +2260,7 @@
                 <w:noProof/>
                 <w:webHidden/>
               </w:rPr>
-              <w:instrText xml:space="preserve"> PAGEREF _Toc225426528 \h </w:instrText>
+              <w:instrText xml:space="preserve"> PAGEREF _Toc227847635 \h </w:instrText>
             </w:r>
             <w:r>
               <w:rPr>
@@ -2280,7 +2280,7 @@
                 <w:noProof/>
                 <w:webHidden/>
               </w:rPr>
-              <w:t>6</w:t>
+              <w:t>8</w:t>
             </w:r>
             <w:r>
               <w:rPr>
@@ -2307,7 +2307,7 @@
               <w:lang w:val="en-GB" w:eastAsia="en-GB"/>
             </w:rPr>
           </w:pPr>
-          <w:hyperlink w:anchor="_Toc225426529" w:history="1">
+          <w:hyperlink w:anchor="_Toc227847636" w:history="1">
             <w:r>
               <w:rPr>
                 <w:rStyle w:val="Hyperlink"/>
@@ -2354,7 +2354,7 @@
                 <w:noProof/>
                 <w:webHidden/>
               </w:rPr>
-              <w:instrText xml:space="preserve"> PAGEREF _Toc225426529 \h </w:instrText>
+              <w:instrText xml:space="preserve"> PAGEREF _Toc227847636 \h </w:instrText>
             </w:r>
             <w:r>
               <w:rPr>
@@ -2374,7 +2374,7 @@
                 <w:noProof/>
                 <w:webHidden/>
               </w:rPr>
-              <w:t>6</w:t>
+              <w:t>8</w:t>
             </w:r>
             <w:r>
               <w:rPr>
@@ -2401,7 +2401,7 @@
               <w:lang w:val="en-GB" w:eastAsia="en-GB"/>
             </w:rPr>
           </w:pPr>
-          <w:hyperlink w:anchor="_Toc225426530" w:history="1">
+          <w:hyperlink w:anchor="_Toc227847637" w:history="1">
             <w:r>
               <w:rPr>
                 <w:rStyle w:val="Hyperlink"/>
@@ -2448,7 +2448,7 @@
                 <w:noProof/>
                 <w:webHidden/>
               </w:rPr>
-              <w:instrText xml:space="preserve"> PAGEREF _Toc225426530 \h </w:instrText>
+              <w:instrText xml:space="preserve"> PAGEREF _Toc227847637 \h </w:instrText>
             </w:r>
             <w:r>
               <w:rPr>
@@ -2468,7 +2468,7 @@
                 <w:noProof/>
                 <w:webHidden/>
               </w:rPr>
-              <w:t>6</w:t>
+              <w:t>8</w:t>
             </w:r>
             <w:r>
               <w:rPr>
@@ -2494,14 +2494,14 @@
               <w:lang w:val="en-GB" w:eastAsia="en-GB"/>
             </w:rPr>
           </w:pPr>
-          <w:hyperlink w:anchor="_Toc225426531" w:history="1">
+          <w:hyperlink w:anchor="_Toc227847638" w:history="1">
             <w:r>
               <w:rPr>
                 <w:rStyle w:val="Hyperlink"/>
                 <w:rFonts w:ascii="Arial" w:hAnsi="Arial" w:cs="Arial"/>
                 <w:noProof/>
               </w:rPr>
-              <w:t>Planificación del proyecto y diagrama de Gantt</w:t>
+              <w:t>Diagrama de Gantt</w:t>
             </w:r>
             <w:r>
               <w:rPr>
@@ -2522,7 +2522,7 @@
                 <w:noProof/>
                 <w:webHidden/>
               </w:rPr>
-              <w:instrText xml:space="preserve"> PAGEREF _Toc225426531 \h </w:instrText>
+              <w:instrText xml:space="preserve"> PAGEREF _Toc227847638 \h </w:instrText>
             </w:r>
             <w:r>
               <w:rPr>
@@ -2542,7 +2542,7 @@
                 <w:noProof/>
                 <w:webHidden/>
               </w:rPr>
-              <w:t>6</w:t>
+              <w:t>9</w:t>
             </w:r>
             <w:r>
               <w:rPr>
@@ -2555,7 +2555,7 @@
         </w:p>
         <w:p>
           <w:pPr>
-            <w:pStyle w:val="TOC3"/>
+            <w:pStyle w:val="TOC2"/>
             <w:tabs>
               <w:tab w:val="right" w:leader="dot" w:pos="8494"/>
             </w:tabs>
@@ -2568,25 +2568,14 @@
               <w:lang w:val="en-GB" w:eastAsia="en-GB"/>
             </w:rPr>
           </w:pPr>
-          <w:hyperlink w:anchor="_Toc225426532" w:history="1">
+          <w:hyperlink w:anchor="_Toc227847639" w:history="1">
             <w:r>
               <w:rPr>
                 <w:rStyle w:val="Hyperlink"/>
-                <w:noProof/>
-              </w:rPr>
-              <w:drawing>
-                <wp:inline distT="0" distB="0" distL="0" distR="0" wp14:anchorId="5FCD2B72" wp14:editId="5D08A03C">
-                  <wp:extent cx="5400040" cy="3150235"/>
-                  <wp:effectExtent l="0" t="0" r="0" b="0"/>
-                  <wp:docPr id="688456849" name="Chart 1"/>
-                  <wp:cNvGraphicFramePr/>
-                  <a:graphic xmlns:a="http://schemas.openxmlformats.org/drawingml/2006/main">
-                    <a:graphicData uri="http://schemas.openxmlformats.org/drawingml/2006/chart">
-                      <c:chart xmlns:c="http://schemas.openxmlformats.org/drawingml/2006/chart" xmlns:r="http://schemas.openxmlformats.org/officeDocument/2006/relationships" r:id="rId11"/>
-                    </a:graphicData>
-                  </a:graphic>
-                </wp:inline>
-              </w:drawing>
+                <w:rFonts w:ascii="Arial" w:hAnsi="Arial" w:cs="Arial"/>
+                <w:noProof/>
+              </w:rPr>
+              <w:t>Planificación</w:t>
             </w:r>
             <w:r>
               <w:rPr>
@@ -2607,7 +2596,7 @@
                 <w:noProof/>
                 <w:webHidden/>
               </w:rPr>
-              <w:instrText xml:space="preserve"> PAGEREF _Toc225426532 \h </w:instrText>
+              <w:instrText xml:space="preserve"> PAGEREF _Toc227847639 \h </w:instrText>
             </w:r>
             <w:r>
               <w:rPr>
@@ -2627,7 +2616,1487 @@
                 <w:noProof/>
                 <w:webHidden/>
               </w:rPr>
-              <w:t>6</w:t>
+              <w:t>9</w:t>
+            </w:r>
+            <w:r>
+              <w:rPr>
+                <w:noProof/>
+                <w:webHidden/>
+              </w:rPr>
+              <w:fldChar w:fldCharType="end"/>
+            </w:r>
+          </w:hyperlink>
+        </w:p>
+        <w:p>
+          <w:pPr>
+            <w:pStyle w:val="TOC2"/>
+            <w:tabs>
+              <w:tab w:val="right" w:leader="dot" w:pos="8494"/>
+            </w:tabs>
+            <w:rPr>
+              <w:rFonts w:eastAsiaTheme="minorEastAsia"/>
+              <w:noProof/>
+              <w:kern w:val="2"/>
+              <w:sz w:val="24"/>
+              <w:szCs w:val="24"/>
+              <w:lang w:val="en-GB" w:eastAsia="en-GB"/>
+            </w:rPr>
+          </w:pPr>
+          <w:hyperlink w:anchor="_Toc227847640" w:history="1">
+            <w:r>
+              <w:rPr>
+                <w:rStyle w:val="Hyperlink"/>
+                <w:rFonts w:ascii="Arial" w:hAnsi="Arial" w:cs="Arial"/>
+                <w:noProof/>
+              </w:rPr>
+              <w:t>Investigación</w:t>
+            </w:r>
+            <w:r>
+              <w:rPr>
+                <w:noProof/>
+                <w:webHidden/>
+              </w:rPr>
+              <w:tab/>
+            </w:r>
+            <w:r>
+              <w:rPr>
+                <w:noProof/>
+                <w:webHidden/>
+              </w:rPr>
+              <w:fldChar w:fldCharType="begin"/>
+            </w:r>
+            <w:r>
+              <w:rPr>
+                <w:noProof/>
+                <w:webHidden/>
+              </w:rPr>
+              <w:instrText xml:space="preserve"> PAGEREF _Toc227847640 \h </w:instrText>
+            </w:r>
+            <w:r>
+              <w:rPr>
+                <w:noProof/>
+                <w:webHidden/>
+              </w:rPr>
+            </w:r>
+            <w:r>
+              <w:rPr>
+                <w:noProof/>
+                <w:webHidden/>
+              </w:rPr>
+              <w:fldChar w:fldCharType="separate"/>
+            </w:r>
+            <w:r>
+              <w:rPr>
+                <w:noProof/>
+                <w:webHidden/>
+              </w:rPr>
+              <w:t>10</w:t>
+            </w:r>
+            <w:r>
+              <w:rPr>
+                <w:noProof/>
+                <w:webHidden/>
+              </w:rPr>
+              <w:fldChar w:fldCharType="end"/>
+            </w:r>
+          </w:hyperlink>
+        </w:p>
+        <w:p>
+          <w:pPr>
+            <w:pStyle w:val="TOC2"/>
+            <w:tabs>
+              <w:tab w:val="right" w:leader="dot" w:pos="8494"/>
+            </w:tabs>
+            <w:rPr>
+              <w:rFonts w:eastAsiaTheme="minorEastAsia"/>
+              <w:noProof/>
+              <w:kern w:val="2"/>
+              <w:sz w:val="24"/>
+              <w:szCs w:val="24"/>
+              <w:lang w:val="en-GB" w:eastAsia="en-GB"/>
+            </w:rPr>
+          </w:pPr>
+          <w:hyperlink w:anchor="_Toc227847641" w:history="1">
+            <w:r>
+              <w:rPr>
+                <w:rStyle w:val="Hyperlink"/>
+                <w:rFonts w:ascii="Arial" w:hAnsi="Arial" w:cs="Arial"/>
+                <w:noProof/>
+              </w:rPr>
+              <w:t>Diseño</w:t>
+            </w:r>
+            <w:r>
+              <w:rPr>
+                <w:noProof/>
+                <w:webHidden/>
+              </w:rPr>
+              <w:tab/>
+            </w:r>
+            <w:r>
+              <w:rPr>
+                <w:noProof/>
+                <w:webHidden/>
+              </w:rPr>
+              <w:fldChar w:fldCharType="begin"/>
+            </w:r>
+            <w:r>
+              <w:rPr>
+                <w:noProof/>
+                <w:webHidden/>
+              </w:rPr>
+              <w:instrText xml:space="preserve"> PAGEREF _Toc227847641 \h </w:instrText>
+            </w:r>
+            <w:r>
+              <w:rPr>
+                <w:noProof/>
+                <w:webHidden/>
+              </w:rPr>
+            </w:r>
+            <w:r>
+              <w:rPr>
+                <w:noProof/>
+                <w:webHidden/>
+              </w:rPr>
+              <w:fldChar w:fldCharType="separate"/>
+            </w:r>
+            <w:r>
+              <w:rPr>
+                <w:noProof/>
+                <w:webHidden/>
+              </w:rPr>
+              <w:t>10</w:t>
+            </w:r>
+            <w:r>
+              <w:rPr>
+                <w:noProof/>
+                <w:webHidden/>
+              </w:rPr>
+              <w:fldChar w:fldCharType="end"/>
+            </w:r>
+          </w:hyperlink>
+        </w:p>
+        <w:p>
+          <w:pPr>
+            <w:pStyle w:val="TOC2"/>
+            <w:tabs>
+              <w:tab w:val="right" w:leader="dot" w:pos="8494"/>
+            </w:tabs>
+            <w:rPr>
+              <w:rFonts w:eastAsiaTheme="minorEastAsia"/>
+              <w:noProof/>
+              <w:kern w:val="2"/>
+              <w:sz w:val="24"/>
+              <w:szCs w:val="24"/>
+              <w:lang w:val="en-GB" w:eastAsia="en-GB"/>
+            </w:rPr>
+          </w:pPr>
+          <w:hyperlink w:anchor="_Toc227847642" w:history="1">
+            <w:r>
+              <w:rPr>
+                <w:rStyle w:val="Hyperlink"/>
+                <w:rFonts w:ascii="Arial" w:hAnsi="Arial" w:cs="Arial"/>
+                <w:noProof/>
+              </w:rPr>
+              <w:t>Backend</w:t>
+            </w:r>
+            <w:r>
+              <w:rPr>
+                <w:noProof/>
+                <w:webHidden/>
+              </w:rPr>
+              <w:tab/>
+            </w:r>
+            <w:r>
+              <w:rPr>
+                <w:noProof/>
+                <w:webHidden/>
+              </w:rPr>
+              <w:fldChar w:fldCharType="begin"/>
+            </w:r>
+            <w:r>
+              <w:rPr>
+                <w:noProof/>
+                <w:webHidden/>
+              </w:rPr>
+              <w:instrText xml:space="preserve"> PAGEREF _Toc227847642 \h </w:instrText>
+            </w:r>
+            <w:r>
+              <w:rPr>
+                <w:noProof/>
+                <w:webHidden/>
+              </w:rPr>
+            </w:r>
+            <w:r>
+              <w:rPr>
+                <w:noProof/>
+                <w:webHidden/>
+              </w:rPr>
+              <w:fldChar w:fldCharType="separate"/>
+            </w:r>
+            <w:r>
+              <w:rPr>
+                <w:noProof/>
+                <w:webHidden/>
+              </w:rPr>
+              <w:t>10</w:t>
+            </w:r>
+            <w:r>
+              <w:rPr>
+                <w:noProof/>
+                <w:webHidden/>
+              </w:rPr>
+              <w:fldChar w:fldCharType="end"/>
+            </w:r>
+          </w:hyperlink>
+        </w:p>
+        <w:p>
+          <w:pPr>
+            <w:pStyle w:val="TOC2"/>
+            <w:tabs>
+              <w:tab w:val="right" w:leader="dot" w:pos="8494"/>
+            </w:tabs>
+            <w:rPr>
+              <w:rFonts w:eastAsiaTheme="minorEastAsia"/>
+              <w:noProof/>
+              <w:kern w:val="2"/>
+              <w:sz w:val="24"/>
+              <w:szCs w:val="24"/>
+              <w:lang w:val="en-GB" w:eastAsia="en-GB"/>
+            </w:rPr>
+          </w:pPr>
+          <w:hyperlink w:anchor="_Toc227847643" w:history="1">
+            <w:r>
+              <w:rPr>
+                <w:rStyle w:val="Hyperlink"/>
+                <w:rFonts w:ascii="Arial" w:hAnsi="Arial" w:cs="Arial"/>
+                <w:noProof/>
+              </w:rPr>
+              <w:t>Frontend</w:t>
+            </w:r>
+            <w:r>
+              <w:rPr>
+                <w:noProof/>
+                <w:webHidden/>
+              </w:rPr>
+              <w:tab/>
+            </w:r>
+            <w:r>
+              <w:rPr>
+                <w:noProof/>
+                <w:webHidden/>
+              </w:rPr>
+              <w:fldChar w:fldCharType="begin"/>
+            </w:r>
+            <w:r>
+              <w:rPr>
+                <w:noProof/>
+                <w:webHidden/>
+              </w:rPr>
+              <w:instrText xml:space="preserve"> PAGEREF _Toc227847643 \h </w:instrText>
+            </w:r>
+            <w:r>
+              <w:rPr>
+                <w:noProof/>
+                <w:webHidden/>
+              </w:rPr>
+            </w:r>
+            <w:r>
+              <w:rPr>
+                <w:noProof/>
+                <w:webHidden/>
+              </w:rPr>
+              <w:fldChar w:fldCharType="separate"/>
+            </w:r>
+            <w:r>
+              <w:rPr>
+                <w:noProof/>
+                <w:webHidden/>
+              </w:rPr>
+              <w:t>11</w:t>
+            </w:r>
+            <w:r>
+              <w:rPr>
+                <w:noProof/>
+                <w:webHidden/>
+              </w:rPr>
+              <w:fldChar w:fldCharType="end"/>
+            </w:r>
+          </w:hyperlink>
+        </w:p>
+        <w:p>
+          <w:pPr>
+            <w:pStyle w:val="TOC2"/>
+            <w:tabs>
+              <w:tab w:val="right" w:leader="dot" w:pos="8494"/>
+            </w:tabs>
+            <w:rPr>
+              <w:rFonts w:eastAsiaTheme="minorEastAsia"/>
+              <w:noProof/>
+              <w:kern w:val="2"/>
+              <w:sz w:val="24"/>
+              <w:szCs w:val="24"/>
+              <w:lang w:val="en-GB" w:eastAsia="en-GB"/>
+            </w:rPr>
+          </w:pPr>
+          <w:hyperlink w:anchor="_Toc227847644" w:history="1">
+            <w:r>
+              <w:rPr>
+                <w:rStyle w:val="Hyperlink"/>
+                <w:rFonts w:ascii="Arial" w:hAnsi="Arial" w:cs="Arial"/>
+                <w:noProof/>
+              </w:rPr>
+              <w:t>Comprobación</w:t>
+            </w:r>
+            <w:r>
+              <w:rPr>
+                <w:noProof/>
+                <w:webHidden/>
+              </w:rPr>
+              <w:tab/>
+            </w:r>
+            <w:r>
+              <w:rPr>
+                <w:noProof/>
+                <w:webHidden/>
+              </w:rPr>
+              <w:fldChar w:fldCharType="begin"/>
+            </w:r>
+            <w:r>
+              <w:rPr>
+                <w:noProof/>
+                <w:webHidden/>
+              </w:rPr>
+              <w:instrText xml:space="preserve"> PAGEREF _Toc227847644 \h </w:instrText>
+            </w:r>
+            <w:r>
+              <w:rPr>
+                <w:noProof/>
+                <w:webHidden/>
+              </w:rPr>
+            </w:r>
+            <w:r>
+              <w:rPr>
+                <w:noProof/>
+                <w:webHidden/>
+              </w:rPr>
+              <w:fldChar w:fldCharType="separate"/>
+            </w:r>
+            <w:r>
+              <w:rPr>
+                <w:noProof/>
+                <w:webHidden/>
+              </w:rPr>
+              <w:t>11</w:t>
+            </w:r>
+            <w:r>
+              <w:rPr>
+                <w:noProof/>
+                <w:webHidden/>
+              </w:rPr>
+              <w:fldChar w:fldCharType="end"/>
+            </w:r>
+          </w:hyperlink>
+        </w:p>
+        <w:p>
+          <w:pPr>
+            <w:pStyle w:val="TOC1"/>
+            <w:tabs>
+              <w:tab w:val="right" w:leader="dot" w:pos="8494"/>
+            </w:tabs>
+            <w:rPr>
+              <w:rFonts w:eastAsiaTheme="minorEastAsia"/>
+              <w:noProof/>
+              <w:kern w:val="2"/>
+              <w:sz w:val="24"/>
+              <w:szCs w:val="24"/>
+              <w:lang w:val="en-GB" w:eastAsia="en-GB"/>
+            </w:rPr>
+          </w:pPr>
+          <w:hyperlink w:anchor="_Toc227847645" w:history="1">
+            <w:r>
+              <w:rPr>
+                <w:rStyle w:val="Hyperlink"/>
+                <w:rFonts w:ascii="Arial" w:hAnsi="Arial" w:cs="Arial"/>
+                <w:noProof/>
+              </w:rPr>
+              <w:t>Presupuesto del proyecto</w:t>
+            </w:r>
+            <w:r>
+              <w:rPr>
+                <w:noProof/>
+                <w:webHidden/>
+              </w:rPr>
+              <w:tab/>
+            </w:r>
+            <w:r>
+              <w:rPr>
+                <w:noProof/>
+                <w:webHidden/>
+              </w:rPr>
+              <w:fldChar w:fldCharType="begin"/>
+            </w:r>
+            <w:r>
+              <w:rPr>
+                <w:noProof/>
+                <w:webHidden/>
+              </w:rPr>
+              <w:instrText xml:space="preserve"> PAGEREF _Toc227847645 \h </w:instrText>
+            </w:r>
+            <w:r>
+              <w:rPr>
+                <w:noProof/>
+                <w:webHidden/>
+              </w:rPr>
+            </w:r>
+            <w:r>
+              <w:rPr>
+                <w:noProof/>
+                <w:webHidden/>
+              </w:rPr>
+              <w:fldChar w:fldCharType="separate"/>
+            </w:r>
+            <w:r>
+              <w:rPr>
+                <w:noProof/>
+                <w:webHidden/>
+              </w:rPr>
+              <w:t>11</w:t>
+            </w:r>
+            <w:r>
+              <w:rPr>
+                <w:noProof/>
+                <w:webHidden/>
+              </w:rPr>
+              <w:fldChar w:fldCharType="end"/>
+            </w:r>
+          </w:hyperlink>
+        </w:p>
+        <w:p>
+          <w:pPr>
+            <w:pStyle w:val="TOC2"/>
+            <w:tabs>
+              <w:tab w:val="right" w:leader="dot" w:pos="8494"/>
+            </w:tabs>
+            <w:rPr>
+              <w:rFonts w:eastAsiaTheme="minorEastAsia"/>
+              <w:noProof/>
+              <w:kern w:val="2"/>
+              <w:sz w:val="24"/>
+              <w:szCs w:val="24"/>
+              <w:lang w:val="en-GB" w:eastAsia="en-GB"/>
+            </w:rPr>
+          </w:pPr>
+          <w:hyperlink w:anchor="_Toc227847646" w:history="1">
+            <w:r>
+              <w:rPr>
+                <w:rStyle w:val="Hyperlink"/>
+                <w:rFonts w:ascii="Arial" w:hAnsi="Arial" w:cs="Arial"/>
+                <w:noProof/>
+              </w:rPr>
+              <w:t>Recursos humanos</w:t>
+            </w:r>
+            <w:r>
+              <w:rPr>
+                <w:noProof/>
+                <w:webHidden/>
+              </w:rPr>
+              <w:tab/>
+            </w:r>
+            <w:r>
+              <w:rPr>
+                <w:noProof/>
+                <w:webHidden/>
+              </w:rPr>
+              <w:fldChar w:fldCharType="begin"/>
+            </w:r>
+            <w:r>
+              <w:rPr>
+                <w:noProof/>
+                <w:webHidden/>
+              </w:rPr>
+              <w:instrText xml:space="preserve"> PAGEREF _Toc227847646 \h </w:instrText>
+            </w:r>
+            <w:r>
+              <w:rPr>
+                <w:noProof/>
+                <w:webHidden/>
+              </w:rPr>
+            </w:r>
+            <w:r>
+              <w:rPr>
+                <w:noProof/>
+                <w:webHidden/>
+              </w:rPr>
+              <w:fldChar w:fldCharType="separate"/>
+            </w:r>
+            <w:r>
+              <w:rPr>
+                <w:noProof/>
+                <w:webHidden/>
+              </w:rPr>
+              <w:t>11</w:t>
+            </w:r>
+            <w:r>
+              <w:rPr>
+                <w:noProof/>
+                <w:webHidden/>
+              </w:rPr>
+              <w:fldChar w:fldCharType="end"/>
+            </w:r>
+          </w:hyperlink>
+        </w:p>
+        <w:p>
+          <w:pPr>
+            <w:pStyle w:val="TOC2"/>
+            <w:tabs>
+              <w:tab w:val="right" w:leader="dot" w:pos="8494"/>
+            </w:tabs>
+            <w:rPr>
+              <w:rFonts w:eastAsiaTheme="minorEastAsia"/>
+              <w:noProof/>
+              <w:kern w:val="2"/>
+              <w:sz w:val="24"/>
+              <w:szCs w:val="24"/>
+              <w:lang w:val="en-GB" w:eastAsia="en-GB"/>
+            </w:rPr>
+          </w:pPr>
+          <w:hyperlink w:anchor="_Toc227847647" w:history="1">
+            <w:r>
+              <w:rPr>
+                <w:rStyle w:val="Hyperlink"/>
+                <w:rFonts w:ascii="Arial" w:hAnsi="Arial" w:cs="Arial"/>
+                <w:noProof/>
+              </w:rPr>
+              <w:t>Infraestructura</w:t>
+            </w:r>
+            <w:r>
+              <w:rPr>
+                <w:noProof/>
+                <w:webHidden/>
+              </w:rPr>
+              <w:tab/>
+            </w:r>
+            <w:r>
+              <w:rPr>
+                <w:noProof/>
+                <w:webHidden/>
+              </w:rPr>
+              <w:fldChar w:fldCharType="begin"/>
+            </w:r>
+            <w:r>
+              <w:rPr>
+                <w:noProof/>
+                <w:webHidden/>
+              </w:rPr>
+              <w:instrText xml:space="preserve"> PAGEREF _Toc227847647 \h </w:instrText>
+            </w:r>
+            <w:r>
+              <w:rPr>
+                <w:noProof/>
+                <w:webHidden/>
+              </w:rPr>
+            </w:r>
+            <w:r>
+              <w:rPr>
+                <w:noProof/>
+                <w:webHidden/>
+              </w:rPr>
+              <w:fldChar w:fldCharType="separate"/>
+            </w:r>
+            <w:r>
+              <w:rPr>
+                <w:noProof/>
+                <w:webHidden/>
+              </w:rPr>
+              <w:t>12</w:t>
+            </w:r>
+            <w:r>
+              <w:rPr>
+                <w:noProof/>
+                <w:webHidden/>
+              </w:rPr>
+              <w:fldChar w:fldCharType="end"/>
+            </w:r>
+          </w:hyperlink>
+        </w:p>
+        <w:p>
+          <w:pPr>
+            <w:pStyle w:val="TOC2"/>
+            <w:tabs>
+              <w:tab w:val="right" w:leader="dot" w:pos="8494"/>
+            </w:tabs>
+            <w:rPr>
+              <w:rFonts w:eastAsiaTheme="minorEastAsia"/>
+              <w:noProof/>
+              <w:kern w:val="2"/>
+              <w:sz w:val="24"/>
+              <w:szCs w:val="24"/>
+              <w:lang w:val="en-GB" w:eastAsia="en-GB"/>
+            </w:rPr>
+          </w:pPr>
+          <w:hyperlink w:anchor="_Toc227847648" w:history="1">
+            <w:r>
+              <w:rPr>
+                <w:rStyle w:val="Hyperlink"/>
+                <w:rFonts w:ascii="Arial" w:hAnsi="Arial" w:cs="Arial"/>
+                <w:noProof/>
+              </w:rPr>
+              <w:t>Uso de API</w:t>
+            </w:r>
+            <w:r>
+              <w:rPr>
+                <w:noProof/>
+                <w:webHidden/>
+              </w:rPr>
+              <w:tab/>
+            </w:r>
+            <w:r>
+              <w:rPr>
+                <w:noProof/>
+                <w:webHidden/>
+              </w:rPr>
+              <w:fldChar w:fldCharType="begin"/>
+            </w:r>
+            <w:r>
+              <w:rPr>
+                <w:noProof/>
+                <w:webHidden/>
+              </w:rPr>
+              <w:instrText xml:space="preserve"> PAGEREF _Toc227847648 \h </w:instrText>
+            </w:r>
+            <w:r>
+              <w:rPr>
+                <w:noProof/>
+                <w:webHidden/>
+              </w:rPr>
+            </w:r>
+            <w:r>
+              <w:rPr>
+                <w:noProof/>
+                <w:webHidden/>
+              </w:rPr>
+              <w:fldChar w:fldCharType="separate"/>
+            </w:r>
+            <w:r>
+              <w:rPr>
+                <w:noProof/>
+                <w:webHidden/>
+              </w:rPr>
+              <w:t>12</w:t>
+            </w:r>
+            <w:r>
+              <w:rPr>
+                <w:noProof/>
+                <w:webHidden/>
+              </w:rPr>
+              <w:fldChar w:fldCharType="end"/>
+            </w:r>
+          </w:hyperlink>
+        </w:p>
+        <w:p>
+          <w:pPr>
+            <w:pStyle w:val="TOC2"/>
+            <w:tabs>
+              <w:tab w:val="right" w:leader="dot" w:pos="8494"/>
+            </w:tabs>
+            <w:rPr>
+              <w:rFonts w:eastAsiaTheme="minorEastAsia"/>
+              <w:noProof/>
+              <w:kern w:val="2"/>
+              <w:sz w:val="24"/>
+              <w:szCs w:val="24"/>
+              <w:lang w:val="en-GB" w:eastAsia="en-GB"/>
+            </w:rPr>
+          </w:pPr>
+          <w:hyperlink w:anchor="_Toc227847649" w:history="1">
+            <w:r>
+              <w:rPr>
+                <w:rStyle w:val="Hyperlink"/>
+                <w:rFonts w:ascii="Arial" w:hAnsi="Arial" w:cs="Arial"/>
+                <w:noProof/>
+              </w:rPr>
+              <w:t>Programas de desarrollo</w:t>
+            </w:r>
+            <w:r>
+              <w:rPr>
+                <w:noProof/>
+                <w:webHidden/>
+              </w:rPr>
+              <w:tab/>
+            </w:r>
+            <w:r>
+              <w:rPr>
+                <w:noProof/>
+                <w:webHidden/>
+              </w:rPr>
+              <w:fldChar w:fldCharType="begin"/>
+            </w:r>
+            <w:r>
+              <w:rPr>
+                <w:noProof/>
+                <w:webHidden/>
+              </w:rPr>
+              <w:instrText xml:space="preserve"> PAGEREF _Toc227847649 \h </w:instrText>
+            </w:r>
+            <w:r>
+              <w:rPr>
+                <w:noProof/>
+                <w:webHidden/>
+              </w:rPr>
+            </w:r>
+            <w:r>
+              <w:rPr>
+                <w:noProof/>
+                <w:webHidden/>
+              </w:rPr>
+              <w:fldChar w:fldCharType="separate"/>
+            </w:r>
+            <w:r>
+              <w:rPr>
+                <w:noProof/>
+                <w:webHidden/>
+              </w:rPr>
+              <w:t>12</w:t>
+            </w:r>
+            <w:r>
+              <w:rPr>
+                <w:noProof/>
+                <w:webHidden/>
+              </w:rPr>
+              <w:fldChar w:fldCharType="end"/>
+            </w:r>
+          </w:hyperlink>
+        </w:p>
+        <w:p>
+          <w:pPr>
+            <w:pStyle w:val="TOC2"/>
+            <w:tabs>
+              <w:tab w:val="right" w:leader="dot" w:pos="8494"/>
+            </w:tabs>
+            <w:rPr>
+              <w:rFonts w:eastAsiaTheme="minorEastAsia"/>
+              <w:noProof/>
+              <w:kern w:val="2"/>
+              <w:sz w:val="24"/>
+              <w:szCs w:val="24"/>
+              <w:lang w:val="en-GB" w:eastAsia="en-GB"/>
+            </w:rPr>
+          </w:pPr>
+          <w:hyperlink w:anchor="_Toc227847650" w:history="1">
+            <w:r>
+              <w:rPr>
+                <w:rStyle w:val="Hyperlink"/>
+                <w:rFonts w:ascii="Arial" w:hAnsi="Arial" w:cs="Arial"/>
+                <w:noProof/>
+              </w:rPr>
+              <w:t>Coste total estimado</w:t>
+            </w:r>
+            <w:r>
+              <w:rPr>
+                <w:noProof/>
+                <w:webHidden/>
+              </w:rPr>
+              <w:tab/>
+            </w:r>
+            <w:r>
+              <w:rPr>
+                <w:noProof/>
+                <w:webHidden/>
+              </w:rPr>
+              <w:fldChar w:fldCharType="begin"/>
+            </w:r>
+            <w:r>
+              <w:rPr>
+                <w:noProof/>
+                <w:webHidden/>
+              </w:rPr>
+              <w:instrText xml:space="preserve"> PAGEREF _Toc227847650 \h </w:instrText>
+            </w:r>
+            <w:r>
+              <w:rPr>
+                <w:noProof/>
+                <w:webHidden/>
+              </w:rPr>
+            </w:r>
+            <w:r>
+              <w:rPr>
+                <w:noProof/>
+                <w:webHidden/>
+              </w:rPr>
+              <w:fldChar w:fldCharType="separate"/>
+            </w:r>
+            <w:r>
+              <w:rPr>
+                <w:noProof/>
+                <w:webHidden/>
+              </w:rPr>
+              <w:t>12</w:t>
+            </w:r>
+            <w:r>
+              <w:rPr>
+                <w:noProof/>
+                <w:webHidden/>
+              </w:rPr>
+              <w:fldChar w:fldCharType="end"/>
+            </w:r>
+          </w:hyperlink>
+        </w:p>
+        <w:p>
+          <w:pPr>
+            <w:pStyle w:val="TOC1"/>
+            <w:tabs>
+              <w:tab w:val="right" w:leader="dot" w:pos="8494"/>
+            </w:tabs>
+            <w:rPr>
+              <w:rFonts w:eastAsiaTheme="minorEastAsia"/>
+              <w:noProof/>
+              <w:kern w:val="2"/>
+              <w:sz w:val="24"/>
+              <w:szCs w:val="24"/>
+              <w:lang w:val="en-GB" w:eastAsia="en-GB"/>
+            </w:rPr>
+          </w:pPr>
+          <w:hyperlink w:anchor="_Toc227847651" w:history="1">
+            <w:r>
+              <w:rPr>
+                <w:rStyle w:val="Hyperlink"/>
+                <w:rFonts w:ascii="Arial" w:hAnsi="Arial" w:cs="Arial"/>
+                <w:noProof/>
+              </w:rPr>
+              <w:t>Diagrama de clases/Relaciones entre entidades de base de datos</w:t>
+            </w:r>
+            <w:r>
+              <w:rPr>
+                <w:noProof/>
+                <w:webHidden/>
+              </w:rPr>
+              <w:tab/>
+            </w:r>
+            <w:r>
+              <w:rPr>
+                <w:noProof/>
+                <w:webHidden/>
+              </w:rPr>
+              <w:fldChar w:fldCharType="begin"/>
+            </w:r>
+            <w:r>
+              <w:rPr>
+                <w:noProof/>
+                <w:webHidden/>
+              </w:rPr>
+              <w:instrText xml:space="preserve"> PAGEREF _Toc227847651 \h </w:instrText>
+            </w:r>
+            <w:r>
+              <w:rPr>
+                <w:noProof/>
+                <w:webHidden/>
+              </w:rPr>
+            </w:r>
+            <w:r>
+              <w:rPr>
+                <w:noProof/>
+                <w:webHidden/>
+              </w:rPr>
+              <w:fldChar w:fldCharType="separate"/>
+            </w:r>
+            <w:r>
+              <w:rPr>
+                <w:noProof/>
+                <w:webHidden/>
+              </w:rPr>
+              <w:t>13</w:t>
+            </w:r>
+            <w:r>
+              <w:rPr>
+                <w:noProof/>
+                <w:webHidden/>
+              </w:rPr>
+              <w:fldChar w:fldCharType="end"/>
+            </w:r>
+          </w:hyperlink>
+        </w:p>
+        <w:p>
+          <w:pPr>
+            <w:pStyle w:val="TOC1"/>
+            <w:tabs>
+              <w:tab w:val="right" w:leader="dot" w:pos="8494"/>
+            </w:tabs>
+            <w:rPr>
+              <w:rFonts w:eastAsiaTheme="minorEastAsia"/>
+              <w:noProof/>
+              <w:kern w:val="2"/>
+              <w:sz w:val="24"/>
+              <w:szCs w:val="24"/>
+              <w:lang w:val="en-GB" w:eastAsia="en-GB"/>
+            </w:rPr>
+          </w:pPr>
+          <w:hyperlink w:anchor="_Toc227847652" w:history="1">
+            <w:r>
+              <w:rPr>
+                <w:rStyle w:val="Hyperlink"/>
+                <w:rFonts w:ascii="Arial" w:hAnsi="Arial" w:cs="Arial"/>
+                <w:noProof/>
+              </w:rPr>
+              <w:t>Diagrama de casos de uso</w:t>
+            </w:r>
+            <w:r>
+              <w:rPr>
+                <w:noProof/>
+                <w:webHidden/>
+              </w:rPr>
+              <w:tab/>
+            </w:r>
+            <w:r>
+              <w:rPr>
+                <w:noProof/>
+                <w:webHidden/>
+              </w:rPr>
+              <w:fldChar w:fldCharType="begin"/>
+            </w:r>
+            <w:r>
+              <w:rPr>
+                <w:noProof/>
+                <w:webHidden/>
+              </w:rPr>
+              <w:instrText xml:space="preserve"> PAGEREF _Toc227847652 \h </w:instrText>
+            </w:r>
+            <w:r>
+              <w:rPr>
+                <w:noProof/>
+                <w:webHidden/>
+              </w:rPr>
+            </w:r>
+            <w:r>
+              <w:rPr>
+                <w:noProof/>
+                <w:webHidden/>
+              </w:rPr>
+              <w:fldChar w:fldCharType="separate"/>
+            </w:r>
+            <w:r>
+              <w:rPr>
+                <w:noProof/>
+                <w:webHidden/>
+              </w:rPr>
+              <w:t>15</w:t>
+            </w:r>
+            <w:r>
+              <w:rPr>
+                <w:noProof/>
+                <w:webHidden/>
+              </w:rPr>
+              <w:fldChar w:fldCharType="end"/>
+            </w:r>
+          </w:hyperlink>
+        </w:p>
+        <w:p>
+          <w:pPr>
+            <w:pStyle w:val="TOC1"/>
+            <w:tabs>
+              <w:tab w:val="right" w:leader="dot" w:pos="8494"/>
+            </w:tabs>
+            <w:rPr>
+              <w:rFonts w:eastAsiaTheme="minorEastAsia"/>
+              <w:noProof/>
+              <w:kern w:val="2"/>
+              <w:sz w:val="24"/>
+              <w:szCs w:val="24"/>
+              <w:lang w:val="en-GB" w:eastAsia="en-GB"/>
+            </w:rPr>
+          </w:pPr>
+          <w:hyperlink w:anchor="_Toc227847653" w:history="1">
+            <w:r>
+              <w:rPr>
+                <w:rStyle w:val="Hyperlink"/>
+                <w:rFonts w:ascii="Arial" w:hAnsi="Arial" w:cs="Arial"/>
+                <w:noProof/>
+              </w:rPr>
+              <w:t>Diagrama de funcionalidad de algoritmos</w:t>
+            </w:r>
+            <w:r>
+              <w:rPr>
+                <w:noProof/>
+                <w:webHidden/>
+              </w:rPr>
+              <w:tab/>
+            </w:r>
+            <w:r>
+              <w:rPr>
+                <w:noProof/>
+                <w:webHidden/>
+              </w:rPr>
+              <w:fldChar w:fldCharType="begin"/>
+            </w:r>
+            <w:r>
+              <w:rPr>
+                <w:noProof/>
+                <w:webHidden/>
+              </w:rPr>
+              <w:instrText xml:space="preserve"> PAGEREF _Toc227847653 \h </w:instrText>
+            </w:r>
+            <w:r>
+              <w:rPr>
+                <w:noProof/>
+                <w:webHidden/>
+              </w:rPr>
+            </w:r>
+            <w:r>
+              <w:rPr>
+                <w:noProof/>
+                <w:webHidden/>
+              </w:rPr>
+              <w:fldChar w:fldCharType="separate"/>
+            </w:r>
+            <w:r>
+              <w:rPr>
+                <w:noProof/>
+                <w:webHidden/>
+              </w:rPr>
+              <w:t>16</w:t>
+            </w:r>
+            <w:r>
+              <w:rPr>
+                <w:noProof/>
+                <w:webHidden/>
+              </w:rPr>
+              <w:fldChar w:fldCharType="end"/>
+            </w:r>
+          </w:hyperlink>
+        </w:p>
+        <w:p>
+          <w:pPr>
+            <w:pStyle w:val="TOC1"/>
+            <w:tabs>
+              <w:tab w:val="right" w:leader="dot" w:pos="8494"/>
+            </w:tabs>
+            <w:rPr>
+              <w:rFonts w:eastAsiaTheme="minorEastAsia"/>
+              <w:noProof/>
+              <w:kern w:val="2"/>
+              <w:sz w:val="24"/>
+              <w:szCs w:val="24"/>
+              <w:lang w:val="en-GB" w:eastAsia="en-GB"/>
+            </w:rPr>
+          </w:pPr>
+          <w:hyperlink w:anchor="_Toc227847654" w:history="1">
+            <w:r>
+              <w:rPr>
+                <w:rStyle w:val="Hyperlink"/>
+                <w:rFonts w:ascii="Arial" w:hAnsi="Arial" w:cs="Arial"/>
+                <w:noProof/>
+              </w:rPr>
+              <w:t>Tecnologías usadas</w:t>
+            </w:r>
+            <w:r>
+              <w:rPr>
+                <w:noProof/>
+                <w:webHidden/>
+              </w:rPr>
+              <w:tab/>
+            </w:r>
+            <w:r>
+              <w:rPr>
+                <w:noProof/>
+                <w:webHidden/>
+              </w:rPr>
+              <w:fldChar w:fldCharType="begin"/>
+            </w:r>
+            <w:r>
+              <w:rPr>
+                <w:noProof/>
+                <w:webHidden/>
+              </w:rPr>
+              <w:instrText xml:space="preserve"> PAGEREF _Toc227847654 \h </w:instrText>
+            </w:r>
+            <w:r>
+              <w:rPr>
+                <w:noProof/>
+                <w:webHidden/>
+              </w:rPr>
+            </w:r>
+            <w:r>
+              <w:rPr>
+                <w:noProof/>
+                <w:webHidden/>
+              </w:rPr>
+              <w:fldChar w:fldCharType="separate"/>
+            </w:r>
+            <w:r>
+              <w:rPr>
+                <w:noProof/>
+                <w:webHidden/>
+              </w:rPr>
+              <w:t>17</w:t>
+            </w:r>
+            <w:r>
+              <w:rPr>
+                <w:noProof/>
+                <w:webHidden/>
+              </w:rPr>
+              <w:fldChar w:fldCharType="end"/>
+            </w:r>
+          </w:hyperlink>
+        </w:p>
+        <w:p>
+          <w:pPr>
+            <w:pStyle w:val="TOC2"/>
+            <w:tabs>
+              <w:tab w:val="right" w:leader="dot" w:pos="8494"/>
+            </w:tabs>
+            <w:rPr>
+              <w:rFonts w:eastAsiaTheme="minorEastAsia"/>
+              <w:noProof/>
+              <w:kern w:val="2"/>
+              <w:sz w:val="24"/>
+              <w:szCs w:val="24"/>
+              <w:lang w:val="en-GB" w:eastAsia="en-GB"/>
+            </w:rPr>
+          </w:pPr>
+          <w:hyperlink w:anchor="_Toc227847655" w:history="1">
+            <w:r>
+              <w:rPr>
+                <w:rStyle w:val="Hyperlink"/>
+                <w:rFonts w:ascii="Arial" w:hAnsi="Arial" w:cs="Arial"/>
+                <w:noProof/>
+              </w:rPr>
+              <w:t>Java</w:t>
+            </w:r>
+            <w:r>
+              <w:rPr>
+                <w:noProof/>
+                <w:webHidden/>
+              </w:rPr>
+              <w:tab/>
+            </w:r>
+            <w:r>
+              <w:rPr>
+                <w:noProof/>
+                <w:webHidden/>
+              </w:rPr>
+              <w:fldChar w:fldCharType="begin"/>
+            </w:r>
+            <w:r>
+              <w:rPr>
+                <w:noProof/>
+                <w:webHidden/>
+              </w:rPr>
+              <w:instrText xml:space="preserve"> PAGEREF _Toc227847655 \h </w:instrText>
+            </w:r>
+            <w:r>
+              <w:rPr>
+                <w:noProof/>
+                <w:webHidden/>
+              </w:rPr>
+            </w:r>
+            <w:r>
+              <w:rPr>
+                <w:noProof/>
+                <w:webHidden/>
+              </w:rPr>
+              <w:fldChar w:fldCharType="separate"/>
+            </w:r>
+            <w:r>
+              <w:rPr>
+                <w:noProof/>
+                <w:webHidden/>
+              </w:rPr>
+              <w:t>17</w:t>
+            </w:r>
+            <w:r>
+              <w:rPr>
+                <w:noProof/>
+                <w:webHidden/>
+              </w:rPr>
+              <w:fldChar w:fldCharType="end"/>
+            </w:r>
+          </w:hyperlink>
+        </w:p>
+        <w:p>
+          <w:pPr>
+            <w:pStyle w:val="TOC2"/>
+            <w:tabs>
+              <w:tab w:val="right" w:leader="dot" w:pos="8494"/>
+            </w:tabs>
+            <w:rPr>
+              <w:rFonts w:eastAsiaTheme="minorEastAsia"/>
+              <w:noProof/>
+              <w:kern w:val="2"/>
+              <w:sz w:val="24"/>
+              <w:szCs w:val="24"/>
+              <w:lang w:val="en-GB" w:eastAsia="en-GB"/>
+            </w:rPr>
+          </w:pPr>
+          <w:hyperlink w:anchor="_Toc227847656" w:history="1">
+            <w:r>
+              <w:rPr>
+                <w:rStyle w:val="Hyperlink"/>
+                <w:rFonts w:ascii="Arial" w:hAnsi="Arial" w:cs="Arial"/>
+                <w:noProof/>
+              </w:rPr>
+              <w:t>Eclipse IDE</w:t>
+            </w:r>
+            <w:r>
+              <w:rPr>
+                <w:noProof/>
+                <w:webHidden/>
+              </w:rPr>
+              <w:tab/>
+            </w:r>
+            <w:r>
+              <w:rPr>
+                <w:noProof/>
+                <w:webHidden/>
+              </w:rPr>
+              <w:fldChar w:fldCharType="begin"/>
+            </w:r>
+            <w:r>
+              <w:rPr>
+                <w:noProof/>
+                <w:webHidden/>
+              </w:rPr>
+              <w:instrText xml:space="preserve"> PAGEREF _Toc227847656 \h </w:instrText>
+            </w:r>
+            <w:r>
+              <w:rPr>
+                <w:noProof/>
+                <w:webHidden/>
+              </w:rPr>
+            </w:r>
+            <w:r>
+              <w:rPr>
+                <w:noProof/>
+                <w:webHidden/>
+              </w:rPr>
+              <w:fldChar w:fldCharType="separate"/>
+            </w:r>
+            <w:r>
+              <w:rPr>
+                <w:noProof/>
+                <w:webHidden/>
+              </w:rPr>
+              <w:t>18</w:t>
+            </w:r>
+            <w:r>
+              <w:rPr>
+                <w:noProof/>
+                <w:webHidden/>
+              </w:rPr>
+              <w:fldChar w:fldCharType="end"/>
+            </w:r>
+          </w:hyperlink>
+        </w:p>
+        <w:p>
+          <w:pPr>
+            <w:pStyle w:val="TOC2"/>
+            <w:tabs>
+              <w:tab w:val="right" w:leader="dot" w:pos="8494"/>
+            </w:tabs>
+            <w:rPr>
+              <w:rFonts w:eastAsiaTheme="minorEastAsia"/>
+              <w:noProof/>
+              <w:kern w:val="2"/>
+              <w:sz w:val="24"/>
+              <w:szCs w:val="24"/>
+              <w:lang w:val="en-GB" w:eastAsia="en-GB"/>
+            </w:rPr>
+          </w:pPr>
+          <w:hyperlink w:anchor="_Toc227847657" w:history="1">
+            <w:r>
+              <w:rPr>
+                <w:rStyle w:val="Hyperlink"/>
+                <w:rFonts w:ascii="Arial" w:hAnsi="Arial" w:cs="Arial"/>
+                <w:noProof/>
+              </w:rPr>
+              <w:t>Maven</w:t>
+            </w:r>
+            <w:r>
+              <w:rPr>
+                <w:noProof/>
+                <w:webHidden/>
+              </w:rPr>
+              <w:tab/>
+            </w:r>
+            <w:r>
+              <w:rPr>
+                <w:noProof/>
+                <w:webHidden/>
+              </w:rPr>
+              <w:fldChar w:fldCharType="begin"/>
+            </w:r>
+            <w:r>
+              <w:rPr>
+                <w:noProof/>
+                <w:webHidden/>
+              </w:rPr>
+              <w:instrText xml:space="preserve"> PAGEREF _Toc227847657 \h </w:instrText>
+            </w:r>
+            <w:r>
+              <w:rPr>
+                <w:noProof/>
+                <w:webHidden/>
+              </w:rPr>
+            </w:r>
+            <w:r>
+              <w:rPr>
+                <w:noProof/>
+                <w:webHidden/>
+              </w:rPr>
+              <w:fldChar w:fldCharType="separate"/>
+            </w:r>
+            <w:r>
+              <w:rPr>
+                <w:noProof/>
+                <w:webHidden/>
+              </w:rPr>
+              <w:t>18</w:t>
+            </w:r>
+            <w:r>
+              <w:rPr>
+                <w:noProof/>
+                <w:webHidden/>
+              </w:rPr>
+              <w:fldChar w:fldCharType="end"/>
+            </w:r>
+          </w:hyperlink>
+        </w:p>
+        <w:p>
+          <w:pPr>
+            <w:pStyle w:val="TOC2"/>
+            <w:tabs>
+              <w:tab w:val="right" w:leader="dot" w:pos="8494"/>
+            </w:tabs>
+            <w:rPr>
+              <w:rFonts w:eastAsiaTheme="minorEastAsia"/>
+              <w:noProof/>
+              <w:kern w:val="2"/>
+              <w:sz w:val="24"/>
+              <w:szCs w:val="24"/>
+              <w:lang w:val="en-GB" w:eastAsia="en-GB"/>
+            </w:rPr>
+          </w:pPr>
+          <w:hyperlink w:anchor="_Toc227847658" w:history="1">
+            <w:r>
+              <w:rPr>
+                <w:rStyle w:val="Hyperlink"/>
+                <w:rFonts w:ascii="Arial" w:hAnsi="Arial" w:cs="Arial"/>
+                <w:noProof/>
+              </w:rPr>
+              <w:t>JavaFX</w:t>
+            </w:r>
+            <w:r>
+              <w:rPr>
+                <w:noProof/>
+                <w:webHidden/>
+              </w:rPr>
+              <w:tab/>
+            </w:r>
+            <w:r>
+              <w:rPr>
+                <w:noProof/>
+                <w:webHidden/>
+              </w:rPr>
+              <w:fldChar w:fldCharType="begin"/>
+            </w:r>
+            <w:r>
+              <w:rPr>
+                <w:noProof/>
+                <w:webHidden/>
+              </w:rPr>
+              <w:instrText xml:space="preserve"> PAGEREF _Toc227847658 \h </w:instrText>
+            </w:r>
+            <w:r>
+              <w:rPr>
+                <w:noProof/>
+                <w:webHidden/>
+              </w:rPr>
+            </w:r>
+            <w:r>
+              <w:rPr>
+                <w:noProof/>
+                <w:webHidden/>
+              </w:rPr>
+              <w:fldChar w:fldCharType="separate"/>
+            </w:r>
+            <w:r>
+              <w:rPr>
+                <w:noProof/>
+                <w:webHidden/>
+              </w:rPr>
+              <w:t>18</w:t>
+            </w:r>
+            <w:r>
+              <w:rPr>
+                <w:noProof/>
+                <w:webHidden/>
+              </w:rPr>
+              <w:fldChar w:fldCharType="end"/>
+            </w:r>
+          </w:hyperlink>
+        </w:p>
+        <w:p>
+          <w:pPr>
+            <w:pStyle w:val="TOC1"/>
+            <w:tabs>
+              <w:tab w:val="right" w:leader="dot" w:pos="8494"/>
+            </w:tabs>
+            <w:rPr>
+              <w:rFonts w:eastAsiaTheme="minorEastAsia"/>
+              <w:noProof/>
+              <w:kern w:val="2"/>
+              <w:sz w:val="24"/>
+              <w:szCs w:val="24"/>
+              <w:lang w:val="en-GB" w:eastAsia="en-GB"/>
+            </w:rPr>
+          </w:pPr>
+          <w:hyperlink w:anchor="_Toc227847659" w:history="1">
+            <w:r>
+              <w:rPr>
+                <w:rStyle w:val="Hyperlink"/>
+                <w:rFonts w:ascii="Arial" w:hAnsi="Arial" w:cs="Arial"/>
+                <w:noProof/>
+              </w:rPr>
+              <w:t>Bibliografía/Webgrafía</w:t>
+            </w:r>
+            <w:r>
+              <w:rPr>
+                <w:noProof/>
+                <w:webHidden/>
+              </w:rPr>
+              <w:tab/>
+            </w:r>
+            <w:r>
+              <w:rPr>
+                <w:noProof/>
+                <w:webHidden/>
+              </w:rPr>
+              <w:fldChar w:fldCharType="begin"/>
+            </w:r>
+            <w:r>
+              <w:rPr>
+                <w:noProof/>
+                <w:webHidden/>
+              </w:rPr>
+              <w:instrText xml:space="preserve"> PAGEREF _Toc227847659 \h </w:instrText>
+            </w:r>
+            <w:r>
+              <w:rPr>
+                <w:noProof/>
+                <w:webHidden/>
+              </w:rPr>
+            </w:r>
+            <w:r>
+              <w:rPr>
+                <w:noProof/>
+                <w:webHidden/>
+              </w:rPr>
+              <w:fldChar w:fldCharType="separate"/>
+            </w:r>
+            <w:r>
+              <w:rPr>
+                <w:noProof/>
+                <w:webHidden/>
+              </w:rPr>
+              <w:t>18</w:t>
             </w:r>
             <w:r>
               <w:rPr>
@@ -2676,7 +4145,7 @@
           <w:rFonts w:ascii="Arial" w:hAnsi="Arial" w:cs="Arial"/>
         </w:rPr>
       </w:pPr>
-      <w:bookmarkStart w:id="0" w:name="_Toc225426510"/>
+      <w:bookmarkStart w:id="0" w:name="_Toc227847617"/>
       <w:r>
         <w:rPr>
           <w:rFonts w:ascii="Arial" w:hAnsi="Arial" w:cs="Arial"/>
@@ -2862,7 +4331,7 @@
           <w:rFonts w:ascii="Arial" w:hAnsi="Arial" w:cs="Arial"/>
         </w:rPr>
       </w:pPr>
-      <w:bookmarkStart w:id="1" w:name="_Toc225426511"/>
+      <w:bookmarkStart w:id="1" w:name="_Toc227847618"/>
       <w:r>
         <w:rPr>
           <w:rFonts w:ascii="Arial" w:hAnsi="Arial" w:cs="Arial"/>
@@ -2883,7 +4352,7 @@
           <w:rFonts w:ascii="Arial" w:hAnsi="Arial" w:cs="Arial"/>
         </w:rPr>
       </w:pPr>
-      <w:bookmarkStart w:id="2" w:name="_Toc225426512"/>
+      <w:bookmarkStart w:id="2" w:name="_Toc227847619"/>
       <w:r>
         <w:rPr>
           <w:rFonts w:ascii="Arial" w:hAnsi="Arial" w:cs="Arial"/>
@@ -2924,7 +4393,7 @@
           <w:rFonts w:ascii="Arial" w:hAnsi="Arial" w:cs="Arial"/>
         </w:rPr>
       </w:pPr>
-      <w:bookmarkStart w:id="3" w:name="_Toc225426513"/>
+      <w:bookmarkStart w:id="3" w:name="_Toc227847620"/>
       <w:r>
         <w:rPr>
           <w:rFonts w:ascii="Arial" w:hAnsi="Arial" w:cs="Arial"/>
@@ -3094,7 +4563,7 @@
           <w:rFonts w:ascii="Arial" w:hAnsi="Arial" w:cs="Arial"/>
         </w:rPr>
       </w:pPr>
-      <w:bookmarkStart w:id="4" w:name="_Toc225426514"/>
+      <w:bookmarkStart w:id="4" w:name="_Toc227847621"/>
       <w:r>
         <w:rPr>
           <w:rFonts w:ascii="Arial" w:hAnsi="Arial" w:cs="Arial"/>
@@ -3213,7 +4682,7 @@
           <w:rFonts w:ascii="Arial" w:hAnsi="Arial" w:cs="Arial"/>
         </w:rPr>
       </w:pPr>
-      <w:bookmarkStart w:id="5" w:name="_Toc225426515"/>
+      <w:bookmarkStart w:id="5" w:name="_Toc227847622"/>
       <w:r>
         <w:rPr>
           <w:rFonts w:ascii="Arial" w:hAnsi="Arial" w:cs="Arial"/>
@@ -3326,7 +4795,7 @@
           <w:rFonts w:ascii="Arial" w:hAnsi="Arial" w:cs="Arial"/>
         </w:rPr>
       </w:pPr>
-      <w:bookmarkStart w:id="6" w:name="_Toc225426516"/>
+      <w:bookmarkStart w:id="6" w:name="_Toc227847623"/>
       <w:r>
         <w:rPr>
           <w:rFonts w:ascii="Arial" w:hAnsi="Arial" w:cs="Arial"/>
@@ -3439,7 +4908,7 @@
           <w:rFonts w:ascii="Arial" w:hAnsi="Arial" w:cs="Arial"/>
         </w:rPr>
       </w:pPr>
-      <w:bookmarkStart w:id="7" w:name="_Toc225426517"/>
+      <w:bookmarkStart w:id="7" w:name="_Toc227847624"/>
       <w:r>
         <w:rPr>
           <w:rFonts w:ascii="Arial" w:hAnsi="Arial" w:cs="Arial"/>
@@ -3577,7 +5046,7 @@
           <w:rFonts w:ascii="Arial" w:hAnsi="Arial" w:cs="Arial"/>
         </w:rPr>
       </w:pPr>
-      <w:bookmarkStart w:id="8" w:name="_Toc225426518"/>
+      <w:bookmarkStart w:id="8" w:name="_Toc227847625"/>
       <w:r>
         <w:rPr>
           <w:rFonts w:ascii="Arial" w:hAnsi="Arial" w:cs="Arial"/>
@@ -3690,7 +5159,7 @@
           <w:rFonts w:ascii="Arial" w:hAnsi="Arial" w:cs="Arial"/>
         </w:rPr>
       </w:pPr>
-      <w:bookmarkStart w:id="9" w:name="_Toc225426519"/>
+      <w:bookmarkStart w:id="9" w:name="_Toc227847626"/>
       <w:r>
         <w:rPr>
           <w:rFonts w:ascii="Arial" w:hAnsi="Arial" w:cs="Arial"/>
@@ -3803,7 +5272,7 @@
           <w:rFonts w:ascii="Arial" w:hAnsi="Arial" w:cs="Arial"/>
         </w:rPr>
       </w:pPr>
-      <w:bookmarkStart w:id="10" w:name="_Toc225426520"/>
+      <w:bookmarkStart w:id="10" w:name="_Toc227847627"/>
       <w:r>
         <w:rPr>
           <w:rFonts w:ascii="Arial" w:hAnsi="Arial" w:cs="Arial"/>
@@ -3900,7 +5369,7 @@
           <w:rFonts w:ascii="Arial" w:hAnsi="Arial" w:cs="Arial"/>
         </w:rPr>
       </w:pPr>
-      <w:bookmarkStart w:id="11" w:name="_Toc225426521"/>
+      <w:bookmarkStart w:id="11" w:name="_Toc227847628"/>
       <w:r>
         <w:rPr>
           <w:rFonts w:ascii="Arial" w:hAnsi="Arial" w:cs="Arial"/>
@@ -3942,7 +5411,7 @@
           <w:rFonts w:ascii="Arial" w:hAnsi="Arial" w:cs="Arial"/>
         </w:rPr>
       </w:pPr>
-      <w:bookmarkStart w:id="12" w:name="_Toc225426522"/>
+      <w:bookmarkStart w:id="12" w:name="_Toc227847629"/>
       <w:r>
         <w:rPr>
           <w:rFonts w:ascii="Arial" w:hAnsi="Arial" w:cs="Arial"/>
@@ -3983,7 +5452,7 @@
           <w:rFonts w:ascii="Arial" w:hAnsi="Arial" w:cs="Arial"/>
         </w:rPr>
       </w:pPr>
-      <w:bookmarkStart w:id="13" w:name="_Toc225426523"/>
+      <w:bookmarkStart w:id="13" w:name="_Toc227847630"/>
       <w:r>
         <w:rPr>
           <w:rFonts w:ascii="Arial" w:hAnsi="Arial" w:cs="Arial"/>
@@ -4024,7 +5493,7 @@
           <w:rFonts w:ascii="Arial" w:hAnsi="Arial" w:cs="Arial"/>
         </w:rPr>
       </w:pPr>
-      <w:bookmarkStart w:id="14" w:name="_Toc225426524"/>
+      <w:bookmarkStart w:id="14" w:name="_Toc227847631"/>
       <w:r>
         <w:rPr>
           <w:rFonts w:ascii="Arial" w:hAnsi="Arial" w:cs="Arial"/>
@@ -4064,7 +5533,7 @@
           <w:rFonts w:ascii="Arial" w:hAnsi="Arial" w:cs="Arial"/>
         </w:rPr>
       </w:pPr>
-      <w:bookmarkStart w:id="15" w:name="_Toc225426525"/>
+      <w:bookmarkStart w:id="15" w:name="_Toc227847632"/>
       <w:r>
         <w:rPr>
           <w:rFonts w:ascii="Arial" w:hAnsi="Arial" w:cs="Arial"/>
@@ -4129,7 +5598,7 @@
           <w:rFonts w:ascii="Arial" w:hAnsi="Arial" w:cs="Arial"/>
         </w:rPr>
       </w:pPr>
-      <w:bookmarkStart w:id="16" w:name="_Toc225426526"/>
+      <w:bookmarkStart w:id="16" w:name="_Toc227847633"/>
       <w:r>
         <w:rPr>
           <w:rFonts w:ascii="Arial" w:hAnsi="Arial" w:cs="Arial"/>
@@ -4171,7 +5640,7 @@
           <w:rFonts w:ascii="Arial" w:hAnsi="Arial" w:cs="Arial"/>
         </w:rPr>
       </w:pPr>
-      <w:bookmarkStart w:id="17" w:name="_Toc225426527"/>
+      <w:bookmarkStart w:id="17" w:name="_Toc227847634"/>
       <w:r>
         <w:rPr>
           <w:rFonts w:ascii="Arial" w:hAnsi="Arial" w:cs="Arial"/>
@@ -4220,7 +5689,7 @@
           <w:rFonts w:ascii="Arial" w:hAnsi="Arial" w:cs="Arial"/>
         </w:rPr>
       </w:pPr>
-      <w:bookmarkStart w:id="18" w:name="_Toc225426528"/>
+      <w:bookmarkStart w:id="18" w:name="_Toc227847635"/>
       <w:r>
         <w:rPr>
           <w:rFonts w:ascii="Arial" w:hAnsi="Arial" w:cs="Arial"/>
@@ -4260,7 +5729,7 @@
           <w:rFonts w:ascii="Arial" w:hAnsi="Arial" w:cs="Arial"/>
         </w:rPr>
       </w:pPr>
-      <w:bookmarkStart w:id="19" w:name="_Toc225426529"/>
+      <w:bookmarkStart w:id="19" w:name="_Toc227847636"/>
       <w:r>
         <w:rPr>
           <w:rFonts w:ascii="Arial" w:hAnsi="Arial" w:cs="Arial"/>
@@ -4308,7 +5777,7 @@
           <w:rFonts w:ascii="Arial" w:hAnsi="Arial" w:cs="Arial"/>
         </w:rPr>
       </w:pPr>
-      <w:bookmarkStart w:id="20" w:name="_Toc225426530"/>
+      <w:bookmarkStart w:id="20" w:name="_Toc227847637"/>
       <w:r>
         <w:rPr>
           <w:rFonts w:ascii="Arial" w:hAnsi="Arial" w:cs="Arial"/>
@@ -4345,7 +5814,7 @@
           <w:rFonts w:ascii="Arial" w:hAnsi="Arial" w:cs="Arial"/>
         </w:rPr>
       </w:pPr>
-      <w:bookmarkStart w:id="21" w:name="_Toc225426531"/>
+      <w:bookmarkStart w:id="21" w:name="_Toc227847638"/>
       <w:r>
         <w:rPr>
           <w:rFonts w:ascii="Arial" w:hAnsi="Arial" w:cs="Arial"/>
@@ -4362,22 +5831,19 @@
       <w:bookmarkEnd w:id="21"/>
     </w:p>
     <w:p>
-      <w:pPr>
-        <w:pStyle w:val="Heading3"/>
-      </w:pPr>
       <w:r>
         <w:rPr>
           <w:noProof/>
         </w:rPr>
         <w:drawing>
-          <wp:inline distT="0" distB="0" distL="0" distR="0" wp14:anchorId="684A017E" wp14:editId="126037B3">
+          <wp:inline distT="0" distB="0" distL="0" distR="0" wp14:anchorId="684A017E" wp14:editId="7E6D524B">
             <wp:extent cx="5400040" cy="3150235"/>
             <wp:effectExtent l="0" t="0" r="10160" b="12065"/>
             <wp:docPr id="1136592577" name="Chart 3"/>
             <wp:cNvGraphicFramePr/>
             <a:graphic xmlns:a="http://schemas.openxmlformats.org/drawingml/2006/main">
               <a:graphicData uri="http://schemas.openxmlformats.org/drawingml/2006/chart">
-                <c:chart xmlns:c="http://schemas.openxmlformats.org/drawingml/2006/chart" xmlns:r="http://schemas.openxmlformats.org/officeDocument/2006/relationships" r:id="rId12"/>
+                <c:chart xmlns:c="http://schemas.openxmlformats.org/drawingml/2006/chart" xmlns:r="http://schemas.openxmlformats.org/officeDocument/2006/relationships" r:id="rId11"/>
               </a:graphicData>
             </a:graphic>
           </wp:inline>
@@ -4386,17 +5852,19 @@
     </w:p>
     <w:p>
       <w:pPr>
-        <w:pStyle w:val="Heading1"/>
-        <w:rPr>
-          <w:rFonts w:ascii="Arial" w:hAnsi="Arial" w:cs="Arial"/>
-        </w:rPr>
-      </w:pPr>
-      <w:r>
-        <w:rPr>
-          <w:rFonts w:ascii="Arial" w:hAnsi="Arial" w:cs="Arial"/>
-        </w:rPr>
-        <w:t>Presupuesto del proyecto</w:t>
-      </w:r>
+        <w:pStyle w:val="Heading2"/>
+        <w:rPr>
+          <w:rFonts w:ascii="Arial" w:hAnsi="Arial" w:cs="Arial"/>
+        </w:rPr>
+      </w:pPr>
+      <w:bookmarkStart w:id="22" w:name="_Toc227847639"/>
+      <w:r>
+        <w:rPr>
+          <w:rFonts w:ascii="Arial" w:hAnsi="Arial" w:cs="Arial"/>
+        </w:rPr>
+        <w:t>Planificación</w:t>
+      </w:r>
+      <w:bookmarkEnd w:id="22"/>
     </w:p>
     <w:p>
       <w:pPr>
@@ -4414,29 +5882,26 @@
           <w:sz w:val="24"/>
           <w:szCs w:val="24"/>
         </w:rPr>
-        <w:t xml:space="preserve">Aunque en este caso el proyecto sea uno académico, y por lo tanto no requiera de un verdadero presupuesto, se podría estimar un equivalente real </w:t>
-      </w:r>
-      <w:r>
-        <w:rPr>
-          <w:rFonts w:ascii="Arial" w:hAnsi="Arial" w:cs="Arial"/>
-          <w:sz w:val="24"/>
-          <w:szCs w:val="24"/>
-        </w:rPr>
-        <w:t>basándose en los datos preexistentes:</w:t>
-      </w:r>
-    </w:p>
-    <w:p>
-      <w:pPr>
-        <w:pStyle w:val="Heading2"/>
-        <w:rPr>
-          <w:rFonts w:ascii="Arial" w:hAnsi="Arial" w:cs="Arial"/>
-        </w:rPr>
-      </w:pPr>
-      <w:r>
-        <w:rPr>
-          <w:rFonts w:ascii="Arial" w:hAnsi="Arial" w:cs="Arial"/>
-        </w:rPr>
-        <w:t>Recursos humanos</w:t>
+        <w:t>En esta etapa del proyecto, se define el rango y los objetivos del proyecto completo. Para alcanzar estos objetivos, se analizarán problemas relacionados con la meta final y se buscarán soluciones dentro de la aplicación siendo desarrollada.</w:t>
+      </w:r>
+    </w:p>
+    <w:p>
+      <w:pPr>
+        <w:spacing w:line="360" w:lineRule="auto"/>
+        <w:jc w:val="both"/>
+        <w:rPr>
+          <w:rFonts w:ascii="Arial" w:hAnsi="Arial" w:cs="Arial"/>
+          <w:sz w:val="24"/>
+          <w:szCs w:val="24"/>
+        </w:rPr>
+      </w:pPr>
+      <w:r>
+        <w:rPr>
+          <w:rFonts w:ascii="Arial" w:hAnsi="Arial" w:cs="Arial"/>
+          <w:sz w:val="24"/>
+          <w:szCs w:val="24"/>
+        </w:rPr>
+        <w:t>Algunas actividades importantes incluyen el:</w:t>
       </w:r>
     </w:p>
     <w:p>
@@ -4460,25 +5925,7 @@
           <w:sz w:val="24"/>
           <w:szCs w:val="24"/>
         </w:rPr>
-        <w:t xml:space="preserve">Desarrollador del </w:t>
-      </w:r>
-      <w:proofErr w:type="spellStart"/>
-      <w:r>
-        <w:rPr>
-          <w:rFonts w:ascii="Arial" w:hAnsi="Arial" w:cs="Arial"/>
-          <w:sz w:val="24"/>
-          <w:szCs w:val="24"/>
-        </w:rPr>
-        <w:t>backend</w:t>
-      </w:r>
-      <w:proofErr w:type="spellEnd"/>
-      <w:r>
-        <w:rPr>
-          <w:rFonts w:ascii="Arial" w:hAnsi="Arial" w:cs="Arial"/>
-          <w:sz w:val="24"/>
-          <w:szCs w:val="24"/>
-        </w:rPr>
-        <w:t>: 3,500€</w:t>
+        <w:t>Identificar las necesidades de los usuarios y sus expectaciones</w:t>
       </w:r>
     </w:p>
     <w:p>
@@ -4502,58 +5949,7 @@
           <w:sz w:val="24"/>
           <w:szCs w:val="24"/>
         </w:rPr>
-        <w:t xml:space="preserve">Desarrollador del </w:t>
-      </w:r>
-      <w:proofErr w:type="spellStart"/>
-      <w:r>
-        <w:rPr>
-          <w:rFonts w:ascii="Arial" w:hAnsi="Arial" w:cs="Arial"/>
-          <w:sz w:val="24"/>
-          <w:szCs w:val="24"/>
-        </w:rPr>
-        <w:t>frontend</w:t>
-      </w:r>
-      <w:proofErr w:type="spellEnd"/>
-      <w:r>
-        <w:rPr>
-          <w:rFonts w:ascii="Arial" w:hAnsi="Arial" w:cs="Arial"/>
-          <w:sz w:val="24"/>
-          <w:szCs w:val="24"/>
-        </w:rPr>
-        <w:t>: 3,500€</w:t>
-      </w:r>
-    </w:p>
-    <w:p>
-      <w:pPr>
-        <w:spacing w:line="360" w:lineRule="auto"/>
-        <w:jc w:val="both"/>
-        <w:rPr>
-          <w:rFonts w:ascii="Arial" w:hAnsi="Arial" w:cs="Arial"/>
-          <w:sz w:val="24"/>
-          <w:szCs w:val="24"/>
-        </w:rPr>
-      </w:pPr>
-      <w:r>
-        <w:rPr>
-          <w:rFonts w:ascii="Arial" w:hAnsi="Arial" w:cs="Arial"/>
-          <w:sz w:val="24"/>
-          <w:szCs w:val="24"/>
-        </w:rPr>
-        <w:t>Asumiendo un pago único a cada uno debido a la duración corta de la creación del programa, eso nos da 7,000€.</w:t>
-      </w:r>
-    </w:p>
-    <w:p>
-      <w:pPr>
-        <w:pStyle w:val="Heading2"/>
-        <w:rPr>
-          <w:rFonts w:ascii="Arial" w:hAnsi="Arial" w:cs="Arial"/>
-        </w:rPr>
-      </w:pPr>
-      <w:r>
-        <w:rPr>
-          <w:rFonts w:ascii="Arial" w:hAnsi="Arial" w:cs="Arial"/>
-        </w:rPr>
-        <w:t>Infraestructura</w:t>
+        <w:t>Definir requerimientos funcionales y no funcionales (vistos previamente)</w:t>
       </w:r>
     </w:p>
     <w:p>
@@ -4577,7 +5973,243 @@
           <w:sz w:val="24"/>
           <w:szCs w:val="24"/>
         </w:rPr>
-        <w:t>Alojamiento en la nube (Azure): 100 x 4 meses = 400€</w:t>
+        <w:t>Establecer los limites del proyecto y requerimientos externos (presupuesto, tiempo aplicado…)</w:t>
+      </w:r>
+    </w:p>
+    <w:p>
+      <w:pPr>
+        <w:spacing w:line="360" w:lineRule="auto"/>
+        <w:jc w:val="both"/>
+        <w:rPr>
+          <w:rFonts w:ascii="Arial" w:hAnsi="Arial" w:cs="Arial"/>
+          <w:sz w:val="24"/>
+          <w:szCs w:val="24"/>
+        </w:rPr>
+      </w:pPr>
+      <w:r>
+        <w:rPr>
+          <w:rFonts w:ascii="Arial" w:hAnsi="Arial" w:cs="Arial"/>
+          <w:sz w:val="24"/>
+          <w:szCs w:val="24"/>
+        </w:rPr>
+        <w:t>Todas estas actividades son críticas, pues establecen la fundación para cualquier desarrollo siguiente. Si los fundamentos son definidos de una forma incorrecta, pueden llevar a errores y rediseños en una etapa futura, lo cual incrementará el esfuerzo y los requerimientos externos necesarios.</w:t>
+      </w:r>
+    </w:p>
+    <w:p>
+      <w:pPr>
+        <w:pStyle w:val="Heading2"/>
+        <w:rPr>
+          <w:rFonts w:ascii="Arial" w:hAnsi="Arial" w:cs="Arial"/>
+        </w:rPr>
+      </w:pPr>
+      <w:bookmarkStart w:id="23" w:name="_Toc227847640"/>
+      <w:r>
+        <w:rPr>
+          <w:rFonts w:ascii="Arial" w:hAnsi="Arial" w:cs="Arial"/>
+        </w:rPr>
+        <w:lastRenderedPageBreak/>
+        <w:t>Investigación</w:t>
+      </w:r>
+      <w:bookmarkEnd w:id="23"/>
+    </w:p>
+    <w:p>
+      <w:pPr>
+        <w:jc w:val="both"/>
+        <w:rPr>
+          <w:rFonts w:ascii="Arial" w:hAnsi="Arial" w:cs="Arial"/>
+          <w:sz w:val="24"/>
+          <w:szCs w:val="24"/>
+        </w:rPr>
+      </w:pPr>
+      <w:r>
+        <w:rPr>
+          <w:rFonts w:ascii="Arial" w:hAnsi="Arial" w:cs="Arial"/>
+          <w:sz w:val="24"/>
+          <w:szCs w:val="24"/>
+        </w:rPr>
+        <w:t>En esta fase, se busca el identificar con qué será desarrollada la aplicación, los servicios externos que la aplicación va a usar, y las limitaciones de los API.</w:t>
+      </w:r>
+    </w:p>
+    <w:p>
+      <w:pPr>
+        <w:jc w:val="both"/>
+        <w:rPr>
+          <w:rFonts w:ascii="Arial" w:hAnsi="Arial" w:cs="Arial"/>
+          <w:sz w:val="24"/>
+          <w:szCs w:val="24"/>
+        </w:rPr>
+      </w:pPr>
+      <w:r>
+        <w:rPr>
+          <w:rFonts w:ascii="Arial" w:hAnsi="Arial" w:cs="Arial"/>
+          <w:sz w:val="24"/>
+          <w:szCs w:val="24"/>
+        </w:rPr>
+        <w:t>Algunas actividades importantes incluyen el:</w:t>
+      </w:r>
+    </w:p>
+    <w:p>
+      <w:pPr>
+        <w:pStyle w:val="ListParagraph"/>
+        <w:numPr>
+          <w:ilvl w:val="0"/>
+          <w:numId w:val="3"/>
+        </w:numPr>
+        <w:jc w:val="both"/>
+        <w:rPr>
+          <w:rFonts w:ascii="Arial" w:hAnsi="Arial" w:cs="Arial"/>
+          <w:sz w:val="24"/>
+          <w:szCs w:val="24"/>
+        </w:rPr>
+      </w:pPr>
+      <w:r>
+        <w:rPr>
+          <w:rFonts w:ascii="Arial" w:hAnsi="Arial" w:cs="Arial"/>
+          <w:sz w:val="24"/>
+          <w:szCs w:val="24"/>
+        </w:rPr>
+        <w:t>Investigar el lenguaje de código más beneficial para la aplicación</w:t>
+      </w:r>
+    </w:p>
+    <w:p>
+      <w:pPr>
+        <w:pStyle w:val="ListParagraph"/>
+        <w:numPr>
+          <w:ilvl w:val="0"/>
+          <w:numId w:val="3"/>
+        </w:numPr>
+        <w:jc w:val="both"/>
+        <w:rPr>
+          <w:rFonts w:ascii="Arial" w:hAnsi="Arial" w:cs="Arial"/>
+          <w:sz w:val="24"/>
+          <w:szCs w:val="24"/>
+        </w:rPr>
+      </w:pPr>
+      <w:r>
+        <w:rPr>
+          <w:rFonts w:ascii="Arial" w:hAnsi="Arial" w:cs="Arial"/>
+          <w:sz w:val="24"/>
+          <w:szCs w:val="24"/>
+        </w:rPr>
+        <w:t>Investigar API disponibles y proveedores</w:t>
+      </w:r>
+    </w:p>
+    <w:p>
+      <w:pPr>
+        <w:pStyle w:val="ListParagraph"/>
+        <w:numPr>
+          <w:ilvl w:val="0"/>
+          <w:numId w:val="3"/>
+        </w:numPr>
+        <w:jc w:val="both"/>
+        <w:rPr>
+          <w:rFonts w:ascii="Arial" w:hAnsi="Arial" w:cs="Arial"/>
+          <w:sz w:val="24"/>
+          <w:szCs w:val="24"/>
+        </w:rPr>
+      </w:pPr>
+      <w:r>
+        <w:rPr>
+          <w:rFonts w:ascii="Arial" w:hAnsi="Arial" w:cs="Arial"/>
+          <w:sz w:val="24"/>
+          <w:szCs w:val="24"/>
+        </w:rPr>
+        <w:t>Evaluar sus características, coste y documentación</w:t>
+      </w:r>
+    </w:p>
+    <w:p>
+      <w:pPr>
+        <w:pStyle w:val="ListParagraph"/>
+        <w:numPr>
+          <w:ilvl w:val="0"/>
+          <w:numId w:val="3"/>
+        </w:numPr>
+        <w:jc w:val="both"/>
+        <w:rPr>
+          <w:rFonts w:ascii="Arial" w:hAnsi="Arial" w:cs="Arial"/>
+          <w:sz w:val="24"/>
+          <w:szCs w:val="24"/>
+        </w:rPr>
+      </w:pPr>
+      <w:r>
+        <w:rPr>
+          <w:rFonts w:ascii="Arial" w:hAnsi="Arial" w:cs="Arial"/>
+          <w:sz w:val="24"/>
+          <w:szCs w:val="24"/>
+        </w:rPr>
+        <w:t>Seleccionar el API mas aplicable para la integración al sistema</w:t>
+      </w:r>
+    </w:p>
+    <w:p>
+      <w:pPr>
+        <w:jc w:val="both"/>
+        <w:rPr>
+          <w:rFonts w:ascii="Arial" w:hAnsi="Arial" w:cs="Arial"/>
+          <w:sz w:val="24"/>
+          <w:szCs w:val="24"/>
+        </w:rPr>
+      </w:pPr>
+      <w:r>
+        <w:rPr>
+          <w:rFonts w:ascii="Arial" w:hAnsi="Arial" w:cs="Arial"/>
+          <w:sz w:val="24"/>
+          <w:szCs w:val="24"/>
+        </w:rPr>
+        <w:t>Esta etapa asegura que el sistema en general sea lo mas efectivo posible y no haya errores futuros.</w:t>
+      </w:r>
+    </w:p>
+    <w:p>
+      <w:pPr>
+        <w:pStyle w:val="Heading2"/>
+        <w:rPr>
+          <w:rFonts w:ascii="Arial" w:hAnsi="Arial" w:cs="Arial"/>
+        </w:rPr>
+      </w:pPr>
+      <w:bookmarkStart w:id="24" w:name="_Toc227847641"/>
+      <w:r>
+        <w:rPr>
+          <w:rFonts w:ascii="Arial" w:hAnsi="Arial" w:cs="Arial"/>
+        </w:rPr>
+        <w:t>Diseño</w:t>
+      </w:r>
+      <w:bookmarkEnd w:id="24"/>
+    </w:p>
+    <w:p>
+      <w:pPr>
+        <w:spacing w:line="360" w:lineRule="auto"/>
+        <w:jc w:val="both"/>
+        <w:rPr>
+          <w:rFonts w:ascii="Arial" w:hAnsi="Arial" w:cs="Arial"/>
+          <w:sz w:val="24"/>
+          <w:szCs w:val="24"/>
+        </w:rPr>
+      </w:pPr>
+      <w:r>
+        <w:rPr>
+          <w:rFonts w:ascii="Arial" w:hAnsi="Arial" w:cs="Arial"/>
+          <w:sz w:val="24"/>
+          <w:szCs w:val="24"/>
+        </w:rPr>
+        <w:t>La fase de diseño del sistema define como la aplicación será estructurada y como sus componentes van a interactuar.</w:t>
+      </w:r>
+    </w:p>
+    <w:p>
+      <w:pPr>
+        <w:spacing w:line="360" w:lineRule="auto"/>
+        <w:jc w:val="both"/>
+        <w:rPr>
+          <w:rFonts w:ascii="Arial" w:hAnsi="Arial" w:cs="Arial"/>
+          <w:sz w:val="24"/>
+          <w:szCs w:val="24"/>
+        </w:rPr>
+      </w:pPr>
+      <w:r>
+        <w:rPr>
+          <w:rFonts w:ascii="Arial" w:hAnsi="Arial" w:cs="Arial"/>
+          <w:sz w:val="24"/>
+          <w:szCs w:val="24"/>
+        </w:rPr>
+        <w:t>Algunas actividades importantes incluyen el:</w:t>
       </w:r>
     </w:p>
     <w:p>
@@ -4601,7 +6233,59 @@
           <w:sz w:val="24"/>
           <w:szCs w:val="24"/>
         </w:rPr>
-        <w:t>Alojamiento de la base de datos: 50 x 4 meses = 200€</w:t>
+        <w:t xml:space="preserve">Diseñar la arquitectura del sistema de forma general (incluyendo versiones prototípicas </w:t>
+      </w:r>
+      <w:r>
+        <w:rPr>
+          <w:rFonts w:ascii="Arial" w:hAnsi="Arial" w:cs="Arial"/>
+          <w:sz w:val="24"/>
+          <w:szCs w:val="24"/>
+        </w:rPr>
+        <w:t>del</w:t>
+      </w:r>
+      <w:r>
+        <w:rPr>
+          <w:rFonts w:ascii="Arial" w:hAnsi="Arial" w:cs="Arial"/>
+          <w:sz w:val="24"/>
+          <w:szCs w:val="24"/>
+        </w:rPr>
+        <w:t xml:space="preserve"> </w:t>
+      </w:r>
+      <w:proofErr w:type="spellStart"/>
+      <w:r>
+        <w:rPr>
+          <w:rFonts w:ascii="Arial" w:hAnsi="Arial" w:cs="Arial"/>
+          <w:sz w:val="24"/>
+          <w:szCs w:val="24"/>
+        </w:rPr>
+        <w:t>backend</w:t>
+      </w:r>
+      <w:proofErr w:type="spellEnd"/>
+      <w:r>
+        <w:rPr>
+          <w:rFonts w:ascii="Arial" w:hAnsi="Arial" w:cs="Arial"/>
+          <w:sz w:val="24"/>
+          <w:szCs w:val="24"/>
+        </w:rPr>
+        <w:t xml:space="preserve">, </w:t>
+      </w:r>
+      <w:proofErr w:type="spellStart"/>
+      <w:r>
+        <w:rPr>
+          <w:rFonts w:ascii="Arial" w:hAnsi="Arial" w:cs="Arial"/>
+          <w:sz w:val="24"/>
+          <w:szCs w:val="24"/>
+        </w:rPr>
+        <w:t>frontend</w:t>
+      </w:r>
+      <w:proofErr w:type="spellEnd"/>
+      <w:r>
+        <w:rPr>
+          <w:rFonts w:ascii="Arial" w:hAnsi="Arial" w:cs="Arial"/>
+          <w:sz w:val="24"/>
+          <w:szCs w:val="24"/>
+        </w:rPr>
+        <w:t>, y la capa API)</w:t>
       </w:r>
     </w:p>
     <w:p>
@@ -4625,6 +6309,1145 @@
           <w:sz w:val="24"/>
           <w:szCs w:val="24"/>
         </w:rPr>
+        <w:t>La planificación de la interfaz de usuarios</w:t>
+      </w:r>
+    </w:p>
+    <w:p>
+      <w:pPr>
+        <w:spacing w:line="360" w:lineRule="auto"/>
+        <w:jc w:val="both"/>
+        <w:rPr>
+          <w:rFonts w:ascii="Arial" w:hAnsi="Arial" w:cs="Arial"/>
+          <w:sz w:val="24"/>
+          <w:szCs w:val="24"/>
+        </w:rPr>
+      </w:pPr>
+      <w:r>
+        <w:rPr>
+          <w:rFonts w:ascii="Arial" w:hAnsi="Arial" w:cs="Arial"/>
+          <w:sz w:val="24"/>
+          <w:szCs w:val="24"/>
+        </w:rPr>
+        <w:t>Esta fase, por lo tanto, determina el plan para la implementación de la aplicación, elimina cualquier ambigüedad y mejora la eficiencia de desarrollo.</w:t>
+      </w:r>
+    </w:p>
+    <w:p>
+      <w:pPr>
+        <w:pStyle w:val="Heading2"/>
+        <w:rPr>
+          <w:rFonts w:ascii="Arial" w:hAnsi="Arial" w:cs="Arial"/>
+        </w:rPr>
+      </w:pPr>
+      <w:bookmarkStart w:id="25" w:name="_Toc227847642"/>
+      <w:proofErr w:type="spellStart"/>
+      <w:r>
+        <w:rPr>
+          <w:rFonts w:ascii="Arial" w:hAnsi="Arial" w:cs="Arial"/>
+        </w:rPr>
+        <w:t>Backend</w:t>
+      </w:r>
+      <w:bookmarkEnd w:id="25"/>
+      <w:proofErr w:type="spellEnd"/>
+    </w:p>
+    <w:p>
+      <w:pPr>
+        <w:rPr>
+          <w:rFonts w:ascii="Arial" w:hAnsi="Arial" w:cs="Arial"/>
+          <w:sz w:val="24"/>
+          <w:szCs w:val="24"/>
+        </w:rPr>
+      </w:pPr>
+      <w:r>
+        <w:rPr>
+          <w:rFonts w:ascii="Arial" w:hAnsi="Arial" w:cs="Arial"/>
+          <w:sz w:val="24"/>
+          <w:szCs w:val="24"/>
+        </w:rPr>
+        <w:t xml:space="preserve">La fase de desarrollo de </w:t>
+      </w:r>
+      <w:proofErr w:type="spellStart"/>
+      <w:r>
+        <w:rPr>
+          <w:rFonts w:ascii="Arial" w:hAnsi="Arial" w:cs="Arial"/>
+          <w:sz w:val="24"/>
+          <w:szCs w:val="24"/>
+        </w:rPr>
+        <w:t>backend</w:t>
+      </w:r>
+      <w:proofErr w:type="spellEnd"/>
+      <w:r>
+        <w:rPr>
+          <w:rFonts w:ascii="Arial" w:hAnsi="Arial" w:cs="Arial"/>
+          <w:sz w:val="24"/>
+          <w:szCs w:val="24"/>
+        </w:rPr>
+        <w:t xml:space="preserve"> implementa la lógica integral de la aplicación e implementa </w:t>
+      </w:r>
+      <w:proofErr w:type="spellStart"/>
+      <w:r>
+        <w:rPr>
+          <w:rFonts w:ascii="Arial" w:hAnsi="Arial" w:cs="Arial"/>
+          <w:sz w:val="24"/>
+          <w:szCs w:val="24"/>
+        </w:rPr>
+        <w:t>APIs</w:t>
+      </w:r>
+      <w:proofErr w:type="spellEnd"/>
+      <w:r>
+        <w:rPr>
+          <w:rFonts w:ascii="Arial" w:hAnsi="Arial" w:cs="Arial"/>
+          <w:sz w:val="24"/>
+          <w:szCs w:val="24"/>
+        </w:rPr>
+        <w:t xml:space="preserve"> externos.</w:t>
+      </w:r>
+    </w:p>
+    <w:p>
+      <w:pPr>
+        <w:rPr>
+          <w:rFonts w:ascii="Arial" w:hAnsi="Arial" w:cs="Arial"/>
+          <w:sz w:val="24"/>
+          <w:szCs w:val="24"/>
+        </w:rPr>
+      </w:pPr>
+      <w:r>
+        <w:rPr>
+          <w:rFonts w:ascii="Arial" w:hAnsi="Arial" w:cs="Arial"/>
+          <w:sz w:val="24"/>
+          <w:szCs w:val="24"/>
+        </w:rPr>
+        <w:t>Algunas actividades importantes incluyen el:</w:t>
+      </w:r>
+    </w:p>
+    <w:p>
+      <w:pPr>
+        <w:pStyle w:val="ListParagraph"/>
+        <w:numPr>
+          <w:ilvl w:val="0"/>
+          <w:numId w:val="3"/>
+        </w:numPr>
+        <w:rPr>
+          <w:rFonts w:ascii="Arial" w:hAnsi="Arial" w:cs="Arial"/>
+          <w:sz w:val="24"/>
+          <w:szCs w:val="24"/>
+        </w:rPr>
+      </w:pPr>
+      <w:r>
+        <w:rPr>
+          <w:rFonts w:ascii="Arial" w:hAnsi="Arial" w:cs="Arial"/>
+          <w:sz w:val="24"/>
+          <w:szCs w:val="24"/>
+        </w:rPr>
+        <w:t>Desarrollar módulos de comunicación API</w:t>
+      </w:r>
+    </w:p>
+    <w:p>
+      <w:pPr>
+        <w:pStyle w:val="ListParagraph"/>
+        <w:numPr>
+          <w:ilvl w:val="0"/>
+          <w:numId w:val="3"/>
+        </w:numPr>
+        <w:rPr>
+          <w:rFonts w:ascii="Arial" w:hAnsi="Arial" w:cs="Arial"/>
+          <w:sz w:val="24"/>
+          <w:szCs w:val="24"/>
+        </w:rPr>
+      </w:pPr>
+      <w:r>
+        <w:rPr>
+          <w:rFonts w:ascii="Arial" w:hAnsi="Arial" w:cs="Arial"/>
+          <w:sz w:val="24"/>
+          <w:szCs w:val="24"/>
+        </w:rPr>
+        <w:t>Implementar lógica de negocio (búsqueda, filtrado, manejo de reservas)</w:t>
+      </w:r>
+    </w:p>
+    <w:p>
+      <w:pPr>
+        <w:pStyle w:val="ListParagraph"/>
+        <w:numPr>
+          <w:ilvl w:val="0"/>
+          <w:numId w:val="3"/>
+        </w:numPr>
+        <w:rPr>
+          <w:rFonts w:ascii="Arial" w:hAnsi="Arial" w:cs="Arial"/>
+          <w:sz w:val="24"/>
+          <w:szCs w:val="24"/>
+        </w:rPr>
+      </w:pPr>
+      <w:r>
+        <w:rPr>
+          <w:rFonts w:ascii="Arial" w:hAnsi="Arial" w:cs="Arial"/>
+          <w:sz w:val="24"/>
+          <w:szCs w:val="24"/>
+        </w:rPr>
+        <w:t>Controlar el procesamiento de datos y la transformación debida de estos</w:t>
+      </w:r>
+    </w:p>
+    <w:p>
+      <w:pPr>
+        <w:pStyle w:val="ListParagraph"/>
+        <w:numPr>
+          <w:ilvl w:val="0"/>
+          <w:numId w:val="3"/>
+        </w:numPr>
+        <w:rPr>
+          <w:rFonts w:ascii="Arial" w:hAnsi="Arial" w:cs="Arial"/>
+          <w:sz w:val="24"/>
+          <w:szCs w:val="24"/>
+        </w:rPr>
+      </w:pPr>
+      <w:r>
+        <w:rPr>
+          <w:rFonts w:ascii="Arial" w:hAnsi="Arial" w:cs="Arial"/>
+          <w:sz w:val="24"/>
+          <w:szCs w:val="24"/>
+        </w:rPr>
+        <w:t>Manejar errores y fallos del API</w:t>
+      </w:r>
+    </w:p>
+    <w:p>
+      <w:pPr>
+        <w:rPr>
+          <w:rFonts w:ascii="Arial" w:hAnsi="Arial" w:cs="Arial"/>
+          <w:sz w:val="24"/>
+          <w:szCs w:val="24"/>
+        </w:rPr>
+      </w:pPr>
+      <w:r>
+        <w:rPr>
+          <w:rFonts w:ascii="Arial" w:hAnsi="Arial" w:cs="Arial"/>
+          <w:sz w:val="24"/>
+          <w:szCs w:val="24"/>
+        </w:rPr>
+        <w:t xml:space="preserve">El </w:t>
+      </w:r>
+      <w:proofErr w:type="spellStart"/>
+      <w:r>
+        <w:rPr>
+          <w:rFonts w:ascii="Arial" w:hAnsi="Arial" w:cs="Arial"/>
+          <w:sz w:val="24"/>
+          <w:szCs w:val="24"/>
+        </w:rPr>
+        <w:t>backend</w:t>
+      </w:r>
+      <w:proofErr w:type="spellEnd"/>
+      <w:r>
+        <w:rPr>
+          <w:rFonts w:ascii="Arial" w:hAnsi="Arial" w:cs="Arial"/>
+          <w:sz w:val="24"/>
+          <w:szCs w:val="24"/>
+        </w:rPr>
+        <w:t xml:space="preserve"> es directamente responsable de que los datos sean recibidos, procesados y entregados de forma correcta al </w:t>
+      </w:r>
+      <w:proofErr w:type="spellStart"/>
+      <w:r>
+        <w:rPr>
+          <w:rFonts w:ascii="Arial" w:hAnsi="Arial" w:cs="Arial"/>
+          <w:sz w:val="24"/>
+          <w:szCs w:val="24"/>
+        </w:rPr>
+        <w:t>frontend</w:t>
+      </w:r>
+      <w:proofErr w:type="spellEnd"/>
+      <w:r>
+        <w:rPr>
+          <w:rFonts w:ascii="Arial" w:hAnsi="Arial" w:cs="Arial"/>
+          <w:sz w:val="24"/>
+          <w:szCs w:val="24"/>
+        </w:rPr>
+        <w:t>.</w:t>
+      </w:r>
+    </w:p>
+    <w:p>
+      <w:pPr>
+        <w:pStyle w:val="Heading2"/>
+        <w:rPr>
+          <w:rFonts w:ascii="Arial" w:hAnsi="Arial" w:cs="Arial"/>
+        </w:rPr>
+      </w:pPr>
+      <w:bookmarkStart w:id="26" w:name="_Toc227847643"/>
+      <w:proofErr w:type="spellStart"/>
+      <w:r>
+        <w:rPr>
+          <w:rFonts w:ascii="Arial" w:hAnsi="Arial" w:cs="Arial"/>
+        </w:rPr>
+        <w:lastRenderedPageBreak/>
+        <w:t>Frontend</w:t>
+      </w:r>
+      <w:bookmarkEnd w:id="26"/>
+      <w:proofErr w:type="spellEnd"/>
+    </w:p>
+    <w:p>
+      <w:pPr>
+        <w:spacing w:line="360" w:lineRule="auto"/>
+        <w:jc w:val="both"/>
+        <w:rPr>
+          <w:rFonts w:ascii="Arial" w:hAnsi="Arial" w:cs="Arial"/>
+          <w:sz w:val="24"/>
+          <w:szCs w:val="24"/>
+        </w:rPr>
+      </w:pPr>
+      <w:r>
+        <w:rPr>
+          <w:rFonts w:ascii="Arial" w:hAnsi="Arial" w:cs="Arial"/>
+          <w:sz w:val="24"/>
+          <w:szCs w:val="24"/>
+        </w:rPr>
+        <w:t xml:space="preserve">La fase de desarrollo del </w:t>
+      </w:r>
+      <w:proofErr w:type="spellStart"/>
+      <w:r>
+        <w:rPr>
+          <w:rFonts w:ascii="Arial" w:hAnsi="Arial" w:cs="Arial"/>
+          <w:sz w:val="24"/>
+          <w:szCs w:val="24"/>
+        </w:rPr>
+        <w:t>frontend</w:t>
+      </w:r>
+      <w:proofErr w:type="spellEnd"/>
+      <w:r>
+        <w:rPr>
+          <w:rFonts w:ascii="Arial" w:hAnsi="Arial" w:cs="Arial"/>
+          <w:sz w:val="24"/>
+          <w:szCs w:val="24"/>
+        </w:rPr>
+        <w:t xml:space="preserve"> se fija en construir la interfaz de usuario y asegurar la usabilidad general.</w:t>
+      </w:r>
+    </w:p>
+    <w:p>
+      <w:pPr>
+        <w:spacing w:line="360" w:lineRule="auto"/>
+        <w:jc w:val="both"/>
+        <w:rPr>
+          <w:rFonts w:ascii="Arial" w:hAnsi="Arial" w:cs="Arial"/>
+          <w:sz w:val="24"/>
+          <w:szCs w:val="24"/>
+        </w:rPr>
+      </w:pPr>
+      <w:r>
+        <w:rPr>
+          <w:rFonts w:ascii="Arial" w:hAnsi="Arial" w:cs="Arial"/>
+          <w:sz w:val="24"/>
+          <w:szCs w:val="24"/>
+        </w:rPr>
+        <w:t>Algunas actividades importantes incluyen el:</w:t>
+      </w:r>
+    </w:p>
+    <w:p>
+      <w:pPr>
+        <w:pStyle w:val="ListParagraph"/>
+        <w:numPr>
+          <w:ilvl w:val="0"/>
+          <w:numId w:val="3"/>
+        </w:numPr>
+        <w:spacing w:line="360" w:lineRule="auto"/>
+        <w:jc w:val="both"/>
+        <w:rPr>
+          <w:rFonts w:ascii="Arial" w:hAnsi="Arial" w:cs="Arial"/>
+          <w:sz w:val="24"/>
+          <w:szCs w:val="24"/>
+        </w:rPr>
+      </w:pPr>
+      <w:r>
+        <w:rPr>
+          <w:rFonts w:ascii="Arial" w:hAnsi="Arial" w:cs="Arial"/>
+          <w:sz w:val="24"/>
+          <w:szCs w:val="24"/>
+        </w:rPr>
+        <w:t>Implementar el menú principal y la navegación efectiva</w:t>
+      </w:r>
+    </w:p>
+    <w:p>
+      <w:pPr>
+        <w:pStyle w:val="ListParagraph"/>
+        <w:numPr>
+          <w:ilvl w:val="0"/>
+          <w:numId w:val="3"/>
+        </w:numPr>
+        <w:spacing w:line="360" w:lineRule="auto"/>
+        <w:jc w:val="both"/>
+        <w:rPr>
+          <w:rFonts w:ascii="Arial" w:hAnsi="Arial" w:cs="Arial"/>
+          <w:sz w:val="24"/>
+          <w:szCs w:val="24"/>
+        </w:rPr>
+      </w:pPr>
+      <w:r>
+        <w:rPr>
+          <w:rFonts w:ascii="Arial" w:hAnsi="Arial" w:cs="Arial"/>
+          <w:sz w:val="24"/>
+          <w:szCs w:val="24"/>
+        </w:rPr>
+        <w:t>Diseñar formularios para filtrar información para los usuarios</w:t>
+      </w:r>
+    </w:p>
+    <w:p>
+      <w:pPr>
+        <w:pStyle w:val="ListParagraph"/>
+        <w:numPr>
+          <w:ilvl w:val="0"/>
+          <w:numId w:val="3"/>
+        </w:numPr>
+        <w:spacing w:line="360" w:lineRule="auto"/>
+        <w:jc w:val="both"/>
+        <w:rPr>
+          <w:rFonts w:ascii="Arial" w:hAnsi="Arial" w:cs="Arial"/>
+          <w:sz w:val="24"/>
+          <w:szCs w:val="24"/>
+        </w:rPr>
+      </w:pPr>
+      <w:r>
+        <w:rPr>
+          <w:rFonts w:ascii="Arial" w:hAnsi="Arial" w:cs="Arial"/>
+          <w:sz w:val="24"/>
+          <w:szCs w:val="24"/>
+        </w:rPr>
+        <w:t>Enseñar los datos (en este caso, de los hoteles) de una forma bien estructurada y limpia</w:t>
+      </w:r>
+    </w:p>
+    <w:p>
+      <w:pPr>
+        <w:spacing w:line="360" w:lineRule="auto"/>
+        <w:jc w:val="both"/>
+        <w:rPr>
+          <w:rFonts w:ascii="Arial" w:hAnsi="Arial" w:cs="Arial"/>
+          <w:sz w:val="24"/>
+          <w:szCs w:val="24"/>
+        </w:rPr>
+      </w:pPr>
+      <w:r>
+        <w:rPr>
+          <w:rFonts w:ascii="Arial" w:hAnsi="Arial" w:cs="Arial"/>
+          <w:sz w:val="24"/>
+          <w:szCs w:val="24"/>
+        </w:rPr>
+        <w:t>Esta fase se conecta directamente a la previa, pues es integrada a esta.</w:t>
+      </w:r>
+    </w:p>
+    <w:p>
+      <w:pPr>
+        <w:pStyle w:val="Heading2"/>
+        <w:rPr>
+          <w:rFonts w:ascii="Arial" w:hAnsi="Arial" w:cs="Arial"/>
+        </w:rPr>
+      </w:pPr>
+      <w:bookmarkStart w:id="27" w:name="_Toc227847644"/>
+      <w:r>
+        <w:rPr>
+          <w:rFonts w:ascii="Arial" w:hAnsi="Arial" w:cs="Arial"/>
+        </w:rPr>
+        <w:t>Comprobación</w:t>
+      </w:r>
+      <w:bookmarkEnd w:id="27"/>
+    </w:p>
+    <w:p>
+      <w:pPr>
+        <w:spacing w:line="360" w:lineRule="auto"/>
+        <w:jc w:val="both"/>
+        <w:rPr>
+          <w:rFonts w:ascii="Arial" w:hAnsi="Arial" w:cs="Arial"/>
+          <w:sz w:val="24"/>
+          <w:szCs w:val="24"/>
+        </w:rPr>
+      </w:pPr>
+      <w:r>
+        <w:rPr>
+          <w:rFonts w:ascii="Arial" w:hAnsi="Arial" w:cs="Arial"/>
+          <w:sz w:val="24"/>
+          <w:szCs w:val="24"/>
+        </w:rPr>
+        <w:t>Las pruebas de calidad de esta etapa aseguran que el sistema funcione de forma correcta y alcance las metas propuestas.</w:t>
+      </w:r>
+    </w:p>
+    <w:p>
+      <w:pPr>
+        <w:spacing w:line="360" w:lineRule="auto"/>
+        <w:jc w:val="both"/>
+        <w:rPr>
+          <w:rFonts w:ascii="Arial" w:hAnsi="Arial" w:cs="Arial"/>
+          <w:sz w:val="24"/>
+          <w:szCs w:val="24"/>
+        </w:rPr>
+      </w:pPr>
+      <w:r>
+        <w:rPr>
+          <w:rFonts w:ascii="Arial" w:hAnsi="Arial" w:cs="Arial"/>
+          <w:sz w:val="24"/>
+          <w:szCs w:val="24"/>
+        </w:rPr>
+        <w:t>Algunas actividades importantes incluyen el:</w:t>
+      </w:r>
+    </w:p>
+    <w:p>
+      <w:pPr>
+        <w:pStyle w:val="ListParagraph"/>
+        <w:numPr>
+          <w:ilvl w:val="0"/>
+          <w:numId w:val="3"/>
+        </w:numPr>
+        <w:spacing w:line="360" w:lineRule="auto"/>
+        <w:jc w:val="both"/>
+        <w:rPr>
+          <w:rFonts w:ascii="Arial" w:hAnsi="Arial" w:cs="Arial"/>
+          <w:sz w:val="24"/>
+          <w:szCs w:val="24"/>
+        </w:rPr>
+      </w:pPr>
+      <w:r>
+        <w:rPr>
+          <w:rFonts w:ascii="Arial" w:hAnsi="Arial" w:cs="Arial"/>
+          <w:sz w:val="24"/>
+          <w:szCs w:val="24"/>
+        </w:rPr>
+        <w:t>Comprobar componentes individuales del sistema</w:t>
+      </w:r>
+    </w:p>
+    <w:p>
+      <w:pPr>
+        <w:pStyle w:val="ListParagraph"/>
+        <w:numPr>
+          <w:ilvl w:val="0"/>
+          <w:numId w:val="3"/>
+        </w:numPr>
+        <w:spacing w:line="360" w:lineRule="auto"/>
+        <w:jc w:val="both"/>
+        <w:rPr>
+          <w:rFonts w:ascii="Arial" w:hAnsi="Arial" w:cs="Arial"/>
+          <w:sz w:val="24"/>
+          <w:szCs w:val="24"/>
+        </w:rPr>
+      </w:pPr>
+      <w:r>
+        <w:rPr>
+          <w:rFonts w:ascii="Arial" w:hAnsi="Arial" w:cs="Arial"/>
+          <w:sz w:val="24"/>
+          <w:szCs w:val="24"/>
+        </w:rPr>
+        <w:t xml:space="preserve">Comprobar la integración entre el </w:t>
+      </w:r>
+      <w:proofErr w:type="spellStart"/>
+      <w:r>
+        <w:rPr>
+          <w:rFonts w:ascii="Arial" w:hAnsi="Arial" w:cs="Arial"/>
+          <w:sz w:val="24"/>
+          <w:szCs w:val="24"/>
+        </w:rPr>
+        <w:t>frontend</w:t>
+      </w:r>
+      <w:proofErr w:type="spellEnd"/>
+      <w:r>
+        <w:rPr>
+          <w:rFonts w:ascii="Arial" w:hAnsi="Arial" w:cs="Arial"/>
+          <w:sz w:val="24"/>
+          <w:szCs w:val="24"/>
+        </w:rPr>
+        <w:t xml:space="preserve">, </w:t>
+      </w:r>
+      <w:proofErr w:type="spellStart"/>
+      <w:r>
+        <w:rPr>
+          <w:rFonts w:ascii="Arial" w:hAnsi="Arial" w:cs="Arial"/>
+          <w:sz w:val="24"/>
+          <w:szCs w:val="24"/>
+        </w:rPr>
+        <w:t>backend</w:t>
+      </w:r>
+      <w:proofErr w:type="spellEnd"/>
+      <w:r>
+        <w:rPr>
+          <w:rFonts w:ascii="Arial" w:hAnsi="Arial" w:cs="Arial"/>
+          <w:sz w:val="24"/>
+          <w:szCs w:val="24"/>
+        </w:rPr>
+        <w:t xml:space="preserve"> y API</w:t>
+      </w:r>
+    </w:p>
+    <w:p>
+      <w:pPr>
+        <w:pStyle w:val="ListParagraph"/>
+        <w:numPr>
+          <w:ilvl w:val="0"/>
+          <w:numId w:val="3"/>
+        </w:numPr>
+        <w:spacing w:line="360" w:lineRule="auto"/>
+        <w:jc w:val="both"/>
+        <w:rPr>
+          <w:rFonts w:ascii="Arial" w:hAnsi="Arial" w:cs="Arial"/>
+          <w:sz w:val="24"/>
+          <w:szCs w:val="24"/>
+        </w:rPr>
+      </w:pPr>
+      <w:r>
+        <w:rPr>
+          <w:rFonts w:ascii="Arial" w:hAnsi="Arial" w:cs="Arial"/>
+          <w:sz w:val="24"/>
+          <w:szCs w:val="24"/>
+        </w:rPr>
+        <w:t>Identificar y arreglar problemas</w:t>
+      </w:r>
+    </w:p>
+    <w:p>
+      <w:pPr>
+        <w:pStyle w:val="ListParagraph"/>
+        <w:numPr>
+          <w:ilvl w:val="0"/>
+          <w:numId w:val="3"/>
+        </w:numPr>
+        <w:spacing w:line="360" w:lineRule="auto"/>
+        <w:jc w:val="both"/>
+        <w:rPr>
+          <w:rFonts w:ascii="Arial" w:hAnsi="Arial" w:cs="Arial"/>
+          <w:sz w:val="24"/>
+          <w:szCs w:val="24"/>
+        </w:rPr>
+      </w:pPr>
+      <w:r>
+        <w:rPr>
+          <w:rFonts w:ascii="Arial" w:hAnsi="Arial" w:cs="Arial"/>
+          <w:sz w:val="24"/>
+          <w:szCs w:val="24"/>
+        </w:rPr>
+        <w:t>Validar la seguridad y confiabilidad del sistema</w:t>
+      </w:r>
+    </w:p>
+    <w:p>
+      <w:pPr>
+        <w:spacing w:line="360" w:lineRule="auto"/>
+        <w:jc w:val="both"/>
+        <w:rPr>
+          <w:rFonts w:ascii="Arial" w:hAnsi="Arial" w:cs="Arial"/>
+          <w:sz w:val="24"/>
+          <w:szCs w:val="24"/>
+        </w:rPr>
+      </w:pPr>
+      <w:r>
+        <w:rPr>
+          <w:rFonts w:ascii="Arial" w:hAnsi="Arial" w:cs="Arial"/>
+          <w:sz w:val="24"/>
+          <w:szCs w:val="24"/>
+        </w:rPr>
+        <w:t>Tras esta fase, el sistema será completamente documentado y estrenado.</w:t>
+      </w:r>
+    </w:p>
+    <w:p/>
+    <w:p>
+      <w:pPr>
+        <w:pStyle w:val="Heading1"/>
+        <w:rPr>
+          <w:rFonts w:ascii="Arial" w:hAnsi="Arial" w:cs="Arial"/>
+        </w:rPr>
+      </w:pPr>
+      <w:bookmarkStart w:id="28" w:name="_Toc227847645"/>
+      <w:r>
+        <w:rPr>
+          <w:rFonts w:ascii="Arial" w:hAnsi="Arial" w:cs="Arial"/>
+        </w:rPr>
+        <w:t>Presupuesto del proyecto</w:t>
+      </w:r>
+      <w:bookmarkEnd w:id="28"/>
+    </w:p>
+    <w:p>
+      <w:pPr>
+        <w:spacing w:line="360" w:lineRule="auto"/>
+        <w:jc w:val="both"/>
+        <w:rPr>
+          <w:rFonts w:ascii="Arial" w:hAnsi="Arial" w:cs="Arial"/>
+          <w:sz w:val="24"/>
+          <w:szCs w:val="24"/>
+        </w:rPr>
+      </w:pPr>
+      <w:r>
+        <w:rPr>
+          <w:rFonts w:ascii="Arial" w:hAnsi="Arial" w:cs="Arial"/>
+          <w:sz w:val="24"/>
+          <w:szCs w:val="24"/>
+        </w:rPr>
+        <w:t xml:space="preserve">Aunque en este caso el proyecto sea uno académico, y por lo tanto no requiera de un verdadero presupuesto, se podría estimar un equivalente real </w:t>
+      </w:r>
+      <w:r>
+        <w:rPr>
+          <w:rFonts w:ascii="Arial" w:hAnsi="Arial" w:cs="Arial"/>
+          <w:sz w:val="24"/>
+          <w:szCs w:val="24"/>
+        </w:rPr>
+        <w:t>basándose en los datos preexistentes:</w:t>
+      </w:r>
+    </w:p>
+    <w:p>
+      <w:pPr>
+        <w:pStyle w:val="Heading2"/>
+        <w:rPr>
+          <w:rFonts w:ascii="Arial" w:hAnsi="Arial" w:cs="Arial"/>
+        </w:rPr>
+      </w:pPr>
+      <w:bookmarkStart w:id="29" w:name="_Toc227847646"/>
+      <w:r>
+        <w:rPr>
+          <w:rFonts w:ascii="Arial" w:hAnsi="Arial" w:cs="Arial"/>
+        </w:rPr>
+        <w:t>Recursos humanos</w:t>
+      </w:r>
+      <w:bookmarkEnd w:id="29"/>
+    </w:p>
+    <w:p>
+      <w:pPr>
+        <w:spacing w:line="360" w:lineRule="auto"/>
+        <w:jc w:val="both"/>
+        <w:rPr>
+          <w:rFonts w:ascii="Arial" w:hAnsi="Arial" w:cs="Arial"/>
+          <w:sz w:val="24"/>
+          <w:szCs w:val="24"/>
+        </w:rPr>
+      </w:pPr>
+      <w:r>
+        <w:rPr>
+          <w:rFonts w:ascii="Arial" w:hAnsi="Arial" w:cs="Arial"/>
+          <w:sz w:val="24"/>
+          <w:szCs w:val="24"/>
+        </w:rPr>
+        <w:t xml:space="preserve">Lo primero es averiguar el coste de dos programadores promedio de aplicaciones, el cual ayudará a programar el </w:t>
+      </w:r>
+      <w:proofErr w:type="spellStart"/>
+      <w:r>
+        <w:rPr>
+          <w:rFonts w:ascii="Arial" w:hAnsi="Arial" w:cs="Arial"/>
+          <w:sz w:val="24"/>
+          <w:szCs w:val="24"/>
+        </w:rPr>
+        <w:t>backend</w:t>
+      </w:r>
+      <w:proofErr w:type="spellEnd"/>
+      <w:r>
+        <w:rPr>
+          <w:rFonts w:ascii="Arial" w:hAnsi="Arial" w:cs="Arial"/>
+          <w:sz w:val="24"/>
+          <w:szCs w:val="24"/>
+        </w:rPr>
+        <w:t xml:space="preserve"> y </w:t>
+      </w:r>
+      <w:proofErr w:type="spellStart"/>
+      <w:r>
+        <w:rPr>
+          <w:rFonts w:ascii="Arial" w:hAnsi="Arial" w:cs="Arial"/>
+          <w:sz w:val="24"/>
+          <w:szCs w:val="24"/>
+        </w:rPr>
+        <w:t>frontend</w:t>
+      </w:r>
+      <w:proofErr w:type="spellEnd"/>
+      <w:r>
+        <w:rPr>
+          <w:rFonts w:ascii="Arial" w:hAnsi="Arial" w:cs="Arial"/>
+          <w:sz w:val="24"/>
+          <w:szCs w:val="24"/>
+        </w:rPr>
+        <w:t xml:space="preserve"> del sistema. Según la página web </w:t>
+      </w:r>
+      <w:proofErr w:type="spellStart"/>
+      <w:r>
+        <w:rPr>
+          <w:rFonts w:ascii="Arial" w:hAnsi="Arial" w:cs="Arial"/>
+          <w:sz w:val="24"/>
+          <w:szCs w:val="24"/>
+        </w:rPr>
+        <w:t>Vidasoft</w:t>
+      </w:r>
+      <w:proofErr w:type="spellEnd"/>
+      <w:sdt>
+        <w:sdtPr>
+          <w:rPr>
+            <w:rFonts w:ascii="Arial" w:hAnsi="Arial" w:cs="Arial"/>
+            <w:sz w:val="24"/>
+            <w:szCs w:val="24"/>
+          </w:rPr>
+          <w:id w:val="39408836"/>
+          <w:citation/>
+        </w:sdtPr>
+        <w:sdtContent>
+          <w:r>
+            <w:rPr>
+              <w:rFonts w:ascii="Arial" w:hAnsi="Arial" w:cs="Arial"/>
+              <w:sz w:val="24"/>
+              <w:szCs w:val="24"/>
+            </w:rPr>
+            <w:fldChar w:fldCharType="begin"/>
+          </w:r>
+          <w:r>
+            <w:rPr>
+              <w:rFonts w:ascii="Arial" w:hAnsi="Arial" w:cs="Arial"/>
+              <w:sz w:val="24"/>
+              <w:szCs w:val="24"/>
+            </w:rPr>
+            <w:instrText xml:space="preserve"> CITATION Mig \l 3082 </w:instrText>
+          </w:r>
+          <w:r>
+            <w:rPr>
+              <w:rFonts w:ascii="Arial" w:hAnsi="Arial" w:cs="Arial"/>
+              <w:sz w:val="24"/>
+              <w:szCs w:val="24"/>
+            </w:rPr>
+            <w:fldChar w:fldCharType="separate"/>
+          </w:r>
+          <w:r>
+            <w:rPr>
+              <w:rFonts w:ascii="Arial" w:hAnsi="Arial" w:cs="Arial"/>
+              <w:noProof/>
+              <w:sz w:val="24"/>
+              <w:szCs w:val="24"/>
+            </w:rPr>
+            <w:t xml:space="preserve"> </w:t>
+          </w:r>
+          <w:r>
+            <w:rPr>
+              <w:rFonts w:ascii="Arial" w:hAnsi="Arial" w:cs="Arial"/>
+              <w:noProof/>
+              <w:sz w:val="24"/>
+              <w:szCs w:val="24"/>
+            </w:rPr>
+            <w:t>(Miguel, s.f.)</w:t>
+          </w:r>
+          <w:r>
+            <w:rPr>
+              <w:rFonts w:ascii="Arial" w:hAnsi="Arial" w:cs="Arial"/>
+              <w:sz w:val="24"/>
+              <w:szCs w:val="24"/>
+            </w:rPr>
+            <w:fldChar w:fldCharType="end"/>
+          </w:r>
+        </w:sdtContent>
+      </w:sdt>
+      <w:r>
+        <w:rPr>
+          <w:rFonts w:ascii="Arial" w:hAnsi="Arial" w:cs="Arial"/>
+          <w:sz w:val="24"/>
+          <w:szCs w:val="24"/>
+        </w:rPr>
+        <w:t>, los precios en cuestión son:</w:t>
+      </w:r>
+    </w:p>
+    <w:p>
+      <w:pPr>
+        <w:spacing w:line="360" w:lineRule="auto"/>
+        <w:jc w:val="both"/>
+        <w:rPr>
+          <w:rFonts w:ascii="Arial" w:hAnsi="Arial" w:cs="Arial"/>
+          <w:sz w:val="24"/>
+          <w:szCs w:val="24"/>
+        </w:rPr>
+      </w:pPr>
+      <w:r>
+        <w:rPr>
+          <w:rFonts w:ascii="Arial" w:hAnsi="Arial" w:cs="Arial"/>
+          <w:sz w:val="24"/>
+          <w:szCs w:val="24"/>
+        </w:rPr>
+        <w:lastRenderedPageBreak/>
+        <w:t>Precio/Hora Programador Junior:</w:t>
+      </w:r>
+    </w:p>
+    <w:p>
+      <w:pPr>
+        <w:pStyle w:val="ListParagraph"/>
+        <w:numPr>
+          <w:ilvl w:val="0"/>
+          <w:numId w:val="3"/>
+        </w:numPr>
+        <w:spacing w:line="360" w:lineRule="auto"/>
+        <w:jc w:val="both"/>
+        <w:rPr>
+          <w:rFonts w:ascii="Arial" w:hAnsi="Arial" w:cs="Arial"/>
+          <w:sz w:val="24"/>
+          <w:szCs w:val="24"/>
+        </w:rPr>
+      </w:pPr>
+      <w:r>
+        <w:rPr>
+          <w:rFonts w:ascii="Arial" w:hAnsi="Arial" w:cs="Arial"/>
+          <w:sz w:val="24"/>
+          <w:szCs w:val="24"/>
+        </w:rPr>
+        <w:t>20€ – 40€</w:t>
+      </w:r>
+    </w:p>
+    <w:p>
+      <w:pPr>
+        <w:spacing w:line="360" w:lineRule="auto"/>
+        <w:jc w:val="both"/>
+        <w:rPr>
+          <w:rFonts w:ascii="Arial" w:hAnsi="Arial" w:cs="Arial"/>
+          <w:sz w:val="24"/>
+          <w:szCs w:val="24"/>
+        </w:rPr>
+      </w:pPr>
+      <w:r>
+        <w:rPr>
+          <w:rFonts w:ascii="Arial" w:hAnsi="Arial" w:cs="Arial"/>
+          <w:sz w:val="24"/>
+          <w:szCs w:val="24"/>
+        </w:rPr>
+        <w:t>Precio/Hora Programador MID:</w:t>
+      </w:r>
+    </w:p>
+    <w:p>
+      <w:pPr>
+        <w:pStyle w:val="ListParagraph"/>
+        <w:numPr>
+          <w:ilvl w:val="0"/>
+          <w:numId w:val="3"/>
+        </w:numPr>
+        <w:spacing w:line="360" w:lineRule="auto"/>
+        <w:jc w:val="both"/>
+        <w:rPr>
+          <w:rFonts w:ascii="Arial" w:hAnsi="Arial" w:cs="Arial"/>
+          <w:sz w:val="24"/>
+          <w:szCs w:val="24"/>
+        </w:rPr>
+      </w:pPr>
+      <w:r>
+        <w:rPr>
+          <w:rFonts w:ascii="Arial" w:hAnsi="Arial" w:cs="Arial"/>
+          <w:sz w:val="24"/>
+          <w:szCs w:val="24"/>
+        </w:rPr>
+        <w:t>40€ – 70€</w:t>
+      </w:r>
+    </w:p>
+    <w:p>
+      <w:pPr>
+        <w:spacing w:line="360" w:lineRule="auto"/>
+        <w:jc w:val="both"/>
+        <w:rPr>
+          <w:rFonts w:ascii="Arial" w:hAnsi="Arial" w:cs="Arial"/>
+          <w:sz w:val="24"/>
+          <w:szCs w:val="24"/>
+        </w:rPr>
+      </w:pPr>
+      <w:r>
+        <w:rPr>
+          <w:rFonts w:ascii="Arial" w:hAnsi="Arial" w:cs="Arial"/>
+          <w:sz w:val="24"/>
+          <w:szCs w:val="24"/>
+        </w:rPr>
+        <w:t>Precio/Hora Programador Senior:</w:t>
+      </w:r>
+    </w:p>
+    <w:p>
+      <w:pPr>
+        <w:pStyle w:val="ListParagraph"/>
+        <w:numPr>
+          <w:ilvl w:val="0"/>
+          <w:numId w:val="3"/>
+        </w:numPr>
+        <w:spacing w:line="360" w:lineRule="auto"/>
+        <w:jc w:val="both"/>
+        <w:rPr>
+          <w:rFonts w:ascii="Arial" w:hAnsi="Arial" w:cs="Arial"/>
+          <w:sz w:val="24"/>
+          <w:szCs w:val="24"/>
+        </w:rPr>
+      </w:pPr>
+      <w:r>
+        <w:rPr>
+          <w:rFonts w:ascii="Arial" w:hAnsi="Arial" w:cs="Arial"/>
+          <w:sz w:val="24"/>
+          <w:szCs w:val="24"/>
+        </w:rPr>
+        <w:t>70€ – 150€</w:t>
+      </w:r>
+    </w:p>
+    <w:p>
+      <w:pPr>
+        <w:spacing w:line="360" w:lineRule="auto"/>
+        <w:jc w:val="both"/>
+        <w:rPr>
+          <w:rFonts w:ascii="Arial" w:hAnsi="Arial" w:cs="Arial"/>
+          <w:sz w:val="24"/>
+          <w:szCs w:val="24"/>
+        </w:rPr>
+      </w:pPr>
+      <w:r>
+        <w:rPr>
+          <w:rFonts w:ascii="Arial" w:hAnsi="Arial" w:cs="Arial"/>
+          <w:sz w:val="24"/>
+          <w:szCs w:val="24"/>
+        </w:rPr>
+        <w:t xml:space="preserve">Siendo que no es una aplicación particularmente complicada, cogeremos a un programador MID. Por lo tanto, sabiendo el tiempo de desarrollo de </w:t>
+      </w:r>
+      <w:proofErr w:type="spellStart"/>
+      <w:r>
+        <w:rPr>
+          <w:rFonts w:ascii="Arial" w:hAnsi="Arial" w:cs="Arial"/>
+          <w:sz w:val="24"/>
+          <w:szCs w:val="24"/>
+        </w:rPr>
+        <w:t>backend</w:t>
+      </w:r>
+      <w:proofErr w:type="spellEnd"/>
+      <w:r>
+        <w:rPr>
+          <w:rFonts w:ascii="Arial" w:hAnsi="Arial" w:cs="Arial"/>
+          <w:sz w:val="24"/>
+          <w:szCs w:val="24"/>
+        </w:rPr>
+        <w:t xml:space="preserve"> de alrededor de cuatro semanas, trabajando 40 horas a la semana, podemos aproximar el coste a entre 6,400€ y 11,200€. Duplicamos </w:t>
+      </w:r>
+      <w:r>
+        <w:rPr>
+          <w:rFonts w:ascii="Arial" w:hAnsi="Arial" w:cs="Arial"/>
+          <w:sz w:val="24"/>
+          <w:szCs w:val="24"/>
+        </w:rPr>
+        <w:t>esto,</w:t>
+      </w:r>
+      <w:r>
+        <w:rPr>
+          <w:rFonts w:ascii="Arial" w:hAnsi="Arial" w:cs="Arial"/>
+          <w:sz w:val="24"/>
+          <w:szCs w:val="24"/>
+        </w:rPr>
+        <w:t xml:space="preserve"> pero para solo dos semanas en </w:t>
+      </w:r>
+      <w:proofErr w:type="spellStart"/>
+      <w:r>
+        <w:rPr>
+          <w:rFonts w:ascii="Arial" w:hAnsi="Arial" w:cs="Arial"/>
+          <w:sz w:val="24"/>
+          <w:szCs w:val="24"/>
+        </w:rPr>
+        <w:t>frontend</w:t>
+      </w:r>
+      <w:proofErr w:type="spellEnd"/>
+      <w:r>
+        <w:rPr>
+          <w:rFonts w:ascii="Arial" w:hAnsi="Arial" w:cs="Arial"/>
+          <w:sz w:val="24"/>
+          <w:szCs w:val="24"/>
+        </w:rPr>
+        <w:t xml:space="preserve">, dándonos </w:t>
+      </w:r>
+      <w:r>
+        <w:rPr>
+          <w:rFonts w:ascii="Arial" w:hAnsi="Arial" w:cs="Arial"/>
+          <w:sz w:val="24"/>
+          <w:szCs w:val="24"/>
+        </w:rPr>
+        <w:t>entre 3,200€ y 5,600€.</w:t>
+      </w:r>
+    </w:p>
+    <w:p>
+      <w:pPr>
+        <w:spacing w:line="360" w:lineRule="auto"/>
+        <w:jc w:val="both"/>
+        <w:rPr>
+          <w:rFonts w:ascii="Arial" w:hAnsi="Arial" w:cs="Arial"/>
+          <w:sz w:val="24"/>
+          <w:szCs w:val="24"/>
+        </w:rPr>
+      </w:pPr>
+      <w:r>
+        <w:rPr>
+          <w:rFonts w:ascii="Arial" w:hAnsi="Arial" w:cs="Arial"/>
+          <w:sz w:val="24"/>
+          <w:szCs w:val="24"/>
+        </w:rPr>
+        <w:t xml:space="preserve">Podemos sumar todo a aproximadamente </w:t>
+      </w:r>
+      <w:r>
+        <w:rPr>
+          <w:rFonts w:ascii="Arial" w:hAnsi="Arial" w:cs="Arial"/>
+          <w:sz w:val="24"/>
+          <w:szCs w:val="24"/>
+        </w:rPr>
+        <w:t>entre 9,600€ y 16,800€ totales.</w:t>
+      </w:r>
+    </w:p>
+    <w:p>
+      <w:pPr>
+        <w:pStyle w:val="Heading2"/>
+        <w:rPr>
+          <w:rFonts w:ascii="Arial" w:hAnsi="Arial" w:cs="Arial"/>
+        </w:rPr>
+      </w:pPr>
+      <w:bookmarkStart w:id="30" w:name="_Toc227847647"/>
+      <w:r>
+        <w:rPr>
+          <w:rFonts w:ascii="Arial" w:hAnsi="Arial" w:cs="Arial"/>
+        </w:rPr>
+        <w:t>Infraestructura</w:t>
+      </w:r>
+      <w:bookmarkEnd w:id="30"/>
+    </w:p>
+    <w:p>
+      <w:pPr>
+        <w:pStyle w:val="ListParagraph"/>
+        <w:numPr>
+          <w:ilvl w:val="0"/>
+          <w:numId w:val="3"/>
+        </w:numPr>
+        <w:spacing w:line="360" w:lineRule="auto"/>
+        <w:jc w:val="both"/>
+        <w:rPr>
+          <w:rFonts w:ascii="Arial" w:hAnsi="Arial" w:cs="Arial"/>
+          <w:sz w:val="24"/>
+          <w:szCs w:val="24"/>
+        </w:rPr>
+      </w:pPr>
+      <w:r>
+        <w:rPr>
+          <w:rFonts w:ascii="Arial" w:hAnsi="Arial" w:cs="Arial"/>
+          <w:sz w:val="24"/>
+          <w:szCs w:val="24"/>
+        </w:rPr>
+        <w:t>Alojamiento en la nube (Azure): 100 x 4 meses = 400€</w:t>
+      </w:r>
+    </w:p>
+    <w:p>
+      <w:pPr>
+        <w:pStyle w:val="ListParagraph"/>
+        <w:numPr>
+          <w:ilvl w:val="0"/>
+          <w:numId w:val="3"/>
+        </w:numPr>
+        <w:spacing w:line="360" w:lineRule="auto"/>
+        <w:jc w:val="both"/>
+        <w:rPr>
+          <w:rFonts w:ascii="Arial" w:hAnsi="Arial" w:cs="Arial"/>
+          <w:sz w:val="24"/>
+          <w:szCs w:val="24"/>
+        </w:rPr>
+      </w:pPr>
+      <w:r>
+        <w:rPr>
+          <w:rFonts w:ascii="Arial" w:hAnsi="Arial" w:cs="Arial"/>
+          <w:sz w:val="24"/>
+          <w:szCs w:val="24"/>
+        </w:rPr>
+        <w:t>Alojamiento de la base de datos: 50 x 4 meses = 200€</w:t>
+      </w:r>
+    </w:p>
+    <w:p>
+      <w:pPr>
+        <w:pStyle w:val="ListParagraph"/>
+        <w:numPr>
+          <w:ilvl w:val="0"/>
+          <w:numId w:val="3"/>
+        </w:numPr>
+        <w:spacing w:line="360" w:lineRule="auto"/>
+        <w:jc w:val="both"/>
+        <w:rPr>
+          <w:rFonts w:ascii="Arial" w:hAnsi="Arial" w:cs="Arial"/>
+          <w:sz w:val="24"/>
+          <w:szCs w:val="24"/>
+        </w:rPr>
+      </w:pPr>
+      <w:r>
+        <w:rPr>
+          <w:rFonts w:ascii="Arial" w:hAnsi="Arial" w:cs="Arial"/>
+          <w:sz w:val="24"/>
+          <w:szCs w:val="24"/>
+        </w:rPr>
         <w:t>Dominio y SSL: 50€</w:t>
       </w:r>
     </w:p>
@@ -4654,32 +7477,778 @@
           <w:rFonts w:ascii="Arial" w:hAnsi="Arial" w:cs="Arial"/>
         </w:rPr>
       </w:pPr>
+      <w:bookmarkStart w:id="31" w:name="_Toc227847648"/>
+      <w:r>
+        <w:rPr>
+          <w:rFonts w:ascii="Arial" w:hAnsi="Arial" w:cs="Arial"/>
+        </w:rPr>
+        <w:t>Uso de API</w:t>
+      </w:r>
+      <w:bookmarkEnd w:id="31"/>
+    </w:p>
+    <w:p>
+      <w:pPr>
+        <w:spacing w:line="276" w:lineRule="auto"/>
+        <w:jc w:val="both"/>
+        <w:rPr>
+          <w:rFonts w:ascii="Arial" w:hAnsi="Arial" w:cs="Arial"/>
+          <w:sz w:val="24"/>
+          <w:szCs w:val="24"/>
+        </w:rPr>
+      </w:pPr>
+      <w:r>
+        <w:rPr>
+          <w:rFonts w:ascii="Arial" w:hAnsi="Arial" w:cs="Arial"/>
+          <w:sz w:val="24"/>
+          <w:szCs w:val="24"/>
+        </w:rPr>
+        <w:t>La API de hoteles puede costar entre 200€ a 500€.</w:t>
+      </w:r>
+    </w:p>
+    <w:p>
+      <w:pPr>
+        <w:pStyle w:val="Heading2"/>
+        <w:rPr>
+          <w:rFonts w:ascii="Arial" w:hAnsi="Arial" w:cs="Arial"/>
+        </w:rPr>
+      </w:pPr>
+      <w:bookmarkStart w:id="32" w:name="_Toc227847649"/>
+      <w:r>
+        <w:rPr>
+          <w:rFonts w:ascii="Arial" w:hAnsi="Arial" w:cs="Arial"/>
+        </w:rPr>
+        <w:t>Programas de desarrollo</w:t>
+      </w:r>
+      <w:bookmarkEnd w:id="32"/>
+    </w:p>
+    <w:p>
+      <w:pPr>
+        <w:rPr>
+          <w:rFonts w:ascii="Arial" w:hAnsi="Arial" w:cs="Arial"/>
+          <w:sz w:val="24"/>
+          <w:szCs w:val="24"/>
+        </w:rPr>
+      </w:pPr>
+      <w:r>
+        <w:rPr>
+          <w:rFonts w:ascii="Arial" w:hAnsi="Arial" w:cs="Arial"/>
+          <w:sz w:val="24"/>
+          <w:szCs w:val="24"/>
+        </w:rPr>
+        <w:t>Los programas de desarrollo van a ser todos en general de uso libre, por lo que gratuitos.</w:t>
+      </w:r>
+    </w:p>
+    <w:p>
+      <w:pPr>
+        <w:pStyle w:val="Heading2"/>
+        <w:rPr>
+          <w:rFonts w:ascii="Arial" w:hAnsi="Arial" w:cs="Arial"/>
+        </w:rPr>
+      </w:pPr>
+      <w:bookmarkStart w:id="33" w:name="_Toc227847650"/>
+      <w:r>
+        <w:rPr>
+          <w:rFonts w:ascii="Arial" w:hAnsi="Arial" w:cs="Arial"/>
+        </w:rPr>
+        <w:t>Coste total estimado</w:t>
+      </w:r>
+      <w:bookmarkEnd w:id="33"/>
+    </w:p>
+    <w:p>
+      <w:pPr>
+        <w:spacing w:line="360" w:lineRule="auto"/>
+        <w:jc w:val="both"/>
+        <w:rPr>
+          <w:rFonts w:ascii="Arial" w:hAnsi="Arial" w:cs="Arial"/>
+          <w:sz w:val="24"/>
+          <w:szCs w:val="24"/>
+        </w:rPr>
+      </w:pPr>
+      <w:r>
+        <w:rPr>
+          <w:rFonts w:ascii="Arial" w:hAnsi="Arial" w:cs="Arial"/>
+          <w:sz w:val="24"/>
+          <w:szCs w:val="24"/>
+        </w:rPr>
+        <w:t xml:space="preserve">En general, el coste total inicialmente previsto sería de unos </w:t>
+      </w:r>
+      <w:r>
+        <w:rPr>
+          <w:rFonts w:ascii="Arial" w:hAnsi="Arial" w:cs="Arial"/>
+          <w:sz w:val="24"/>
+          <w:szCs w:val="24"/>
+        </w:rPr>
+        <w:t>10,450</w:t>
+      </w:r>
+      <w:r>
+        <w:rPr>
+          <w:rFonts w:ascii="Arial" w:hAnsi="Arial" w:cs="Arial"/>
+          <w:sz w:val="24"/>
+          <w:szCs w:val="24"/>
+        </w:rPr>
+        <w:t xml:space="preserve">€ </w:t>
+      </w:r>
+      <w:r>
+        <w:rPr>
+          <w:rFonts w:ascii="Arial" w:hAnsi="Arial" w:cs="Arial"/>
+          <w:sz w:val="24"/>
+          <w:szCs w:val="24"/>
+        </w:rPr>
+        <w:t xml:space="preserve">mínimos </w:t>
+      </w:r>
+      <w:r>
+        <w:rPr>
+          <w:rFonts w:ascii="Arial" w:hAnsi="Arial" w:cs="Arial"/>
+          <w:sz w:val="24"/>
+          <w:szCs w:val="24"/>
+        </w:rPr>
+        <w:t xml:space="preserve">a </w:t>
+      </w:r>
+      <w:r>
+        <w:rPr>
+          <w:rFonts w:ascii="Arial" w:hAnsi="Arial" w:cs="Arial"/>
+          <w:sz w:val="24"/>
+          <w:szCs w:val="24"/>
+        </w:rPr>
+        <w:t>unos 17,950</w:t>
+      </w:r>
+      <w:r>
+        <w:rPr>
+          <w:rFonts w:ascii="Arial" w:hAnsi="Arial" w:cs="Arial"/>
+          <w:sz w:val="24"/>
+          <w:szCs w:val="24"/>
+        </w:rPr>
+        <w:t>€</w:t>
+      </w:r>
+      <w:r>
+        <w:rPr>
+          <w:rFonts w:ascii="Arial" w:hAnsi="Arial" w:cs="Arial"/>
+          <w:sz w:val="24"/>
+          <w:szCs w:val="24"/>
+        </w:rPr>
+        <w:t xml:space="preserve"> máximos</w:t>
+      </w:r>
+      <w:r>
+        <w:rPr>
+          <w:rFonts w:ascii="Arial" w:hAnsi="Arial" w:cs="Arial"/>
+          <w:sz w:val="24"/>
+          <w:szCs w:val="24"/>
+        </w:rPr>
+        <w:t>, aunque podría incrementar o decrementar dependiendo de las acciones hechas o nuevos requerimientos que aparezcan a lo largo del desarrollo de la aplicación.</w:t>
+      </w:r>
+    </w:p>
+    <w:p>
+      <w:pPr>
+        <w:pStyle w:val="Heading1"/>
+        <w:rPr>
+          <w:rFonts w:ascii="Arial" w:hAnsi="Arial" w:cs="Arial"/>
+        </w:rPr>
+      </w:pPr>
+      <w:bookmarkStart w:id="34" w:name="_Toc227847651"/>
       <w:r>
         <w:rPr>
           <w:rFonts w:ascii="Arial" w:hAnsi="Arial" w:cs="Arial"/>
         </w:rPr>
         <w:lastRenderedPageBreak/>
-        <w:t>Uso de API</w:t>
-      </w:r>
-    </w:p>
-    <w:p>
-      <w:pPr>
-        <w:spacing w:line="276" w:lineRule="auto"/>
-        <w:jc w:val="both"/>
-        <w:rPr>
-          <w:rFonts w:ascii="Arial" w:hAnsi="Arial" w:cs="Arial"/>
-          <w:sz w:val="24"/>
-          <w:szCs w:val="24"/>
-        </w:rPr>
-      </w:pPr>
-      <w:r>
-        <w:rPr>
-          <w:rFonts w:ascii="Arial" w:hAnsi="Arial" w:cs="Arial"/>
-          <w:sz w:val="24"/>
-          <w:szCs w:val="24"/>
-        </w:rPr>
-        <w:t>La API de hoteles puede costar entre 200€ a 500€.</w:t>
-      </w:r>
+        <w:t>Diagrama de</w:t>
+      </w:r>
+      <w:r>
+        <w:rPr>
+          <w:rFonts w:ascii="Arial" w:hAnsi="Arial" w:cs="Arial"/>
+        </w:rPr>
+        <w:t xml:space="preserve"> clases/Relaciones entre entidades de base de datos</w:t>
+      </w:r>
+      <w:bookmarkEnd w:id="34"/>
+    </w:p>
+    <w:p>
+      <w:r>
+        <w:rPr>
+          <w:noProof/>
+        </w:rPr>
+        <w:drawing>
+          <wp:inline distT="0" distB="0" distL="0" distR="0" wp14:anchorId="05FDE480" wp14:editId="5146B189">
+            <wp:extent cx="5400675" cy="4505325"/>
+            <wp:effectExtent l="0" t="0" r="9525" b="9525"/>
+            <wp:docPr id="1206807144" name="Picture 2"/>
+            <wp:cNvGraphicFramePr>
+              <a:graphicFrameLocks xmlns:a="http://schemas.openxmlformats.org/drawingml/2006/main" noChangeAspect="1"/>
+            </wp:cNvGraphicFramePr>
+            <a:graphic xmlns:a="http://schemas.openxmlformats.org/drawingml/2006/main">
+              <a:graphicData uri="http://schemas.openxmlformats.org/drawingml/2006/picture">
+                <pic:pic xmlns:pic="http://schemas.openxmlformats.org/drawingml/2006/picture">
+                  <pic:nvPicPr>
+                    <pic:cNvPr id="0" name="Picture 1"/>
+                    <pic:cNvPicPr>
+                      <a:picLocks noChangeAspect="1" noChangeArrowheads="1"/>
+                    </pic:cNvPicPr>
+                  </pic:nvPicPr>
+                  <pic:blipFill>
+                    <a:blip r:embed="rId12" cstate="print">
+                      <a:extLst>
+                        <a:ext uri="{28A0092B-C50C-407E-A947-70E740481C1C}">
+                          <a14:useLocalDpi xmlns:a14="http://schemas.microsoft.com/office/drawing/2010/main" val="0"/>
+                        </a:ext>
+                      </a:extLst>
+                    </a:blip>
+                    <a:srcRect/>
+                    <a:stretch>
+                      <a:fillRect/>
+                    </a:stretch>
+                  </pic:blipFill>
+                  <pic:spPr bwMode="auto">
+                    <a:xfrm>
+                      <a:off x="0" y="0"/>
+                      <a:ext cx="5400675" cy="4505325"/>
+                    </a:xfrm>
+                    <a:prstGeom prst="rect">
+                      <a:avLst/>
+                    </a:prstGeom>
+                    <a:noFill/>
+                    <a:ln>
+                      <a:noFill/>
+                    </a:ln>
+                  </pic:spPr>
+                </pic:pic>
+              </a:graphicData>
+            </a:graphic>
+          </wp:inline>
+        </w:drawing>
+      </w:r>
+    </w:p>
+    <w:p>
+      <w:pPr>
+        <w:spacing w:line="360" w:lineRule="auto"/>
+        <w:jc w:val="both"/>
+        <w:rPr>
+          <w:rFonts w:ascii="Arial" w:hAnsi="Arial" w:cs="Arial"/>
+          <w:sz w:val="24"/>
+          <w:szCs w:val="24"/>
+        </w:rPr>
+      </w:pPr>
+      <w:r>
+        <w:rPr>
+          <w:rFonts w:ascii="Arial" w:hAnsi="Arial" w:cs="Arial"/>
+          <w:sz w:val="24"/>
+          <w:szCs w:val="24"/>
+        </w:rPr>
+        <w:t>Este diagrama representa un ejemplo de relaciones entre entidades dentro de una base de datos. Aquí vemos las distintas clases dentro de nuestro programa, las cuales corresponden a distintas partes de la base de datos y contienen funcionalidades que se unen entre cada una.</w:t>
+      </w:r>
+    </w:p>
+    <w:p>
+      <w:pPr>
+        <w:spacing w:line="360" w:lineRule="auto"/>
+        <w:jc w:val="both"/>
+        <w:rPr>
+          <w:rFonts w:ascii="Arial" w:hAnsi="Arial" w:cs="Arial"/>
+          <w:sz w:val="24"/>
+          <w:szCs w:val="24"/>
+        </w:rPr>
+      </w:pPr>
+      <w:r>
+        <w:rPr>
+          <w:rFonts w:ascii="Arial" w:hAnsi="Arial" w:cs="Arial"/>
+          <w:sz w:val="24"/>
+          <w:szCs w:val="24"/>
+        </w:rPr>
+        <w:t>Primero, el usuario tiene un id principal que funciona como clave primaria, un nombre de usuario y una contraseña, un correo electrónico, un nombre para la página como tal, un número de teléfono y la fecha de creación. Un usuario tiene una dirección. La dirección contiene una id principal, la id de usuario como clave foránea, dos líneas para especificar la dirección particular, la ciudad, el código postal y la provincia.</w:t>
+      </w:r>
+    </w:p>
+    <w:p>
+      <w:pPr>
+        <w:spacing w:line="360" w:lineRule="auto"/>
+        <w:jc w:val="both"/>
+        <w:rPr>
+          <w:rFonts w:ascii="Arial" w:hAnsi="Arial" w:cs="Arial"/>
+          <w:sz w:val="24"/>
+          <w:szCs w:val="24"/>
+        </w:rPr>
+      </w:pPr>
+      <w:r>
+        <w:rPr>
+          <w:rFonts w:ascii="Arial" w:hAnsi="Arial" w:cs="Arial"/>
+          <w:sz w:val="24"/>
+          <w:szCs w:val="24"/>
+        </w:rPr>
+        <w:lastRenderedPageBreak/>
+        <w:t xml:space="preserve">Un usuario puede tener muchas reservas </w:t>
+      </w:r>
+      <w:r>
+        <w:rPr>
+          <w:rFonts w:ascii="Arial" w:hAnsi="Arial" w:cs="Arial"/>
+          <w:sz w:val="24"/>
+          <w:szCs w:val="24"/>
+        </w:rPr>
+        <w:t xml:space="preserve">(representado aquí por una pata de cuervo). Una reserva tiene un id propio, el id del usuario y la habitación como claves foráneas, una fecha de entrada y otra de salida del hotel, un precio total en decimal, el estado de la reserva y la fecha de creación de la reserva. Una reserva puede tener múltiples pagos dependiendo del contrato. </w:t>
+      </w:r>
+      <w:r>
+        <w:rPr>
+          <w:rFonts w:ascii="Arial" w:hAnsi="Arial" w:cs="Arial"/>
+          <w:sz w:val="24"/>
+          <w:szCs w:val="24"/>
+        </w:rPr>
+        <w:t>El pago tiene un id propio, el id de la reserva como clave foránea, el coste especifico en decimal, el método de pago, la fecha de pago y el estado del pago.</w:t>
+      </w:r>
+    </w:p>
+    <w:p>
+      <w:pPr>
+        <w:spacing w:line="360" w:lineRule="auto"/>
+        <w:jc w:val="both"/>
+        <w:rPr>
+          <w:rFonts w:ascii="Arial" w:hAnsi="Arial" w:cs="Arial"/>
+          <w:sz w:val="24"/>
+          <w:szCs w:val="24"/>
+        </w:rPr>
+      </w:pPr>
+      <w:r>
+        <w:rPr>
+          <w:rFonts w:ascii="Arial" w:hAnsi="Arial" w:cs="Arial"/>
+          <w:sz w:val="24"/>
+          <w:szCs w:val="24"/>
+        </w:rPr>
+        <w:t>Puede</w:t>
+      </w:r>
+      <w:r>
+        <w:rPr>
+          <w:rFonts w:ascii="Arial" w:hAnsi="Arial" w:cs="Arial"/>
+          <w:sz w:val="24"/>
+          <w:szCs w:val="24"/>
+        </w:rPr>
+        <w:t xml:space="preserve"> haber muchas reservas para una habitación. </w:t>
+      </w:r>
+      <w:r>
+        <w:rPr>
+          <w:rFonts w:ascii="Arial" w:hAnsi="Arial" w:cs="Arial"/>
+          <w:sz w:val="24"/>
+          <w:szCs w:val="24"/>
+        </w:rPr>
+        <w:t>La habitación tiene su id propia y la del hotel como clave foránea. Hay un número de habitación y tipo de habitación, junto al precio de solamente estar una noche, la capacidad total de la habitación y la disponibilidad en booleano.</w:t>
+      </w:r>
+      <w:r>
+        <w:rPr>
+          <w:rFonts w:ascii="Arial" w:hAnsi="Arial" w:cs="Arial"/>
+          <w:sz w:val="24"/>
+          <w:szCs w:val="24"/>
+        </w:rPr>
+        <w:t xml:space="preserve"> </w:t>
+      </w:r>
+      <w:r>
+        <w:rPr>
+          <w:rFonts w:ascii="Arial" w:hAnsi="Arial" w:cs="Arial"/>
+          <w:sz w:val="24"/>
+          <w:szCs w:val="24"/>
+        </w:rPr>
+        <w:t xml:space="preserve">Hay muchas habitaciones en un hotel. </w:t>
+      </w:r>
+      <w:r>
+        <w:rPr>
+          <w:rFonts w:ascii="Arial" w:hAnsi="Arial" w:cs="Arial"/>
+          <w:sz w:val="24"/>
+          <w:szCs w:val="24"/>
+        </w:rPr>
+        <w:t xml:space="preserve">Un hotel tiene su propio id, un nombre, una localización, una descripción (en texto sin limitaciones como </w:t>
+      </w:r>
+      <w:proofErr w:type="spellStart"/>
+      <w:r>
+        <w:rPr>
+          <w:rFonts w:ascii="Arial" w:hAnsi="Arial" w:cs="Arial"/>
+          <w:sz w:val="24"/>
+          <w:szCs w:val="24"/>
+        </w:rPr>
+        <w:t>varchar</w:t>
+      </w:r>
+      <w:proofErr w:type="spellEnd"/>
+      <w:r>
+        <w:rPr>
+          <w:rFonts w:ascii="Arial" w:hAnsi="Arial" w:cs="Arial"/>
+          <w:sz w:val="24"/>
+          <w:szCs w:val="24"/>
+        </w:rPr>
+        <w:t>), un valor aproximado de valoración del hotel (con un decimal), un número de teléfono de contacto, un correo electrónico y la fecha de creación del hotel.</w:t>
+      </w:r>
+    </w:p>
+    <w:p>
+      <w:pPr>
+        <w:spacing w:line="360" w:lineRule="auto"/>
+        <w:jc w:val="both"/>
+        <w:rPr>
+          <w:rFonts w:ascii="Arial" w:hAnsi="Arial" w:cs="Arial"/>
+          <w:sz w:val="24"/>
+          <w:szCs w:val="24"/>
+        </w:rPr>
+      </w:pPr>
+      <w:r>
+        <w:rPr>
+          <w:rFonts w:ascii="Arial" w:hAnsi="Arial" w:cs="Arial"/>
+          <w:sz w:val="24"/>
+          <w:szCs w:val="24"/>
+        </w:rPr>
+        <w:t>Finalmente, un hotel puede tener muchas reseñas. La reseña se basa en su propia id mas la del usuario y la del hotel como clave foránea. Además, tiene una valoración (en este caso solo como un entero), un comentario y la fecha de valoración. Muchas reseñas pueden venir de un usuario.</w:t>
+      </w:r>
+    </w:p>
+    <w:p>
+      <w:pPr>
+        <w:spacing w:line="360" w:lineRule="auto"/>
+        <w:jc w:val="both"/>
+        <w:rPr>
+          <w:rFonts w:ascii="Arial" w:hAnsi="Arial" w:cs="Arial"/>
+          <w:sz w:val="24"/>
+          <w:szCs w:val="24"/>
+        </w:rPr>
+      </w:pPr>
+      <w:r>
+        <w:rPr>
+          <w:rFonts w:ascii="Arial" w:hAnsi="Arial" w:cs="Arial"/>
+          <w:sz w:val="24"/>
+          <w:szCs w:val="24"/>
+        </w:rPr>
+        <w:t>Todo este diagrama representa estas conexiones dentro de la funcionalidad final del sistema, y las características de las varias clases involucradas en el funcionamiento completo de la aplicación.</w:t>
+      </w:r>
+    </w:p>
+    <w:p>
+      <w:pPr>
+        <w:pStyle w:val="Heading1"/>
+        <w:rPr>
+          <w:rFonts w:ascii="Arial" w:hAnsi="Arial" w:cs="Arial"/>
+        </w:rPr>
+      </w:pPr>
+    </w:p>
+    <w:p>
+      <w:pPr>
+        <w:pStyle w:val="Heading1"/>
+        <w:rPr>
+          <w:rFonts w:ascii="Arial" w:hAnsi="Arial" w:cs="Arial"/>
+        </w:rPr>
+      </w:pPr>
+      <w:bookmarkStart w:id="35" w:name="_Toc227847652"/>
+      <w:r>
+        <w:rPr>
+          <w:rFonts w:ascii="Arial" w:hAnsi="Arial" w:cs="Arial"/>
+        </w:rPr>
+        <w:t>Diagrama de casos de uso</w:t>
+      </w:r>
+      <w:bookmarkEnd w:id="35"/>
+    </w:p>
+    <w:p>
+      <w:r>
+        <w:rPr>
+          <w:noProof/>
+        </w:rPr>
+        <w:drawing>
+          <wp:inline distT="0" distB="0" distL="0" distR="0" wp14:anchorId="68DA373F" wp14:editId="5932255C">
+            <wp:extent cx="5400675" cy="4000500"/>
+            <wp:effectExtent l="0" t="0" r="9525" b="0"/>
+            <wp:docPr id="1931392807" name="Picture 4"/>
+            <wp:cNvGraphicFramePr>
+              <a:graphicFrameLocks xmlns:a="http://schemas.openxmlformats.org/drawingml/2006/main" noChangeAspect="1"/>
+            </wp:cNvGraphicFramePr>
+            <a:graphic xmlns:a="http://schemas.openxmlformats.org/drawingml/2006/main">
+              <a:graphicData uri="http://schemas.openxmlformats.org/drawingml/2006/picture">
+                <pic:pic xmlns:pic="http://schemas.openxmlformats.org/drawingml/2006/picture">
+                  <pic:nvPicPr>
+                    <pic:cNvPr id="0" name="Picture 2"/>
+                    <pic:cNvPicPr>
+                      <a:picLocks noChangeAspect="1" noChangeArrowheads="1"/>
+                    </pic:cNvPicPr>
+                  </pic:nvPicPr>
+                  <pic:blipFill>
+                    <a:blip r:embed="rId13">
+                      <a:extLst>
+                        <a:ext uri="{28A0092B-C50C-407E-A947-70E740481C1C}">
+                          <a14:useLocalDpi xmlns:a14="http://schemas.microsoft.com/office/drawing/2010/main" val="0"/>
+                        </a:ext>
+                      </a:extLst>
+                    </a:blip>
+                    <a:srcRect/>
+                    <a:stretch>
+                      <a:fillRect/>
+                    </a:stretch>
+                  </pic:blipFill>
+                  <pic:spPr bwMode="auto">
+                    <a:xfrm>
+                      <a:off x="0" y="0"/>
+                      <a:ext cx="5400675" cy="4000500"/>
+                    </a:xfrm>
+                    <a:prstGeom prst="rect">
+                      <a:avLst/>
+                    </a:prstGeom>
+                    <a:noFill/>
+                    <a:ln>
+                      <a:noFill/>
+                    </a:ln>
+                  </pic:spPr>
+                </pic:pic>
+              </a:graphicData>
+            </a:graphic>
+          </wp:inline>
+        </w:drawing>
+      </w:r>
+    </w:p>
+    <w:p>
+      <w:pPr>
+        <w:spacing w:line="360" w:lineRule="auto"/>
+        <w:jc w:val="both"/>
+        <w:rPr>
+          <w:rFonts w:ascii="Arial" w:hAnsi="Arial" w:cs="Arial"/>
+          <w:sz w:val="24"/>
+          <w:szCs w:val="24"/>
+        </w:rPr>
+      </w:pPr>
+      <w:r>
+        <w:rPr>
+          <w:rFonts w:ascii="Arial" w:hAnsi="Arial" w:cs="Arial"/>
+          <w:sz w:val="24"/>
+          <w:szCs w:val="24"/>
+        </w:rPr>
+        <w:t>Este diagrama representa un ejemplo de casos de uso, en el que se explica la relación que tienen el usuario y la API externa con el sistema de la aplicación y con varias de sus funciones, las cuales el usuario posiblemente quiera adquirir.</w:t>
+      </w:r>
+    </w:p>
+    <w:p>
+      <w:pPr>
+        <w:spacing w:line="360" w:lineRule="auto"/>
+        <w:jc w:val="both"/>
+        <w:rPr>
+          <w:rFonts w:ascii="Arial" w:hAnsi="Arial" w:cs="Arial"/>
+          <w:sz w:val="24"/>
+          <w:szCs w:val="24"/>
+        </w:rPr>
+      </w:pPr>
+      <w:r>
+        <w:rPr>
+          <w:rFonts w:ascii="Arial" w:hAnsi="Arial" w:cs="Arial"/>
+          <w:sz w:val="24"/>
+          <w:szCs w:val="24"/>
+        </w:rPr>
+        <w:t xml:space="preserve">El usuario primero debe acceder con un registro </w:t>
+      </w:r>
+      <w:r>
+        <w:rPr>
+          <w:rFonts w:ascii="Arial" w:hAnsi="Arial" w:cs="Arial"/>
+          <w:sz w:val="24"/>
+          <w:szCs w:val="24"/>
+        </w:rPr>
+        <w:t xml:space="preserve">a la plataforma (sea como huésped o como usuario definido), este </w:t>
+      </w:r>
+      <w:r>
+        <w:rPr>
+          <w:rFonts w:ascii="Arial" w:hAnsi="Arial" w:cs="Arial"/>
+          <w:sz w:val="24"/>
+          <w:szCs w:val="24"/>
+        </w:rPr>
+        <w:t>registro</w:t>
+      </w:r>
+      <w:r>
+        <w:rPr>
+          <w:rFonts w:ascii="Arial" w:hAnsi="Arial" w:cs="Arial"/>
+          <w:sz w:val="24"/>
+          <w:szCs w:val="24"/>
+        </w:rPr>
+        <w:t xml:space="preserve"> no teniendo ninguna relación con la API externa</w:t>
+      </w:r>
+      <w:r>
+        <w:rPr>
+          <w:rFonts w:ascii="Arial" w:hAnsi="Arial" w:cs="Arial"/>
+          <w:sz w:val="24"/>
+          <w:szCs w:val="24"/>
+        </w:rPr>
+        <w:t xml:space="preserve"> pues es un servicio completamente exclusivo al sistema como tal. U</w:t>
+      </w:r>
+      <w:r>
+        <w:rPr>
+          <w:rFonts w:ascii="Arial" w:hAnsi="Arial" w:cs="Arial"/>
+          <w:sz w:val="24"/>
+          <w:szCs w:val="24"/>
+        </w:rPr>
+        <w:t xml:space="preserve">na vez accedido al sistema, el registro por naturaleza incluye (es decir, por necesidad contiene el proceso de) buscar hoteles mediante la API externa, siendo aquí donde se encuentra la relación con esta. Buscar hoteles contiene distintas funcionalidades, como ver detalles del hotel o manejar reservas, o principalmente reservar una habitación. Como se puede ver, manejar reservas incluye el reservar una habitación, pues por necesidad es un proceso contenido, </w:t>
+      </w:r>
+      <w:r>
+        <w:rPr>
+          <w:rFonts w:ascii="Arial" w:hAnsi="Arial" w:cs="Arial"/>
+          <w:sz w:val="24"/>
+          <w:szCs w:val="24"/>
+        </w:rPr>
+        <w:lastRenderedPageBreak/>
+        <w:t>mientras que ver detalles del hotel extiende el reservar una habitación, pues es una funcionalidad adicional no requerida por esta.</w:t>
+      </w:r>
+    </w:p>
+    <w:p>
+      <w:pPr>
+        <w:spacing w:line="360" w:lineRule="auto"/>
+        <w:jc w:val="both"/>
+        <w:rPr>
+          <w:rFonts w:ascii="Arial" w:hAnsi="Arial" w:cs="Arial"/>
+          <w:sz w:val="24"/>
+          <w:szCs w:val="24"/>
+        </w:rPr>
+      </w:pPr>
+      <w:r>
+        <w:rPr>
+          <w:rFonts w:ascii="Arial" w:hAnsi="Arial" w:cs="Arial"/>
+          <w:sz w:val="24"/>
+          <w:szCs w:val="24"/>
+        </w:rPr>
+        <w:t>Todo esto determina los limites de acceso de distintos usuarios externos (pues la API también se considera un usuario bajo este modelo) dentro del sistema, en cuanto a que funciones puede acceder cada uno.</w:t>
+      </w:r>
+    </w:p>
+    <w:p>
+      <w:pPr>
+        <w:pStyle w:val="Heading1"/>
+        <w:rPr>
+          <w:rFonts w:ascii="Arial" w:hAnsi="Arial" w:cs="Arial"/>
+        </w:rPr>
+      </w:pPr>
+      <w:bookmarkStart w:id="36" w:name="_Toc227847653"/>
+      <w:r>
+        <w:rPr>
+          <w:rFonts w:ascii="Arial" w:hAnsi="Arial" w:cs="Arial"/>
+        </w:rPr>
+        <w:t>Diagrama de funcionalidad de algoritmos</w:t>
+      </w:r>
+      <w:bookmarkEnd w:id="36"/>
+    </w:p>
+    <w:p>
+      <w:pPr>
+        <w:rPr>
+          <w:lang w:val="en-US"/>
+        </w:rPr>
+      </w:pPr>
+      <w:r>
+        <w:rPr>
+          <w:noProof/>
+        </w:rPr>
+        <w:drawing>
+          <wp:inline distT="0" distB="0" distL="0" distR="0" wp14:anchorId="73E7158A" wp14:editId="30880B05">
+            <wp:extent cx="4067175" cy="6438900"/>
+            <wp:effectExtent l="0" t="0" r="9525" b="0"/>
+            <wp:docPr id="2055975919" name="Picture 3"/>
+            <wp:cNvGraphicFramePr>
+              <a:graphicFrameLocks xmlns:a="http://schemas.openxmlformats.org/drawingml/2006/main" noChangeAspect="1"/>
+            </wp:cNvGraphicFramePr>
+            <a:graphic xmlns:a="http://schemas.openxmlformats.org/drawingml/2006/main">
+              <a:graphicData uri="http://schemas.openxmlformats.org/drawingml/2006/picture">
+                <pic:pic xmlns:pic="http://schemas.openxmlformats.org/drawingml/2006/picture">
+                  <pic:nvPicPr>
+                    <pic:cNvPr id="0" name="Picture 1"/>
+                    <pic:cNvPicPr>
+                      <a:picLocks noChangeAspect="1" noChangeArrowheads="1"/>
+                    </pic:cNvPicPr>
+                  </pic:nvPicPr>
+                  <pic:blipFill>
+                    <a:blip r:embed="rId14">
+                      <a:extLst>
+                        <a:ext uri="{28A0092B-C50C-407E-A947-70E740481C1C}">
+                          <a14:useLocalDpi xmlns:a14="http://schemas.microsoft.com/office/drawing/2010/main" val="0"/>
+                        </a:ext>
+                      </a:extLst>
+                    </a:blip>
+                    <a:srcRect/>
+                    <a:stretch>
+                      <a:fillRect/>
+                    </a:stretch>
+                  </pic:blipFill>
+                  <pic:spPr bwMode="auto">
+                    <a:xfrm>
+                      <a:off x="0" y="0"/>
+                      <a:ext cx="4067175" cy="6438900"/>
+                    </a:xfrm>
+                    <a:prstGeom prst="rect">
+                      <a:avLst/>
+                    </a:prstGeom>
+                    <a:noFill/>
+                    <a:ln>
+                      <a:noFill/>
+                    </a:ln>
+                  </pic:spPr>
+                </pic:pic>
+              </a:graphicData>
+            </a:graphic>
+          </wp:inline>
+        </w:drawing>
+      </w:r>
+    </w:p>
+    <w:p>
+      <w:pPr>
+        <w:spacing w:line="360" w:lineRule="auto"/>
+        <w:jc w:val="both"/>
+        <w:rPr>
+          <w:rFonts w:ascii="Arial" w:hAnsi="Arial" w:cs="Arial"/>
+          <w:sz w:val="24"/>
+          <w:szCs w:val="24"/>
+        </w:rPr>
+      </w:pPr>
+      <w:r>
+        <w:rPr>
+          <w:rFonts w:ascii="Arial" w:hAnsi="Arial" w:cs="Arial"/>
+          <w:sz w:val="24"/>
+          <w:szCs w:val="24"/>
+        </w:rPr>
+        <w:lastRenderedPageBreak/>
+        <w:t>Este diagrama representa un ejemplo de una funcionalidad de algoritmos dentro de la aplicación final. En este caso específico, el algoritmo en cuestión es el de búsqueda de usuario, recopilación de resultados y filtración mediante controles manejados por el usuario.</w:t>
+      </w:r>
+    </w:p>
+    <w:p>
+      <w:pPr>
+        <w:spacing w:line="360" w:lineRule="auto"/>
+        <w:jc w:val="both"/>
+        <w:rPr>
+          <w:rFonts w:ascii="Arial" w:hAnsi="Arial" w:cs="Arial"/>
+          <w:sz w:val="24"/>
+          <w:szCs w:val="24"/>
+        </w:rPr>
+      </w:pPr>
+      <w:r>
+        <w:rPr>
+          <w:rFonts w:ascii="Arial" w:hAnsi="Arial" w:cs="Arial"/>
+          <w:sz w:val="24"/>
+          <w:szCs w:val="24"/>
+        </w:rPr>
+        <w:t xml:space="preserve">El primer paso se basa en el momento que el usuario inserta los criterios que el usuario busca al buscador, como el nombre o tipo de hotel que desea rentar. En este momento, el sistema adquiere los datos insertados y manda distintos pedidos de información al API que contiene la lista de los hoteles, buscando </w:t>
+      </w:r>
+      <w:r>
+        <w:rPr>
+          <w:rFonts w:ascii="Arial" w:hAnsi="Arial" w:cs="Arial"/>
+          <w:sz w:val="24"/>
+          <w:szCs w:val="24"/>
+        </w:rPr>
+        <w:t>resultados que se conformen a los criterios previamente establecidos por el usuario. Asumiendo un caso estándar sin error, el API acepta la petición y recompila los resultados que han sido pedidos por el sistema, y tras haber hecho esto, finalmente los devuelve al sistema.</w:t>
+      </w:r>
+    </w:p>
+    <w:p>
+      <w:pPr>
+        <w:spacing w:line="360" w:lineRule="auto"/>
+        <w:jc w:val="both"/>
+        <w:rPr>
+          <w:rFonts w:ascii="Arial" w:hAnsi="Arial" w:cs="Arial"/>
+          <w:i/>
+          <w:iCs/>
+          <w:sz w:val="24"/>
+          <w:szCs w:val="24"/>
+        </w:rPr>
+      </w:pPr>
+      <w:r>
+        <w:rPr>
+          <w:rFonts w:ascii="Arial" w:hAnsi="Arial" w:cs="Arial"/>
+          <w:sz w:val="24"/>
+          <w:szCs w:val="24"/>
+        </w:rPr>
+        <w:t>Una vez que el sistema por fin adquiere todos los datos necesarios, el último paso es comprobar si hay filtros adicionales especificados por el usuario, quizás durante la búsqueda los cuales no fueron comunicados al API o quizás tras la búsqueda cuando no se necesita buscar más datos sino eliminar los ya existentes. En el caso de que no haya más filtros, el sistema presenta la información recompilada al usuario. En el caso de que sí que se encuentren filtros adicionales, los resultados obtenidos se pasarán por un ultimo filtrado para asegurarse de que la información sea totalmente adecuada a los requerimientos del usuario, y posteriormente se presentará al usuario.</w:t>
+      </w:r>
+    </w:p>
+    <w:p/>
+    <w:p>
+      <w:pPr>
+        <w:pStyle w:val="Heading1"/>
+        <w:rPr>
+          <w:rFonts w:ascii="Arial" w:hAnsi="Arial" w:cs="Arial"/>
+        </w:rPr>
+      </w:pPr>
+      <w:bookmarkStart w:id="37" w:name="_Toc227847654"/>
+      <w:r>
+        <w:rPr>
+          <w:rFonts w:ascii="Arial" w:hAnsi="Arial" w:cs="Arial"/>
+        </w:rPr>
+        <w:t>Tecnologías usadas</w:t>
+      </w:r>
+      <w:bookmarkEnd w:id="37"/>
     </w:p>
     <w:p>
       <w:pPr>
@@ -4688,28 +8257,49 @@
           <w:rFonts w:ascii="Arial" w:hAnsi="Arial" w:cs="Arial"/>
         </w:rPr>
       </w:pPr>
-      <w:r>
-        <w:rPr>
-          <w:rFonts w:ascii="Arial" w:hAnsi="Arial" w:cs="Arial"/>
-        </w:rPr>
-        <w:t>Programas de desarrollo</w:t>
-      </w:r>
-    </w:p>
-    <w:p>
-      <w:pPr>
-        <w:rPr>
-          <w:rFonts w:ascii="Arial" w:hAnsi="Arial" w:cs="Arial"/>
-          <w:sz w:val="24"/>
-          <w:szCs w:val="24"/>
-        </w:rPr>
-      </w:pPr>
-      <w:r>
-        <w:rPr>
-          <w:rFonts w:ascii="Arial" w:hAnsi="Arial" w:cs="Arial"/>
-          <w:sz w:val="24"/>
-          <w:szCs w:val="24"/>
-        </w:rPr>
-        <w:t>Los programas de desarrollo van a ser todos en general de uso libre, por lo que gratuitos.</w:t>
+      <w:bookmarkStart w:id="38" w:name="_Toc227847655"/>
+      <w:r>
+        <w:rPr>
+          <w:rFonts w:ascii="Arial" w:hAnsi="Arial" w:cs="Arial"/>
+        </w:rPr>
+        <w:t>Java</w:t>
+      </w:r>
+      <w:bookmarkEnd w:id="38"/>
+    </w:p>
+    <w:p>
+      <w:pPr>
+        <w:spacing w:line="360" w:lineRule="auto"/>
+        <w:jc w:val="both"/>
+        <w:rPr>
+          <w:rFonts w:ascii="Arial" w:hAnsi="Arial" w:cs="Arial"/>
+          <w:sz w:val="24"/>
+          <w:szCs w:val="24"/>
+        </w:rPr>
+      </w:pPr>
+      <w:r>
+        <w:rPr>
+          <w:rFonts w:ascii="Arial" w:hAnsi="Arial" w:cs="Arial"/>
+          <w:sz w:val="24"/>
+          <w:szCs w:val="24"/>
+        </w:rPr>
+        <w:t xml:space="preserve">El lenguaje de programación en uso dentro de este programa es Java. Esto es debido a que es reconocido como un idioma muy estable, seguro y definido para aplicaciones comerciales a gran escala </w:t>
+      </w:r>
+      <w:r>
+        <w:rPr>
+          <w:rFonts w:ascii="Arial" w:hAnsi="Arial" w:cs="Arial"/>
+          <w:sz w:val="24"/>
+          <w:szCs w:val="24"/>
+        </w:rPr>
+        <w:t xml:space="preserve">y sistemas de funcionamiento web, además de su poderosa compatibilidad con distintos sistemas preexistentes y su versatilidad. Java es muy comúnmente usado como lenguaje en páginas y aplicaciones conectadas a la red o incluso puramente en línea, por lo que se </w:t>
+      </w:r>
+      <w:r>
+        <w:rPr>
+          <w:rFonts w:ascii="Arial" w:hAnsi="Arial" w:cs="Arial"/>
+          <w:sz w:val="24"/>
+          <w:szCs w:val="24"/>
+        </w:rPr>
+        <w:lastRenderedPageBreak/>
+        <w:t>considera una opción extremadamente recomendable para este tipo de aplicación.</w:t>
       </w:r>
     </w:p>
     <w:p>
@@ -4719,12 +8309,14 @@
           <w:rFonts w:ascii="Arial" w:hAnsi="Arial" w:cs="Arial"/>
         </w:rPr>
       </w:pPr>
-      <w:r>
-        <w:rPr>
-          <w:rFonts w:ascii="Arial" w:hAnsi="Arial" w:cs="Arial"/>
-        </w:rPr>
-        <w:t>Coste total estimado</w:t>
-      </w:r>
+      <w:bookmarkStart w:id="39" w:name="_Toc227847656"/>
+      <w:r>
+        <w:rPr>
+          <w:rFonts w:ascii="Arial" w:hAnsi="Arial" w:cs="Arial"/>
+        </w:rPr>
+        <w:t>Eclipse IDE</w:t>
+      </w:r>
+      <w:bookmarkEnd w:id="39"/>
     </w:p>
     <w:p>
       <w:pPr>
@@ -4742,14 +8334,214 @@
           <w:sz w:val="24"/>
           <w:szCs w:val="24"/>
         </w:rPr>
-        <w:t>En general, el coste total inicialmente previsto sería de unos 7,850€ a 8,150€, aunque podría incrementar o decrementar dependiendo de las acciones hechas o nuevos requerimientos que aparezcan a lo largo del desarrollo de la aplicación.</w:t>
-      </w:r>
+        <w:t xml:space="preserve">El entorno de desarrollo integrado Eclipse, por la Fundación Eclipse, es muy conocido por su comunidad y documentación que permiten el acceso a nuevos desarrolladores además de ayudar a solucionar problemas de personas que no serían capaz de arreglarlos de otra forma, </w:t>
+      </w:r>
+      <w:r>
+        <w:rPr>
+          <w:rFonts w:ascii="Arial" w:hAnsi="Arial" w:cs="Arial"/>
+          <w:sz w:val="24"/>
+          <w:szCs w:val="24"/>
+        </w:rPr>
+        <w:t>lo cual hace que este entorno sea considerablemente mas accesible que otros. Adicionalmente, es completamente gratuito y accesible a cualquiera, diseñado específicamente para proyectos a gran escala y</w:t>
+      </w:r>
+      <w:r>
+        <w:rPr>
+          <w:rFonts w:ascii="Arial" w:hAnsi="Arial" w:cs="Arial"/>
+          <w:sz w:val="24"/>
+          <w:szCs w:val="24"/>
+        </w:rPr>
+        <w:t xml:space="preserve"> tiene buen soporte para Maven, herramienta que será usada en este proyecto.</w:t>
+      </w:r>
+    </w:p>
+    <w:p>
+      <w:pPr>
+        <w:spacing w:line="360" w:lineRule="auto"/>
+        <w:jc w:val="both"/>
+        <w:rPr>
+          <w:rFonts w:ascii="Arial" w:hAnsi="Arial" w:cs="Arial"/>
+          <w:sz w:val="24"/>
+          <w:szCs w:val="24"/>
+        </w:rPr>
+      </w:pPr>
+      <w:r>
+        <w:rPr>
+          <w:rFonts w:ascii="Arial" w:hAnsi="Arial" w:cs="Arial"/>
+          <w:sz w:val="24"/>
+          <w:szCs w:val="24"/>
+        </w:rPr>
+        <w:t>Por lo tanto, considerando todos estos beneficios en comparación con alternativas como IntelliJ, ha sido decidido usar Eclipse IDE.</w:t>
+      </w:r>
+    </w:p>
+    <w:p>
+      <w:pPr>
+        <w:pStyle w:val="Heading2"/>
+        <w:rPr>
+          <w:rFonts w:ascii="Arial" w:hAnsi="Arial" w:cs="Arial"/>
+        </w:rPr>
+      </w:pPr>
+      <w:bookmarkStart w:id="40" w:name="_Toc227847657"/>
+      <w:r>
+        <w:rPr>
+          <w:rFonts w:ascii="Arial" w:hAnsi="Arial" w:cs="Arial"/>
+        </w:rPr>
+        <w:t>Maven</w:t>
+      </w:r>
+      <w:bookmarkEnd w:id="40"/>
+    </w:p>
+    <w:p>
+      <w:pPr>
+        <w:spacing w:line="360" w:lineRule="auto"/>
+        <w:jc w:val="both"/>
+      </w:pPr>
+      <w:r>
+        <w:rPr>
+          <w:rFonts w:ascii="Arial" w:hAnsi="Arial" w:cs="Arial"/>
+          <w:sz w:val="24"/>
+          <w:szCs w:val="24"/>
+        </w:rPr>
+        <w:t xml:space="preserve">Apache </w:t>
+      </w:r>
+      <w:r>
+        <w:rPr>
+          <w:rFonts w:ascii="Arial" w:hAnsi="Arial" w:cs="Arial"/>
+          <w:sz w:val="24"/>
+          <w:szCs w:val="24"/>
+        </w:rPr>
+        <w:t>Maven es</w:t>
+      </w:r>
+      <w:r>
+        <w:rPr>
+          <w:rFonts w:ascii="Arial" w:hAnsi="Arial" w:cs="Arial"/>
+          <w:sz w:val="24"/>
+          <w:szCs w:val="24"/>
+        </w:rPr>
+        <w:t xml:space="preserve"> una herramienta de automatización y </w:t>
+      </w:r>
+      <w:r>
+        <w:rPr>
+          <w:rFonts w:ascii="Arial" w:hAnsi="Arial" w:cs="Arial"/>
+          <w:sz w:val="24"/>
+          <w:szCs w:val="24"/>
+        </w:rPr>
+        <w:t xml:space="preserve">gestión de proyectos extremadamente potente que simplificará la estructura del sistema considerablemente, lo cual significa un desarrollo mucho mas coordinado y preciso. Además, contiene una compatibilidad con varios módulos importantes como </w:t>
+      </w:r>
+      <w:proofErr w:type="spellStart"/>
+      <w:r>
+        <w:rPr>
+          <w:rFonts w:ascii="Arial" w:hAnsi="Arial" w:cs="Arial"/>
+          <w:sz w:val="24"/>
+          <w:szCs w:val="24"/>
+        </w:rPr>
+        <w:t>JavaFX</w:t>
+      </w:r>
+      <w:proofErr w:type="spellEnd"/>
+      <w:r>
+        <w:rPr>
+          <w:rFonts w:ascii="Arial" w:hAnsi="Arial" w:cs="Arial"/>
+          <w:sz w:val="24"/>
+          <w:szCs w:val="24"/>
+        </w:rPr>
+        <w:t xml:space="preserve"> los cuales serán usados para proporcionar a la aplicación mejores funciones sin requerir esforzarse de una forma extrema para poder conseguirlas.</w:t>
+      </w:r>
+    </w:p>
+    <w:p>
+      <w:pPr>
+        <w:pStyle w:val="Heading2"/>
+        <w:rPr>
+          <w:rFonts w:ascii="Arial" w:hAnsi="Arial" w:cs="Arial"/>
+        </w:rPr>
+      </w:pPr>
+      <w:bookmarkStart w:id="41" w:name="_Toc227847658"/>
+      <w:proofErr w:type="spellStart"/>
+      <w:r>
+        <w:rPr>
+          <w:rFonts w:ascii="Arial" w:hAnsi="Arial" w:cs="Arial"/>
+        </w:rPr>
+        <w:t>JavaFX</w:t>
+      </w:r>
+      <w:bookmarkEnd w:id="41"/>
+      <w:proofErr w:type="spellEnd"/>
+    </w:p>
+    <w:p>
+      <w:pPr>
+        <w:spacing w:line="360" w:lineRule="auto"/>
+        <w:jc w:val="both"/>
+        <w:rPr>
+          <w:rFonts w:ascii="Arial" w:hAnsi="Arial" w:cs="Arial"/>
+          <w:sz w:val="24"/>
+          <w:szCs w:val="24"/>
+        </w:rPr>
+      </w:pPr>
+      <w:proofErr w:type="spellStart"/>
+      <w:r>
+        <w:rPr>
+          <w:rFonts w:ascii="Arial" w:hAnsi="Arial" w:cs="Arial"/>
+          <w:sz w:val="24"/>
+          <w:szCs w:val="24"/>
+        </w:rPr>
+        <w:t>JavaFX</w:t>
+      </w:r>
+      <w:proofErr w:type="spellEnd"/>
+      <w:r>
+        <w:rPr>
+          <w:rFonts w:ascii="Arial" w:hAnsi="Arial" w:cs="Arial"/>
+          <w:sz w:val="24"/>
+          <w:szCs w:val="24"/>
+        </w:rPr>
+        <w:t xml:space="preserve"> es una aplicación de código abierto muy común en la industria y compatible con Apache Maven la cual proporciona a aplicaciones de interfaces visuales intuitivas y fáciles de ajustar y controlar sin la necesidad de </w:t>
+      </w:r>
+      <w:r>
+        <w:rPr>
+          <w:rFonts w:ascii="Arial" w:hAnsi="Arial" w:cs="Arial"/>
+          <w:sz w:val="24"/>
+          <w:szCs w:val="24"/>
+        </w:rPr>
+        <w:t>usar cantidades innecesarias de código. Es por esta razón la que se considera muy útil para el desarrollo de esta aplicación.</w:t>
+      </w:r>
+    </w:p>
+    <w:p>
+      <w:pPr>
+        <w:pStyle w:val="Heading1"/>
+        <w:rPr>
+          <w:rFonts w:ascii="Arial" w:hAnsi="Arial" w:cs="Arial"/>
+        </w:rPr>
+      </w:pPr>
+      <w:bookmarkStart w:id="42" w:name="_Toc227847659"/>
+      <w:r>
+        <w:rPr>
+          <w:rFonts w:ascii="Arial" w:hAnsi="Arial" w:cs="Arial"/>
+        </w:rPr>
+        <w:t>Bibliografía/Webgrafía</w:t>
+      </w:r>
+      <w:bookmarkEnd w:id="42"/>
+    </w:p>
+    <w:p>
+      <w:pPr>
+        <w:spacing w:line="360" w:lineRule="auto"/>
+        <w:jc w:val="both"/>
+        <w:rPr>
+          <w:rFonts w:ascii="Arial" w:hAnsi="Arial" w:cs="Arial"/>
+          <w:sz w:val="24"/>
+          <w:szCs w:val="24"/>
+        </w:rPr>
+      </w:pPr>
+      <w:hyperlink r:id="rId15" w:history="1">
+        <w:r>
+          <w:rPr>
+            <w:rStyle w:val="Hyperlink"/>
+            <w:rFonts w:ascii="Arial" w:hAnsi="Arial" w:cs="Arial"/>
+            <w:sz w:val="24"/>
+            <w:szCs w:val="24"/>
+          </w:rPr>
+          <w:t>https://vidasoft.es/blog/desarrollo-software/precio-hora-programador-cuanto-cobra-un-desarrollador-de-software/</w:t>
+        </w:r>
+      </w:hyperlink>
     </w:p>
     <w:sectPr>
-      <w:headerReference w:type="default" r:id="rId13"/>
-      <w:footerReference w:type="default" r:id="rId14"/>
-      <w:headerReference w:type="first" r:id="rId15"/>
-      <w:footerReference w:type="first" r:id="rId16"/>
+      <w:headerReference w:type="default" r:id="rId16"/>
+      <w:footerReference w:type="default" r:id="rId17"/>
+      <w:headerReference w:type="first" r:id="rId18"/>
+      <w:footerReference w:type="first" r:id="rId19"/>
       <w:pgSz w:w="11906" w:h="16838"/>
       <w:pgMar w:top="1417" w:right="1701" w:bottom="1417" w:left="1701" w:header="708" w:footer="708" w:gutter="0"/>
       <w:pgNumType w:start="0"/>
@@ -6142,6 +9934,7 @@
   <w:style w:type="character" w:default="1" w:styleId="DefaultParagraphFont">
     <w:name w:val="Default Paragraph Font"/>
     <w:uiPriority w:val="1"/>
+    <w:semiHidden/>
     <w:unhideWhenUsed/>
   </w:style>
   <w:style w:type="table" w:default="1" w:styleId="TableNormal">
@@ -6602,490 +10395,22 @@
       <w:lang w:val="en-US"/>
     </w:rPr>
   </w:style>
+  <w:style w:type="character" w:styleId="UnresolvedMention">
+    <w:name w:val="Unresolved Mention"/>
+    <w:basedOn w:val="DefaultParagraphFont"/>
+    <w:uiPriority w:val="99"/>
+    <w:semiHidden/>
+    <w:unhideWhenUsed/>
+    <w:rsid w:val="005A0559"/>
+    <w:rPr>
+      <w:color w:val="605E5C"/>
+      <w:shd w:val="clear" w:color="auto" w:fill="E1DFDD"/>
+    </w:rPr>
+  </w:style>
 </w:styles>
 </file>
 
 <file path=word/charts/chart1.xml><?xml version="1.0" encoding="utf-8"?>
-<c:chartSpace xmlns:c="http://schemas.openxmlformats.org/drawingml/2006/chart" xmlns:a="http://schemas.openxmlformats.org/drawingml/2006/main" xmlns:r="http://schemas.openxmlformats.org/officeDocument/2006/relationships" xmlns:c16r2="http://schemas.microsoft.com/office/drawing/2015/06/chart">
-  <c:date1904 val="0"/>
-  <c:lang val="en-US"/>
-  <c:roundedCorners val="0"/>
-  <mc:AlternateContent xmlns:mc="http://schemas.openxmlformats.org/markup-compatibility/2006">
-    <mc:Choice xmlns:c14="http://schemas.microsoft.com/office/drawing/2007/8/2/chart" Requires="c14">
-      <c14:style val="102"/>
-    </mc:Choice>
-    <mc:Fallback>
-      <c:style val="2"/>
-    </mc:Fallback>
-  </mc:AlternateContent>
-  <c:chart>
-    <c:title>
-      <c:overlay val="0"/>
-      <c:spPr>
-        <a:noFill/>
-        <a:ln>
-          <a:noFill/>
-        </a:ln>
-        <a:effectLst/>
-      </c:spPr>
-      <c:txPr>
-        <a:bodyPr rot="0" spcFirstLastPara="1" vertOverflow="ellipsis" vert="horz" wrap="square" anchor="ctr" anchorCtr="1"/>
-        <a:lstStyle/>
-        <a:p>
-          <a:pPr>
-            <a:defRPr sz="1400" b="0" i="0" u="none" strike="noStrike" kern="1200" spc="0" baseline="0">
-              <a:solidFill>
-                <a:schemeClr val="tx1">
-                  <a:lumMod val="65000"/>
-                  <a:lumOff val="35000"/>
-                </a:schemeClr>
-              </a:solidFill>
-              <a:latin typeface="+mn-lt"/>
-              <a:ea typeface="+mn-ea"/>
-              <a:cs typeface="+mn-cs"/>
-            </a:defRPr>
-          </a:pPr>
-          <a:endParaRPr lang="en-US"/>
-        </a:p>
-      </c:txPr>
-    </c:title>
-    <c:autoTitleDeleted val="0"/>
-    <c:plotArea>
-      <c:layout/>
-      <c:barChart>
-        <c:barDir val="bar"/>
-        <c:grouping val="stacked"/>
-        <c:varyColors val="0"/>
-        <c:ser>
-          <c:idx val="0"/>
-          <c:order val="0"/>
-          <c:tx>
-            <c:strRef>
-              <c:f>Sheet1!$B$1</c:f>
-              <c:strCache>
-                <c:ptCount val="1"/>
-                <c:pt idx="0">
-                  <c:v>Series 1</c:v>
-                </c:pt>
-              </c:strCache>
-            </c:strRef>
-          </c:tx>
-          <c:spPr>
-            <a:solidFill>
-              <a:schemeClr val="accent1"/>
-            </a:solidFill>
-            <a:ln>
-              <a:noFill/>
-            </a:ln>
-            <a:effectLst/>
-          </c:spPr>
-          <c:invertIfNegative val="0"/>
-          <c:cat>
-            <c:strRef>
-              <c:f>Sheet1!$A$2:$A$7</c:f>
-              <c:strCache>
-                <c:ptCount val="6"/>
-                <c:pt idx="0">
-                  <c:v>Planificación</c:v>
-                </c:pt>
-                <c:pt idx="1">
-                  <c:v>Investigación</c:v>
-                </c:pt>
-                <c:pt idx="2">
-                  <c:v>Diseño</c:v>
-                </c:pt>
-                <c:pt idx="3">
-                  <c:v>Backend</c:v>
-                </c:pt>
-                <c:pt idx="4">
-                  <c:v>Frontend</c:v>
-                </c:pt>
-                <c:pt idx="5">
-                  <c:v>Comprobación</c:v>
-                </c:pt>
-              </c:strCache>
-            </c:strRef>
-          </c:cat>
-          <c:val>
-            <c:numRef>
-              <c:f>Sheet1!$B$2:$B$7</c:f>
-              <c:numCache>
-                <c:formatCode>General</c:formatCode>
-                <c:ptCount val="6"/>
-                <c:pt idx="1">
-                  <c:v>2.5</c:v>
-                </c:pt>
-                <c:pt idx="2">
-                  <c:v>3.5</c:v>
-                </c:pt>
-                <c:pt idx="3">
-                  <c:v>4.5</c:v>
-                </c:pt>
-              </c:numCache>
-            </c:numRef>
-          </c:val>
-          <c:extLst>
-            <c:ext xmlns:c16="http://schemas.microsoft.com/office/drawing/2014/chart" uri="{C3380CC4-5D6E-409C-BE32-E72D297353CC}">
-              <c16:uniqueId val="{00000000-DA7F-412E-84D0-AA91B702F3C4}"/>
-            </c:ext>
-          </c:extLst>
-        </c:ser>
-        <c:ser>
-          <c:idx val="1"/>
-          <c:order val="1"/>
-          <c:tx>
-            <c:strRef>
-              <c:f>Sheet1!$C$1</c:f>
-              <c:strCache>
-                <c:ptCount val="1"/>
-                <c:pt idx="0">
-                  <c:v>Series 2</c:v>
-                </c:pt>
-              </c:strCache>
-            </c:strRef>
-          </c:tx>
-          <c:spPr>
-            <a:solidFill>
-              <a:schemeClr val="accent2"/>
-            </a:solidFill>
-            <a:ln>
-              <a:noFill/>
-            </a:ln>
-            <a:effectLst/>
-          </c:spPr>
-          <c:invertIfNegative val="0"/>
-          <c:cat>
-            <c:strRef>
-              <c:f>Sheet1!$A$2:$A$7</c:f>
-              <c:strCache>
-                <c:ptCount val="6"/>
-                <c:pt idx="0">
-                  <c:v>Planificación</c:v>
-                </c:pt>
-                <c:pt idx="1">
-                  <c:v>Investigación</c:v>
-                </c:pt>
-                <c:pt idx="2">
-                  <c:v>Diseño</c:v>
-                </c:pt>
-                <c:pt idx="3">
-                  <c:v>Backend</c:v>
-                </c:pt>
-                <c:pt idx="4">
-                  <c:v>Frontend</c:v>
-                </c:pt>
-                <c:pt idx="5">
-                  <c:v>Comprobación</c:v>
-                </c:pt>
-              </c:strCache>
-            </c:strRef>
-          </c:cat>
-          <c:val>
-            <c:numRef>
-              <c:f>Sheet1!$C$2:$C$7</c:f>
-              <c:numCache>
-                <c:formatCode>General</c:formatCode>
-                <c:ptCount val="6"/>
-                <c:pt idx="0">
-                  <c:v>2.4</c:v>
-                </c:pt>
-                <c:pt idx="1">
-                  <c:v>4.4000000000000004</c:v>
-                </c:pt>
-                <c:pt idx="2">
-                  <c:v>1.8</c:v>
-                </c:pt>
-                <c:pt idx="3">
-                  <c:v>2.8</c:v>
-                </c:pt>
-              </c:numCache>
-            </c:numRef>
-          </c:val>
-          <c:extLst>
-            <c:ext xmlns:c16="http://schemas.microsoft.com/office/drawing/2014/chart" uri="{C3380CC4-5D6E-409C-BE32-E72D297353CC}">
-              <c16:uniqueId val="{00000001-DA7F-412E-84D0-AA91B702F3C4}"/>
-            </c:ext>
-          </c:extLst>
-        </c:ser>
-        <c:ser>
-          <c:idx val="2"/>
-          <c:order val="2"/>
-          <c:tx>
-            <c:strRef>
-              <c:f>Sheet1!$D$1</c:f>
-              <c:strCache>
-                <c:ptCount val="1"/>
-                <c:pt idx="0">
-                  <c:v>Series 3</c:v>
-                </c:pt>
-              </c:strCache>
-            </c:strRef>
-          </c:tx>
-          <c:spPr>
-            <a:solidFill>
-              <a:schemeClr val="accent3"/>
-            </a:solidFill>
-            <a:ln>
-              <a:noFill/>
-            </a:ln>
-            <a:effectLst/>
-          </c:spPr>
-          <c:invertIfNegative val="0"/>
-          <c:cat>
-            <c:strRef>
-              <c:f>Sheet1!$A$2:$A$7</c:f>
-              <c:strCache>
-                <c:ptCount val="6"/>
-                <c:pt idx="0">
-                  <c:v>Planificación</c:v>
-                </c:pt>
-                <c:pt idx="1">
-                  <c:v>Investigación</c:v>
-                </c:pt>
-                <c:pt idx="2">
-                  <c:v>Diseño</c:v>
-                </c:pt>
-                <c:pt idx="3">
-                  <c:v>Backend</c:v>
-                </c:pt>
-                <c:pt idx="4">
-                  <c:v>Frontend</c:v>
-                </c:pt>
-                <c:pt idx="5">
-                  <c:v>Comprobación</c:v>
-                </c:pt>
-              </c:strCache>
-            </c:strRef>
-          </c:cat>
-          <c:val>
-            <c:numRef>
-              <c:f>Sheet1!$D$2:$D$7</c:f>
-              <c:numCache>
-                <c:formatCode>General</c:formatCode>
-                <c:ptCount val="6"/>
-                <c:pt idx="0">
-                  <c:v>2</c:v>
-                </c:pt>
-                <c:pt idx="1">
-                  <c:v>2</c:v>
-                </c:pt>
-                <c:pt idx="2">
-                  <c:v>3</c:v>
-                </c:pt>
-                <c:pt idx="3">
-                  <c:v>5</c:v>
-                </c:pt>
-              </c:numCache>
-            </c:numRef>
-          </c:val>
-          <c:extLst>
-            <c:ext xmlns:c16="http://schemas.microsoft.com/office/drawing/2014/chart" uri="{C3380CC4-5D6E-409C-BE32-E72D297353CC}">
-              <c16:uniqueId val="{00000002-DA7F-412E-84D0-AA91B702F3C4}"/>
-            </c:ext>
-          </c:extLst>
-        </c:ser>
-        <c:dLbls>
-          <c:showLegendKey val="0"/>
-          <c:showVal val="0"/>
-          <c:showCatName val="0"/>
-          <c:showSerName val="0"/>
-          <c:showPercent val="0"/>
-          <c:showBubbleSize val="0"/>
-        </c:dLbls>
-        <c:gapWidth val="150"/>
-        <c:overlap val="100"/>
-        <c:axId val="1436014704"/>
-        <c:axId val="1436014224"/>
-      </c:barChart>
-      <c:catAx>
-        <c:axId val="1436014704"/>
-        <c:scaling>
-          <c:orientation val="minMax"/>
-        </c:scaling>
-        <c:delete val="0"/>
-        <c:axPos val="l"/>
-        <c:numFmt formatCode="General" sourceLinked="1"/>
-        <c:majorTickMark val="none"/>
-        <c:minorTickMark val="none"/>
-        <c:tickLblPos val="nextTo"/>
-        <c:spPr>
-          <a:noFill/>
-          <a:ln w="9525" cap="flat" cmpd="sng" algn="ctr">
-            <a:solidFill>
-              <a:schemeClr val="tx1">
-                <a:lumMod val="15000"/>
-                <a:lumOff val="85000"/>
-              </a:schemeClr>
-            </a:solidFill>
-            <a:round/>
-          </a:ln>
-          <a:effectLst/>
-        </c:spPr>
-        <c:txPr>
-          <a:bodyPr rot="-60000000" spcFirstLastPara="1" vertOverflow="ellipsis" vert="horz" wrap="square" anchor="ctr" anchorCtr="1"/>
-          <a:lstStyle/>
-          <a:p>
-            <a:pPr>
-              <a:defRPr sz="900" b="0" i="0" u="none" strike="noStrike" kern="1200" baseline="0">
-                <a:solidFill>
-                  <a:schemeClr val="tx1">
-                    <a:lumMod val="65000"/>
-                    <a:lumOff val="35000"/>
-                  </a:schemeClr>
-                </a:solidFill>
-                <a:latin typeface="+mn-lt"/>
-                <a:ea typeface="+mn-ea"/>
-                <a:cs typeface="+mn-cs"/>
-              </a:defRPr>
-            </a:pPr>
-            <a:endParaRPr lang="en-US"/>
-          </a:p>
-        </c:txPr>
-        <c:crossAx val="1436014224"/>
-        <c:crosses val="autoZero"/>
-        <c:auto val="1"/>
-        <c:lblAlgn val="ctr"/>
-        <c:lblOffset val="100"/>
-        <c:noMultiLvlLbl val="0"/>
-      </c:catAx>
-      <c:valAx>
-        <c:axId val="1436014224"/>
-        <c:scaling>
-          <c:orientation val="minMax"/>
-        </c:scaling>
-        <c:delete val="0"/>
-        <c:axPos val="b"/>
-        <c:majorGridlines>
-          <c:spPr>
-            <a:ln w="9525" cap="flat" cmpd="sng" algn="ctr">
-              <a:solidFill>
-                <a:schemeClr val="tx1">
-                  <a:lumMod val="15000"/>
-                  <a:lumOff val="85000"/>
-                </a:schemeClr>
-              </a:solidFill>
-              <a:round/>
-            </a:ln>
-            <a:effectLst/>
-          </c:spPr>
-        </c:majorGridlines>
-        <c:numFmt formatCode="General" sourceLinked="1"/>
-        <c:majorTickMark val="none"/>
-        <c:minorTickMark val="none"/>
-        <c:tickLblPos val="nextTo"/>
-        <c:spPr>
-          <a:noFill/>
-          <a:ln>
-            <a:noFill/>
-          </a:ln>
-          <a:effectLst/>
-        </c:spPr>
-        <c:txPr>
-          <a:bodyPr rot="-60000000" spcFirstLastPara="1" vertOverflow="ellipsis" vert="horz" wrap="square" anchor="ctr" anchorCtr="1"/>
-          <a:lstStyle/>
-          <a:p>
-            <a:pPr>
-              <a:defRPr sz="900" b="0" i="0" u="none" strike="noStrike" kern="1200" baseline="0">
-                <a:solidFill>
-                  <a:schemeClr val="tx1">
-                    <a:lumMod val="65000"/>
-                    <a:lumOff val="35000"/>
-                  </a:schemeClr>
-                </a:solidFill>
-                <a:latin typeface="+mn-lt"/>
-                <a:ea typeface="+mn-ea"/>
-                <a:cs typeface="+mn-cs"/>
-              </a:defRPr>
-            </a:pPr>
-            <a:endParaRPr lang="en-US"/>
-          </a:p>
-        </c:txPr>
-        <c:crossAx val="1436014704"/>
-        <c:crosses val="autoZero"/>
-        <c:crossBetween val="between"/>
-      </c:valAx>
-      <c:spPr>
-        <a:noFill/>
-        <a:ln>
-          <a:noFill/>
-        </a:ln>
-        <a:effectLst/>
-      </c:spPr>
-    </c:plotArea>
-    <c:legend>
-      <c:legendPos val="b"/>
-      <c:overlay val="0"/>
-      <c:spPr>
-        <a:noFill/>
-        <a:ln>
-          <a:noFill/>
-        </a:ln>
-        <a:effectLst/>
-      </c:spPr>
-      <c:txPr>
-        <a:bodyPr rot="0" spcFirstLastPara="1" vertOverflow="ellipsis" vert="horz" wrap="square" anchor="ctr" anchorCtr="1"/>
-        <a:lstStyle/>
-        <a:p>
-          <a:pPr>
-            <a:defRPr sz="900" b="0" i="0" u="none" strike="noStrike" kern="1200" baseline="0">
-              <a:solidFill>
-                <a:schemeClr val="tx1">
-                  <a:lumMod val="65000"/>
-                  <a:lumOff val="35000"/>
-                </a:schemeClr>
-              </a:solidFill>
-              <a:latin typeface="+mn-lt"/>
-              <a:ea typeface="+mn-ea"/>
-              <a:cs typeface="+mn-cs"/>
-            </a:defRPr>
-          </a:pPr>
-          <a:endParaRPr lang="en-US"/>
-        </a:p>
-      </c:txPr>
-    </c:legend>
-    <c:plotVisOnly val="1"/>
-    <c:dispBlanksAs val="gap"/>
-    <c:showDLblsOverMax val="0"/>
-    <c:extLst>
-      <c:ext xmlns:c16r3="http://schemas.microsoft.com/office/drawing/2017/03/chart" uri="{56B9EC1D-385E-4148-901F-78D8002777C0}">
-        <c16r3:dataDisplayOptions16>
-          <c16r3:dispNaAsBlank val="1"/>
-        </c16r3:dataDisplayOptions16>
-      </c:ext>
-    </c:extLst>
-  </c:chart>
-  <c:spPr>
-    <a:solidFill>
-      <a:schemeClr val="bg1"/>
-    </a:solidFill>
-    <a:ln w="9525" cap="flat" cmpd="sng" algn="ctr">
-      <a:solidFill>
-        <a:schemeClr val="tx1">
-          <a:lumMod val="15000"/>
-          <a:lumOff val="85000"/>
-        </a:schemeClr>
-      </a:solidFill>
-      <a:round/>
-    </a:ln>
-    <a:effectLst/>
-  </c:spPr>
-  <c:txPr>
-    <a:bodyPr/>
-    <a:lstStyle/>
-    <a:p>
-      <a:pPr>
-        <a:defRPr/>
-      </a:pPr>
-      <a:endParaRPr lang="en-US"/>
-    </a:p>
-  </c:txPr>
-  <c:externalData r:id="rId3">
-    <c:autoUpdate val="0"/>
-  </c:externalData>
-</c:chartSpace>
-</file>
-
-<file path=word/charts/chart2.xml><?xml version="1.0" encoding="utf-8"?>
 <c:chartSpace xmlns:c="http://schemas.openxmlformats.org/drawingml/2006/chart" xmlns:a="http://schemas.openxmlformats.org/drawingml/2006/main" xmlns:r="http://schemas.openxmlformats.org/officeDocument/2006/relationships" xmlns:c16r2="http://schemas.microsoft.com/office/drawing/2015/06/chart">
   <c:date1904 val="0"/>
   <c:lang val="en-US"/>
@@ -7642,552 +10967,7 @@
 </cs:colorStyle>
 </file>
 
-<file path=word/charts/colors2.xml><?xml version="1.0" encoding="utf-8"?>
-<cs:colorStyle xmlns:cs="http://schemas.microsoft.com/office/drawing/2012/chartStyle" xmlns:a="http://schemas.openxmlformats.org/drawingml/2006/main" meth="cycle" id="10">
-  <a:schemeClr val="accent1"/>
-  <a:schemeClr val="accent2"/>
-  <a:schemeClr val="accent3"/>
-  <a:schemeClr val="accent4"/>
-  <a:schemeClr val="accent5"/>
-  <a:schemeClr val="accent6"/>
-  <cs:variation/>
-  <cs:variation>
-    <a:lumMod val="60000"/>
-  </cs:variation>
-  <cs:variation>
-    <a:lumMod val="80000"/>
-    <a:lumOff val="20000"/>
-  </cs:variation>
-  <cs:variation>
-    <a:lumMod val="80000"/>
-  </cs:variation>
-  <cs:variation>
-    <a:lumMod val="60000"/>
-    <a:lumOff val="40000"/>
-  </cs:variation>
-  <cs:variation>
-    <a:lumMod val="50000"/>
-  </cs:variation>
-  <cs:variation>
-    <a:lumMod val="70000"/>
-    <a:lumOff val="30000"/>
-  </cs:variation>
-  <cs:variation>
-    <a:lumMod val="70000"/>
-  </cs:variation>
-  <cs:variation>
-    <a:lumMod val="50000"/>
-    <a:lumOff val="50000"/>
-  </cs:variation>
-</cs:colorStyle>
-</file>
-
 <file path=word/charts/style1.xml><?xml version="1.0" encoding="utf-8"?>
-<cs:chartStyle xmlns:cs="http://schemas.microsoft.com/office/drawing/2012/chartStyle" xmlns:a="http://schemas.openxmlformats.org/drawingml/2006/main" id="297">
-  <cs:axisTitle>
-    <cs:lnRef idx="0"/>
-    <cs:fillRef idx="0"/>
-    <cs:effectRef idx="0"/>
-    <cs:fontRef idx="minor">
-      <a:schemeClr val="tx1">
-        <a:lumMod val="65000"/>
-        <a:lumOff val="35000"/>
-      </a:schemeClr>
-    </cs:fontRef>
-    <cs:defRPr sz="1000" kern="1200"/>
-  </cs:axisTitle>
-  <cs:categoryAxis>
-    <cs:lnRef idx="0"/>
-    <cs:fillRef idx="0"/>
-    <cs:effectRef idx="0"/>
-    <cs:fontRef idx="minor">
-      <a:schemeClr val="tx1">
-        <a:lumMod val="65000"/>
-        <a:lumOff val="35000"/>
-      </a:schemeClr>
-    </cs:fontRef>
-    <cs:spPr>
-      <a:ln w="9525" cap="flat" cmpd="sng" algn="ctr">
-        <a:solidFill>
-          <a:schemeClr val="tx1">
-            <a:lumMod val="15000"/>
-            <a:lumOff val="85000"/>
-          </a:schemeClr>
-        </a:solidFill>
-        <a:round/>
-      </a:ln>
-    </cs:spPr>
-    <cs:defRPr sz="900" kern="1200"/>
-  </cs:categoryAxis>
-  <cs:chartArea mods="allowNoFillOverride allowNoLineOverride">
-    <cs:lnRef idx="0"/>
-    <cs:fillRef idx="0"/>
-    <cs:effectRef idx="0"/>
-    <cs:fontRef idx="minor">
-      <a:schemeClr val="tx1"/>
-    </cs:fontRef>
-    <cs:spPr>
-      <a:solidFill>
-        <a:schemeClr val="bg1"/>
-      </a:solidFill>
-      <a:ln w="9525" cap="flat" cmpd="sng" algn="ctr">
-        <a:solidFill>
-          <a:schemeClr val="tx1">
-            <a:lumMod val="15000"/>
-            <a:lumOff val="85000"/>
-          </a:schemeClr>
-        </a:solidFill>
-        <a:round/>
-      </a:ln>
-    </cs:spPr>
-    <cs:defRPr sz="1000" kern="1200"/>
-  </cs:chartArea>
-  <cs:dataLabel>
-    <cs:lnRef idx="0"/>
-    <cs:fillRef idx="0"/>
-    <cs:effectRef idx="0"/>
-    <cs:fontRef idx="minor">
-      <a:schemeClr val="tx1">
-        <a:lumMod val="75000"/>
-        <a:lumOff val="25000"/>
-      </a:schemeClr>
-    </cs:fontRef>
-    <cs:defRPr sz="900" kern="1200"/>
-  </cs:dataLabel>
-  <cs:dataLabelCallout>
-    <cs:lnRef idx="0"/>
-    <cs:fillRef idx="0"/>
-    <cs:effectRef idx="0"/>
-    <cs:fontRef idx="minor">
-      <a:schemeClr val="dk1">
-        <a:lumMod val="65000"/>
-        <a:lumOff val="35000"/>
-      </a:schemeClr>
-    </cs:fontRef>
-    <cs:spPr>
-      <a:solidFill>
-        <a:schemeClr val="lt1"/>
-      </a:solidFill>
-      <a:ln>
-        <a:solidFill>
-          <a:schemeClr val="dk1">
-            <a:lumMod val="25000"/>
-            <a:lumOff val="75000"/>
-          </a:schemeClr>
-        </a:solidFill>
-      </a:ln>
-    </cs:spPr>
-    <cs:defRPr sz="900" kern="1200"/>
-    <cs:bodyPr rot="0" spcFirstLastPara="1" vertOverflow="clip" horzOverflow="clip" vert="horz" wrap="square" lIns="36576" tIns="18288" rIns="36576" bIns="18288" anchor="ctr" anchorCtr="1">
-      <a:spAutoFit/>
-    </cs:bodyPr>
-  </cs:dataLabelCallout>
-  <cs:dataPoint>
-    <cs:lnRef idx="0"/>
-    <cs:fillRef idx="1">
-      <cs:styleClr val="auto"/>
-    </cs:fillRef>
-    <cs:effectRef idx="0"/>
-    <cs:fontRef idx="minor">
-      <a:schemeClr val="tx1"/>
-    </cs:fontRef>
-  </cs:dataPoint>
-  <cs:dataPoint3D>
-    <cs:lnRef idx="0"/>
-    <cs:fillRef idx="1">
-      <cs:styleClr val="auto"/>
-    </cs:fillRef>
-    <cs:effectRef idx="0"/>
-    <cs:fontRef idx="minor">
-      <a:schemeClr val="tx1"/>
-    </cs:fontRef>
-  </cs:dataPoint3D>
-  <cs:dataPointLine>
-    <cs:lnRef idx="0">
-      <cs:styleClr val="auto"/>
-    </cs:lnRef>
-    <cs:fillRef idx="1"/>
-    <cs:effectRef idx="0"/>
-    <cs:fontRef idx="minor">
-      <a:schemeClr val="tx1"/>
-    </cs:fontRef>
-    <cs:spPr>
-      <a:ln w="28575" cap="rnd">
-        <a:solidFill>
-          <a:schemeClr val="phClr"/>
-        </a:solidFill>
-        <a:round/>
-      </a:ln>
-    </cs:spPr>
-  </cs:dataPointLine>
-  <cs:dataPointMarker>
-    <cs:lnRef idx="0">
-      <cs:styleClr val="auto"/>
-    </cs:lnRef>
-    <cs:fillRef idx="1">
-      <cs:styleClr val="auto"/>
-    </cs:fillRef>
-    <cs:effectRef idx="0"/>
-    <cs:fontRef idx="minor">
-      <a:schemeClr val="tx1"/>
-    </cs:fontRef>
-    <cs:spPr>
-      <a:ln w="9525">
-        <a:solidFill>
-          <a:schemeClr val="phClr"/>
-        </a:solidFill>
-      </a:ln>
-    </cs:spPr>
-  </cs:dataPointMarker>
-  <cs:dataPointMarkerLayout symbol="circle" size="5"/>
-  <cs:dataPointWireframe>
-    <cs:lnRef idx="0">
-      <cs:styleClr val="auto"/>
-    </cs:lnRef>
-    <cs:fillRef idx="1"/>
-    <cs:effectRef idx="0"/>
-    <cs:fontRef idx="minor">
-      <a:schemeClr val="tx1"/>
-    </cs:fontRef>
-    <cs:spPr>
-      <a:ln w="9525" cap="rnd">
-        <a:solidFill>
-          <a:schemeClr val="phClr"/>
-        </a:solidFill>
-        <a:round/>
-      </a:ln>
-    </cs:spPr>
-  </cs:dataPointWireframe>
-  <cs:dataTable>
-    <cs:lnRef idx="0"/>
-    <cs:fillRef idx="0"/>
-    <cs:effectRef idx="0"/>
-    <cs:fontRef idx="minor">
-      <a:schemeClr val="tx1">
-        <a:lumMod val="65000"/>
-        <a:lumOff val="35000"/>
-      </a:schemeClr>
-    </cs:fontRef>
-    <cs:spPr>
-      <a:noFill/>
-      <a:ln w="9525" cap="flat" cmpd="sng" algn="ctr">
-        <a:solidFill>
-          <a:schemeClr val="tx1">
-            <a:lumMod val="15000"/>
-            <a:lumOff val="85000"/>
-          </a:schemeClr>
-        </a:solidFill>
-        <a:round/>
-      </a:ln>
-    </cs:spPr>
-    <cs:defRPr sz="900" kern="1200"/>
-  </cs:dataTable>
-  <cs:downBar>
-    <cs:lnRef idx="0"/>
-    <cs:fillRef idx="0"/>
-    <cs:effectRef idx="0"/>
-    <cs:fontRef idx="minor">
-      <a:schemeClr val="tx1"/>
-    </cs:fontRef>
-    <cs:spPr>
-      <a:solidFill>
-        <a:schemeClr val="dk1">
-          <a:lumMod val="75000"/>
-          <a:lumOff val="25000"/>
-        </a:schemeClr>
-      </a:solidFill>
-      <a:ln w="9525" cap="flat" cmpd="sng" algn="ctr">
-        <a:solidFill>
-          <a:schemeClr val="tx1">
-            <a:lumMod val="65000"/>
-            <a:lumOff val="35000"/>
-          </a:schemeClr>
-        </a:solidFill>
-        <a:round/>
-      </a:ln>
-    </cs:spPr>
-  </cs:downBar>
-  <cs:dropLine>
-    <cs:lnRef idx="0"/>
-    <cs:fillRef idx="0"/>
-    <cs:effectRef idx="0"/>
-    <cs:fontRef idx="minor">
-      <a:schemeClr val="tx1"/>
-    </cs:fontRef>
-    <cs:spPr>
-      <a:ln w="9525" cap="flat" cmpd="sng" algn="ctr">
-        <a:solidFill>
-          <a:schemeClr val="tx1">
-            <a:lumMod val="35000"/>
-            <a:lumOff val="65000"/>
-          </a:schemeClr>
-        </a:solidFill>
-        <a:round/>
-      </a:ln>
-    </cs:spPr>
-  </cs:dropLine>
-  <cs:errorBar>
-    <cs:lnRef idx="0"/>
-    <cs:fillRef idx="0"/>
-    <cs:effectRef idx="0"/>
-    <cs:fontRef idx="minor">
-      <a:schemeClr val="tx1"/>
-    </cs:fontRef>
-    <cs:spPr>
-      <a:ln w="9525" cap="flat" cmpd="sng" algn="ctr">
-        <a:solidFill>
-          <a:schemeClr val="tx1">
-            <a:lumMod val="65000"/>
-            <a:lumOff val="35000"/>
-          </a:schemeClr>
-        </a:solidFill>
-        <a:round/>
-      </a:ln>
-    </cs:spPr>
-  </cs:errorBar>
-  <cs:floor>
-    <cs:lnRef idx="0"/>
-    <cs:fillRef idx="0"/>
-    <cs:effectRef idx="0"/>
-    <cs:fontRef idx="minor">
-      <a:schemeClr val="tx1"/>
-    </cs:fontRef>
-    <cs:spPr>
-      <a:noFill/>
-      <a:ln>
-        <a:noFill/>
-      </a:ln>
-    </cs:spPr>
-  </cs:floor>
-  <cs:gridlineMajor>
-    <cs:lnRef idx="0"/>
-    <cs:fillRef idx="0"/>
-    <cs:effectRef idx="0"/>
-    <cs:fontRef idx="minor">
-      <a:schemeClr val="tx1"/>
-    </cs:fontRef>
-    <cs:spPr>
-      <a:ln w="9525" cap="flat" cmpd="sng" algn="ctr">
-        <a:solidFill>
-          <a:schemeClr val="tx1">
-            <a:lumMod val="15000"/>
-            <a:lumOff val="85000"/>
-          </a:schemeClr>
-        </a:solidFill>
-        <a:round/>
-      </a:ln>
-    </cs:spPr>
-  </cs:gridlineMajor>
-  <cs:gridlineMinor>
-    <cs:lnRef idx="0"/>
-    <cs:fillRef idx="0"/>
-    <cs:effectRef idx="0"/>
-    <cs:fontRef idx="minor">
-      <a:schemeClr val="tx1"/>
-    </cs:fontRef>
-    <cs:spPr>
-      <a:ln w="9525" cap="flat" cmpd="sng" algn="ctr">
-        <a:solidFill>
-          <a:schemeClr val="tx1">
-            <a:lumMod val="5000"/>
-            <a:lumOff val="95000"/>
-          </a:schemeClr>
-        </a:solidFill>
-        <a:round/>
-      </a:ln>
-    </cs:spPr>
-  </cs:gridlineMinor>
-  <cs:hiLoLine>
-    <cs:lnRef idx="0"/>
-    <cs:fillRef idx="0"/>
-    <cs:effectRef idx="0"/>
-    <cs:fontRef idx="minor">
-      <a:schemeClr val="tx1"/>
-    </cs:fontRef>
-    <cs:spPr>
-      <a:ln w="9525" cap="flat" cmpd="sng" algn="ctr">
-        <a:solidFill>
-          <a:schemeClr val="tx1">
-            <a:lumMod val="50000"/>
-            <a:lumOff val="50000"/>
-          </a:schemeClr>
-        </a:solidFill>
-        <a:round/>
-      </a:ln>
-    </cs:spPr>
-  </cs:hiLoLine>
-  <cs:leaderLine>
-    <cs:lnRef idx="0"/>
-    <cs:fillRef idx="0"/>
-    <cs:effectRef idx="0"/>
-    <cs:fontRef idx="minor">
-      <a:schemeClr val="tx1"/>
-    </cs:fontRef>
-    <cs:spPr>
-      <a:ln w="9525" cap="flat" cmpd="sng" algn="ctr">
-        <a:solidFill>
-          <a:schemeClr val="tx1">
-            <a:lumMod val="35000"/>
-            <a:lumOff val="65000"/>
-          </a:schemeClr>
-        </a:solidFill>
-        <a:round/>
-      </a:ln>
-    </cs:spPr>
-  </cs:leaderLine>
-  <cs:legend>
-    <cs:lnRef idx="0"/>
-    <cs:fillRef idx="0"/>
-    <cs:effectRef idx="0"/>
-    <cs:fontRef idx="minor">
-      <a:schemeClr val="tx1">
-        <a:lumMod val="65000"/>
-        <a:lumOff val="35000"/>
-      </a:schemeClr>
-    </cs:fontRef>
-    <cs:defRPr sz="900" kern="1200"/>
-  </cs:legend>
-  <cs:plotArea mods="allowNoFillOverride allowNoLineOverride">
-    <cs:lnRef idx="0"/>
-    <cs:fillRef idx="0"/>
-    <cs:effectRef idx="0"/>
-    <cs:fontRef idx="minor">
-      <a:schemeClr val="tx1"/>
-    </cs:fontRef>
-  </cs:plotArea>
-  <cs:plotArea3D mods="allowNoFillOverride allowNoLineOverride">
-    <cs:lnRef idx="0"/>
-    <cs:fillRef idx="0"/>
-    <cs:effectRef idx="0"/>
-    <cs:fontRef idx="minor">
-      <a:schemeClr val="tx1"/>
-    </cs:fontRef>
-  </cs:plotArea3D>
-  <cs:seriesAxis>
-    <cs:lnRef idx="0"/>
-    <cs:fillRef idx="0"/>
-    <cs:effectRef idx="0"/>
-    <cs:fontRef idx="minor">
-      <a:schemeClr val="tx1">
-        <a:lumMod val="65000"/>
-        <a:lumOff val="35000"/>
-      </a:schemeClr>
-    </cs:fontRef>
-    <cs:defRPr sz="900" kern="1200"/>
-  </cs:seriesAxis>
-  <cs:seriesLine>
-    <cs:lnRef idx="0"/>
-    <cs:fillRef idx="0"/>
-    <cs:effectRef idx="0"/>
-    <cs:fontRef idx="minor">
-      <a:schemeClr val="tx1"/>
-    </cs:fontRef>
-    <cs:spPr>
-      <a:ln w="9525" cap="flat" cmpd="sng" algn="ctr">
-        <a:solidFill>
-          <a:schemeClr val="tx1">
-            <a:lumMod val="35000"/>
-            <a:lumOff val="65000"/>
-          </a:schemeClr>
-        </a:solidFill>
-        <a:round/>
-      </a:ln>
-    </cs:spPr>
-  </cs:seriesLine>
-  <cs:title>
-    <cs:lnRef idx="0"/>
-    <cs:fillRef idx="0"/>
-    <cs:effectRef idx="0"/>
-    <cs:fontRef idx="minor">
-      <a:schemeClr val="tx1">
-        <a:lumMod val="65000"/>
-        <a:lumOff val="35000"/>
-      </a:schemeClr>
-    </cs:fontRef>
-    <cs:defRPr sz="1400" b="0" kern="1200" spc="0" baseline="0"/>
-  </cs:title>
-  <cs:trendline>
-    <cs:lnRef idx="0">
-      <cs:styleClr val="auto"/>
-    </cs:lnRef>
-    <cs:fillRef idx="0"/>
-    <cs:effectRef idx="0"/>
-    <cs:fontRef idx="minor">
-      <a:schemeClr val="tx1"/>
-    </cs:fontRef>
-    <cs:spPr>
-      <a:ln w="19050" cap="rnd">
-        <a:solidFill>
-          <a:schemeClr val="phClr"/>
-        </a:solidFill>
-        <a:prstDash val="sysDot"/>
-      </a:ln>
-    </cs:spPr>
-  </cs:trendline>
-  <cs:trendlineLabel>
-    <cs:lnRef idx="0"/>
-    <cs:fillRef idx="0"/>
-    <cs:effectRef idx="0"/>
-    <cs:fontRef idx="minor">
-      <a:schemeClr val="tx1">
-        <a:lumMod val="65000"/>
-        <a:lumOff val="35000"/>
-      </a:schemeClr>
-    </cs:fontRef>
-    <cs:defRPr sz="900" kern="1200"/>
-  </cs:trendlineLabel>
-  <cs:upBar>
-    <cs:lnRef idx="0"/>
-    <cs:fillRef idx="0"/>
-    <cs:effectRef idx="0"/>
-    <cs:fontRef idx="minor">
-      <a:schemeClr val="tx1"/>
-    </cs:fontRef>
-    <cs:spPr>
-      <a:solidFill>
-        <a:schemeClr val="lt1"/>
-      </a:solidFill>
-      <a:ln w="9525" cap="flat" cmpd="sng" algn="ctr">
-        <a:solidFill>
-          <a:schemeClr val="tx1">
-            <a:lumMod val="65000"/>
-            <a:lumOff val="35000"/>
-          </a:schemeClr>
-        </a:solidFill>
-        <a:round/>
-      </a:ln>
-    </cs:spPr>
-  </cs:upBar>
-  <cs:valueAxis>
-    <cs:lnRef idx="0"/>
-    <cs:fillRef idx="0"/>
-    <cs:effectRef idx="0"/>
-    <cs:fontRef idx="minor">
-      <a:schemeClr val="tx1">
-        <a:lumMod val="65000"/>
-        <a:lumOff val="35000"/>
-      </a:schemeClr>
-    </cs:fontRef>
-    <cs:defRPr sz="900" kern="1200"/>
-  </cs:valueAxis>
-  <cs:wall>
-    <cs:lnRef idx="0"/>
-    <cs:fillRef idx="0"/>
-    <cs:effectRef idx="0"/>
-    <cs:fontRef idx="minor">
-      <a:schemeClr val="tx1"/>
-    </cs:fontRef>
-    <cs:spPr>
-      <a:noFill/>
-      <a:ln>
-        <a:noFill/>
-      </a:ln>
-    </cs:spPr>
-  </cs:wall>
-</cs:chartStyle>
-</file>
-
-<file path=word/charts/style2.xml><?xml version="1.0" encoding="utf-8"?>
 <cs:chartStyle xmlns:cs="http://schemas.microsoft.com/office/drawing/2012/chartStyle" xmlns:a="http://schemas.openxmlformats.org/drawingml/2006/main" id="297">
   <cs:axisTitle>
     <cs:lnRef idx="0"/>
@@ -8956,8 +11736,13 @@
   <w:rsids>
     <w:rsidRoot w:val="0089108B"/>
     <w:rsid w:val="001E50ED"/>
+    <w:rsid w:val="00231956"/>
     <w:rsid w:val="00262CD1"/>
+    <w:rsid w:val="00402FF3"/>
+    <w:rsid w:val="00647E3B"/>
     <w:rsid w:val="0089108B"/>
+    <w:rsid w:val="00EC3EF8"/>
+    <w:rsid w:val="00FD0C17"/>
   </w:rsids>
   <m:mathPr>
     <m:mathFont m:val="Cambria Math"/>
@@ -9749,7 +12534,27 @@
 </file>
 
 <file path=customXml/item2.xml><?xml version="1.0" encoding="utf-8"?>
-<b:Sources xmlns:b="http://schemas.openxmlformats.org/officeDocument/2006/bibliography" xmlns="http://schemas.openxmlformats.org/officeDocument/2006/bibliography" SelectedStyle="\APASixthEditionOfficeOnline.xsl" StyleName="APA" Version="6"/>
+<b:Sources xmlns:b="http://schemas.openxmlformats.org/officeDocument/2006/bibliography" xmlns="http://schemas.openxmlformats.org/officeDocument/2006/bibliography" SelectedStyle="\APASixthEditionOfficeOnline.xsl" StyleName="APA" Version="6">
+  <b:Source>
+    <b:Tag>Mig</b:Tag>
+    <b:SourceType>InternetSite</b:SourceType>
+    <b:Guid>{331F6404-33A5-4220-A4B1-BD644032A494}</b:Guid>
+    <b:Title>Precio/Hora Programador: ¿Cuánto Cobra un Desarrollador de Software?</b:Title>
+    <b:LCID>es-ES</b:LCID>
+    <b:Author>
+      <b:Author>
+        <b:NameList>
+          <b:Person>
+            <b:Last>Miguel</b:Last>
+          </b:Person>
+        </b:NameList>
+      </b:Author>
+    </b:Author>
+    <b:InternetSiteTitle>Vidasoft</b:InternetSiteTitle>
+    <b:URL>https://vidasoft.es/blog/desarrollo-software/precio-hora-programador-cuanto-cobra-un-desarrollador-de-software/</b:URL>
+    <b:RefOrder>1</b:RefOrder>
+  </b:Source>
+</b:Sources>
 </file>
 
 <file path=customXml/itemProps1.xml><?xml version="1.0" encoding="utf-8"?>
@@ -9761,7 +12566,7 @@
 </file>
 
 <file path=customXml/itemProps2.xml><?xml version="1.0" encoding="utf-8"?>
-<ds:datastoreItem xmlns:ds="http://schemas.openxmlformats.org/officeDocument/2006/customXml" ds:itemID="{CAFB680B-1B84-42C2-8EBE-6C54D664EBAC}">
+<ds:datastoreItem xmlns:ds="http://schemas.openxmlformats.org/officeDocument/2006/customXml" ds:itemID="{3DF80749-8FC7-4FD3-9E2C-17886C3D4192}">
   <ds:schemaRefs>
     <ds:schemaRef ds:uri="http://schemas.openxmlformats.org/officeDocument/2006/bibliography"/>
   </ds:schemaRefs>
